--- a/Template Program Kerja Audit.docx
+++ b/Template Program Kerja Audit.docx
@@ -7567,10 +7567,10 @@
         <w:tblLook w:val="04A0" w:firstRow="1" w:lastRow="0" w:firstColumn="1" w:lastColumn="0" w:noHBand="0" w:noVBand="1"/>
       </w:tblPr>
       <w:tblGrid>
-        <w:gridCol w:w="568"/>
-        <w:gridCol w:w="3969"/>
-        <w:gridCol w:w="2268"/>
-        <w:gridCol w:w="2268"/>
+        <w:gridCol w:w="1147"/>
+        <w:gridCol w:w="3248"/>
+        <w:gridCol w:w="2562"/>
+        <w:gridCol w:w="2116"/>
       </w:tblGrid>
       <w:tr>
         <w:trPr>
@@ -7579,7 +7579,7 @@
         </w:trPr>
         <w:tc>
           <w:tcPr>
-            <w:tcW w:w="568" w:type="dxa"/>
+            <w:tcW w:w="1147" w:type="dxa"/>
             <w:tcBorders>
               <w:top w:val="single" w:sz="4" w:space="0" w:color="auto"/>
               <w:left w:val="single" w:sz="4" w:space="0" w:color="auto"/>
@@ -7623,7 +7623,7 @@
         </w:tc>
         <w:tc>
           <w:tcPr>
-            <w:tcW w:w="3969" w:type="dxa"/>
+            <w:tcW w:w="3248" w:type="dxa"/>
             <w:tcBorders>
               <w:top w:val="single" w:sz="4" w:space="0" w:color="auto"/>
               <w:left w:val="nil"/>
@@ -7681,7 +7681,7 @@
         </w:tc>
         <w:tc>
           <w:tcPr>
-            <w:tcW w:w="2268" w:type="dxa"/>
+            <w:tcW w:w="2562" w:type="dxa"/>
             <w:tcBorders>
               <w:top w:val="single" w:sz="4" w:space="0" w:color="auto"/>
               <w:left w:val="nil"/>
@@ -7739,7 +7739,7 @@
         </w:tc>
         <w:tc>
           <w:tcPr>
-            <w:tcW w:w="2268" w:type="dxa"/>
+            <w:tcW w:w="2116" w:type="dxa"/>
             <w:tcBorders>
               <w:top w:val="single" w:sz="4" w:space="0" w:color="auto"/>
               <w:left w:val="nil"/>
@@ -7790,7 +7790,7 @@
         </w:trPr>
         <w:tc>
           <w:tcPr>
-            <w:tcW w:w="568" w:type="dxa"/>
+            <w:tcW w:w="1147" w:type="dxa"/>
             <w:tcBorders>
               <w:top w:val="nil"/>
               <w:left w:val="single" w:sz="4" w:space="0" w:color="auto"/>
@@ -7821,15 +7821,37 @@
                 <w:color w:val="000000"/>
                 <w:sz w:val="22"/>
                 <w:szCs w:val="22"/>
-                <w:lang w:val="en-ID" w:eastAsia="en-ID"/>
-              </w:rPr>
-              <w:t>1</w:t>
+                <w:lang w:eastAsia="en-ID"/>
+              </w:rPr>
+              <w:t>${</w:t>
+            </w:r>
+            <w:proofErr w:type="spellStart"/>
+            <w:r>
+              <w:rPr>
+                <w:rFonts w:ascii="Tahoma" w:hAnsi="Tahoma" w:cs="Tahoma"/>
+                <w:color w:val="000000"/>
+                <w:sz w:val="22"/>
+                <w:szCs w:val="22"/>
+                <w:lang w:eastAsia="en-ID"/>
+              </w:rPr>
+              <w:t>no_da</w:t>
+            </w:r>
+            <w:proofErr w:type="spellEnd"/>
+            <w:r>
+              <w:rPr>
+                <w:rFonts w:ascii="Tahoma" w:hAnsi="Tahoma" w:cs="Tahoma"/>
+                <w:color w:val="000000"/>
+                <w:sz w:val="22"/>
+                <w:szCs w:val="22"/>
+                <w:lang w:eastAsia="en-ID"/>
+              </w:rPr>
+              <w:t>}</w:t>
             </w:r>
           </w:p>
         </w:tc>
         <w:tc>
           <w:tcPr>
-            <w:tcW w:w="3969" w:type="dxa"/>
+            <w:tcW w:w="3248" w:type="dxa"/>
             <w:tcBorders>
               <w:top w:val="nil"/>
               <w:left w:val="nil"/>
@@ -7852,11 +7874,103 @@
                 <w:lang w:val="en-ID" w:eastAsia="en-ID"/>
               </w:rPr>
             </w:pPr>
+            <w:r>
+              <w:rPr>
+                <w:rFonts w:ascii="Tahoma" w:hAnsi="Tahoma" w:cs="Tahoma"/>
+                <w:color w:val="000000"/>
+                <w:sz w:val="22"/>
+                <w:szCs w:val="22"/>
+                <w:lang w:eastAsia="en-ID"/>
+              </w:rPr>
+              <w:t>${</w:t>
+            </w:r>
+            <w:proofErr w:type="spellStart"/>
+            <w:r>
+              <w:rPr>
+                <w:rFonts w:ascii="Tahoma" w:hAnsi="Tahoma" w:cs="Tahoma"/>
+                <w:color w:val="000000"/>
+                <w:sz w:val="22"/>
+                <w:szCs w:val="22"/>
+                <w:lang w:eastAsia="en-ID"/>
+              </w:rPr>
+              <w:t>nama_dokumen</w:t>
+            </w:r>
+            <w:proofErr w:type="spellEnd"/>
+            <w:r>
+              <w:rPr>
+                <w:rFonts w:ascii="Tahoma" w:hAnsi="Tahoma" w:cs="Tahoma"/>
+                <w:color w:val="000000"/>
+                <w:sz w:val="22"/>
+                <w:szCs w:val="22"/>
+                <w:lang w:eastAsia="en-ID"/>
+              </w:rPr>
+              <w:t>}</w:t>
+            </w:r>
           </w:p>
         </w:tc>
         <w:tc>
           <w:tcPr>
-            <w:tcW w:w="2268" w:type="dxa"/>
+            <w:tcW w:w="2562" w:type="dxa"/>
+            <w:tcBorders>
+              <w:top w:val="nil"/>
+              <w:left w:val="nil"/>
+              <w:bottom w:val="single" w:sz="4" w:space="0" w:color="auto"/>
+              <w:right w:val="single" w:sz="4" w:space="0" w:color="auto"/>
+            </w:tcBorders>
+            <w:vAlign w:val="center"/>
+          </w:tcPr>
+          <w:p>
+            <w:pPr>
+              <w:widowControl/>
+              <w:adjustRightInd/>
+              <w:spacing w:line="240" w:lineRule="auto"/>
+              <w:jc w:val="left"/>
+              <w:textAlignment w:val="auto"/>
+              <w:rPr>
+                <w:rFonts w:ascii="Tahoma" w:hAnsi="Tahoma" w:cs="Tahoma"/>
+                <w:color w:val="000000"/>
+                <w:sz w:val="22"/>
+                <w:szCs w:val="22"/>
+                <w:lang w:val="en-ID" w:eastAsia="en-ID"/>
+              </w:rPr>
+            </w:pPr>
+            <w:r>
+              <w:rPr>
+                <w:rFonts w:ascii="Tahoma" w:hAnsi="Tahoma" w:cs="Tahoma"/>
+                <w:color w:val="000000"/>
+                <w:sz w:val="22"/>
+                <w:szCs w:val="22"/>
+                <w:lang w:eastAsia="en-ID"/>
+              </w:rPr>
+              <w:t>${</w:t>
+            </w:r>
+            <w:proofErr w:type="spellStart"/>
+            <w:r>
+              <w:rPr>
+                <w:rFonts w:ascii="Tahoma" w:hAnsi="Tahoma" w:cs="Tahoma"/>
+                <w:color w:val="000000"/>
+                <w:sz w:val="22"/>
+                <w:szCs w:val="22"/>
+                <w:lang w:eastAsia="en-ID"/>
+              </w:rPr>
+              <w:t>ruang_lingkup_da</w:t>
+            </w:r>
+            <w:proofErr w:type="spellEnd"/>
+            <w:r>
+              <w:rPr>
+                <w:rFonts w:ascii="Tahoma" w:hAnsi="Tahoma" w:cs="Tahoma"/>
+                <w:color w:val="000000"/>
+                <w:sz w:val="22"/>
+                <w:szCs w:val="22"/>
+                <w:lang w:eastAsia="en-ID"/>
+              </w:rPr>
+              <w:t>}</w:t>
+            </w:r>
+          </w:p>
+        </w:tc>
+        <w:tc>
+          <w:tcPr>
+            <w:tcW w:w="2116" w:type="dxa"/>
             <w:tcBorders>
               <w:top w:val="nil"/>
               <w:left w:val="nil"/>
@@ -7880,790 +7994,38 @@
                 <w:lang w:val="en-ID" w:eastAsia="en-ID"/>
               </w:rPr>
             </w:pPr>
-          </w:p>
-        </w:tc>
-        <w:tc>
-          <w:tcPr>
-            <w:tcW w:w="2268" w:type="dxa"/>
-            <w:tcBorders>
-              <w:top w:val="nil"/>
-              <w:left w:val="nil"/>
-              <w:bottom w:val="single" w:sz="4" w:space="0" w:color="auto"/>
-              <w:right w:val="single" w:sz="4" w:space="0" w:color="auto"/>
-            </w:tcBorders>
-            <w:vAlign w:val="center"/>
-          </w:tcPr>
-          <w:p>
-            <w:pPr>
-              <w:widowControl/>
-              <w:adjustRightInd/>
-              <w:spacing w:line="240" w:lineRule="auto"/>
-              <w:jc w:val="center"/>
-              <w:textAlignment w:val="auto"/>
+            <w:r>
               <w:rPr>
                 <w:rFonts w:ascii="Tahoma" w:hAnsi="Tahoma" w:cs="Tahoma"/>
                 <w:color w:val="000000"/>
                 <w:sz w:val="22"/>
                 <w:szCs w:val="22"/>
-                <w:lang w:val="en-ID" w:eastAsia="en-ID"/>
-              </w:rPr>
-            </w:pPr>
-          </w:p>
-        </w:tc>
-      </w:tr>
-      <w:tr>
-        <w:trPr>
-          <w:trHeight w:val="500"/>
-        </w:trPr>
-        <w:tc>
-          <w:tcPr>
-            <w:tcW w:w="568" w:type="dxa"/>
-            <w:tcBorders>
-              <w:top w:val="nil"/>
-              <w:left w:val="single" w:sz="4" w:space="0" w:color="auto"/>
-              <w:bottom w:val="single" w:sz="4" w:space="0" w:color="auto"/>
-              <w:right w:val="single" w:sz="4" w:space="0" w:color="auto"/>
-            </w:tcBorders>
-            <w:vAlign w:val="center"/>
-            <w:hideMark/>
-          </w:tcPr>
-          <w:p>
-            <w:pPr>
-              <w:widowControl/>
-              <w:adjustRightInd/>
-              <w:spacing w:line="240" w:lineRule="auto"/>
-              <w:jc w:val="center"/>
-              <w:textAlignment w:val="auto"/>
+                <w:lang w:eastAsia="en-ID"/>
+              </w:rPr>
+              <w:t>${</w:t>
+            </w:r>
+            <w:proofErr w:type="spellStart"/>
+            <w:r>
               <w:rPr>
                 <w:rFonts w:ascii="Tahoma" w:hAnsi="Tahoma" w:cs="Tahoma"/>
                 <w:color w:val="000000"/>
                 <w:sz w:val="22"/>
                 <w:szCs w:val="22"/>
-                <w:lang w:val="en-ID" w:eastAsia="en-ID"/>
-              </w:rPr>
-            </w:pPr>
+                <w:lang w:eastAsia="en-ID"/>
+              </w:rPr>
+              <w:t>periode_da</w:t>
+            </w:r>
+            <w:proofErr w:type="spellEnd"/>
             <w:r>
               <w:rPr>
                 <w:rFonts w:ascii="Tahoma" w:hAnsi="Tahoma" w:cs="Tahoma"/>
                 <w:color w:val="000000"/>
                 <w:sz w:val="22"/>
                 <w:szCs w:val="22"/>
-                <w:lang w:val="en-ID" w:eastAsia="en-ID"/>
-              </w:rPr>
-              <w:t>2</w:t>
+                <w:lang w:eastAsia="en-ID"/>
+              </w:rPr>
+              <w:t>}</w:t>
             </w:r>
-          </w:p>
-        </w:tc>
-        <w:tc>
-          <w:tcPr>
-            <w:tcW w:w="3969" w:type="dxa"/>
-            <w:tcBorders>
-              <w:top w:val="nil"/>
-              <w:left w:val="nil"/>
-              <w:bottom w:val="single" w:sz="4" w:space="0" w:color="auto"/>
-              <w:right w:val="single" w:sz="4" w:space="0" w:color="auto"/>
-            </w:tcBorders>
-            <w:vAlign w:val="center"/>
-          </w:tcPr>
-          <w:p>
-            <w:pPr>
-              <w:widowControl/>
-              <w:adjustRightInd/>
-              <w:spacing w:line="240" w:lineRule="auto"/>
-              <w:textAlignment w:val="auto"/>
-              <w:rPr>
-                <w:rFonts w:ascii="Tahoma" w:hAnsi="Tahoma" w:cs="Tahoma"/>
-                <w:color w:val="000000"/>
-                <w:sz w:val="22"/>
-                <w:szCs w:val="22"/>
-                <w:lang w:val="en-ID" w:eastAsia="en-ID"/>
-              </w:rPr>
-            </w:pPr>
-          </w:p>
-        </w:tc>
-        <w:tc>
-          <w:tcPr>
-            <w:tcW w:w="2268" w:type="dxa"/>
-            <w:tcBorders>
-              <w:top w:val="nil"/>
-              <w:left w:val="nil"/>
-              <w:bottom w:val="single" w:sz="4" w:space="0" w:color="auto"/>
-              <w:right w:val="single" w:sz="4" w:space="0" w:color="auto"/>
-            </w:tcBorders>
-            <w:vAlign w:val="center"/>
-          </w:tcPr>
-          <w:p>
-            <w:pPr>
-              <w:widowControl/>
-              <w:adjustRightInd/>
-              <w:spacing w:line="240" w:lineRule="auto"/>
-              <w:jc w:val="center"/>
-              <w:textAlignment w:val="auto"/>
-              <w:rPr>
-                <w:rFonts w:ascii="Tahoma" w:hAnsi="Tahoma" w:cs="Tahoma"/>
-                <w:color w:val="000000"/>
-                <w:sz w:val="22"/>
-                <w:szCs w:val="22"/>
-                <w:lang w:val="en-ID" w:eastAsia="en-ID"/>
-              </w:rPr>
-            </w:pPr>
-          </w:p>
-        </w:tc>
-        <w:tc>
-          <w:tcPr>
-            <w:tcW w:w="2268" w:type="dxa"/>
-            <w:tcBorders>
-              <w:top w:val="nil"/>
-              <w:left w:val="nil"/>
-              <w:bottom w:val="single" w:sz="4" w:space="0" w:color="auto"/>
-              <w:right w:val="single" w:sz="4" w:space="0" w:color="auto"/>
-            </w:tcBorders>
-          </w:tcPr>
-          <w:p>
-            <w:pPr>
-              <w:widowControl/>
-              <w:adjustRightInd/>
-              <w:spacing w:line="240" w:lineRule="auto"/>
-              <w:jc w:val="center"/>
-              <w:textAlignment w:val="auto"/>
-              <w:rPr>
-                <w:rFonts w:ascii="Tahoma" w:hAnsi="Tahoma" w:cs="Tahoma"/>
-                <w:color w:val="000000"/>
-                <w:sz w:val="22"/>
-                <w:szCs w:val="22"/>
-                <w:lang w:val="en-ID" w:eastAsia="en-ID"/>
-              </w:rPr>
-            </w:pPr>
-          </w:p>
-        </w:tc>
-      </w:tr>
-      <w:tr>
-        <w:trPr>
-          <w:trHeight w:val="500"/>
-        </w:trPr>
-        <w:tc>
-          <w:tcPr>
-            <w:tcW w:w="568" w:type="dxa"/>
-            <w:tcBorders>
-              <w:top w:val="nil"/>
-              <w:left w:val="single" w:sz="4" w:space="0" w:color="auto"/>
-              <w:bottom w:val="single" w:sz="4" w:space="0" w:color="auto"/>
-              <w:right w:val="single" w:sz="4" w:space="0" w:color="auto"/>
-            </w:tcBorders>
-            <w:vAlign w:val="center"/>
-            <w:hideMark/>
-          </w:tcPr>
-          <w:p>
-            <w:pPr>
-              <w:widowControl/>
-              <w:adjustRightInd/>
-              <w:spacing w:line="240" w:lineRule="auto"/>
-              <w:jc w:val="center"/>
-              <w:textAlignment w:val="auto"/>
-              <w:rPr>
-                <w:rFonts w:ascii="Tahoma" w:hAnsi="Tahoma" w:cs="Tahoma"/>
-                <w:color w:val="000000"/>
-                <w:sz w:val="22"/>
-                <w:szCs w:val="22"/>
-                <w:lang w:val="en-ID" w:eastAsia="en-ID"/>
-              </w:rPr>
-            </w:pPr>
-            <w:r>
-              <w:rPr>
-                <w:rFonts w:ascii="Tahoma" w:hAnsi="Tahoma" w:cs="Tahoma"/>
-                <w:color w:val="000000"/>
-                <w:sz w:val="22"/>
-                <w:szCs w:val="22"/>
-                <w:lang w:val="en-ID" w:eastAsia="en-ID"/>
-              </w:rPr>
-              <w:t>3</w:t>
-            </w:r>
-          </w:p>
-        </w:tc>
-        <w:tc>
-          <w:tcPr>
-            <w:tcW w:w="3969" w:type="dxa"/>
-            <w:tcBorders>
-              <w:top w:val="nil"/>
-              <w:left w:val="nil"/>
-              <w:bottom w:val="single" w:sz="4" w:space="0" w:color="auto"/>
-              <w:right w:val="single" w:sz="4" w:space="0" w:color="auto"/>
-            </w:tcBorders>
-            <w:vAlign w:val="center"/>
-          </w:tcPr>
-          <w:p>
-            <w:pPr>
-              <w:widowControl/>
-              <w:adjustRightInd/>
-              <w:spacing w:line="240" w:lineRule="auto"/>
-              <w:textAlignment w:val="auto"/>
-              <w:rPr>
-                <w:rFonts w:ascii="Tahoma" w:hAnsi="Tahoma" w:cs="Tahoma"/>
-                <w:color w:val="000000"/>
-                <w:sz w:val="22"/>
-                <w:szCs w:val="22"/>
-                <w:lang w:val="en-ID" w:eastAsia="en-ID"/>
-              </w:rPr>
-            </w:pPr>
-          </w:p>
-        </w:tc>
-        <w:tc>
-          <w:tcPr>
-            <w:tcW w:w="2268" w:type="dxa"/>
-            <w:tcBorders>
-              <w:top w:val="nil"/>
-              <w:left w:val="nil"/>
-              <w:bottom w:val="single" w:sz="4" w:space="0" w:color="auto"/>
-              <w:right w:val="single" w:sz="4" w:space="0" w:color="auto"/>
-            </w:tcBorders>
-            <w:vAlign w:val="center"/>
-          </w:tcPr>
-          <w:p>
-            <w:pPr>
-              <w:widowControl/>
-              <w:adjustRightInd/>
-              <w:spacing w:line="240" w:lineRule="auto"/>
-              <w:jc w:val="center"/>
-              <w:textAlignment w:val="auto"/>
-              <w:rPr>
-                <w:rFonts w:ascii="Tahoma" w:hAnsi="Tahoma" w:cs="Tahoma"/>
-                <w:color w:val="000000"/>
-                <w:sz w:val="22"/>
-                <w:szCs w:val="22"/>
-                <w:lang w:val="en-ID" w:eastAsia="en-ID"/>
-              </w:rPr>
-            </w:pPr>
-          </w:p>
-        </w:tc>
-        <w:tc>
-          <w:tcPr>
-            <w:tcW w:w="2268" w:type="dxa"/>
-            <w:tcBorders>
-              <w:top w:val="nil"/>
-              <w:left w:val="nil"/>
-              <w:bottom w:val="single" w:sz="4" w:space="0" w:color="auto"/>
-              <w:right w:val="single" w:sz="4" w:space="0" w:color="auto"/>
-            </w:tcBorders>
-          </w:tcPr>
-          <w:p>
-            <w:pPr>
-              <w:widowControl/>
-              <w:adjustRightInd/>
-              <w:spacing w:line="240" w:lineRule="auto"/>
-              <w:jc w:val="center"/>
-              <w:textAlignment w:val="auto"/>
-              <w:rPr>
-                <w:rFonts w:ascii="Tahoma" w:hAnsi="Tahoma" w:cs="Tahoma"/>
-                <w:color w:val="000000"/>
-                <w:sz w:val="22"/>
-                <w:szCs w:val="22"/>
-                <w:lang w:val="en-ID" w:eastAsia="en-ID"/>
-              </w:rPr>
-            </w:pPr>
-          </w:p>
-        </w:tc>
-      </w:tr>
-      <w:tr>
-        <w:trPr>
-          <w:trHeight w:val="500"/>
-        </w:trPr>
-        <w:tc>
-          <w:tcPr>
-            <w:tcW w:w="568" w:type="dxa"/>
-            <w:tcBorders>
-              <w:top w:val="nil"/>
-              <w:left w:val="single" w:sz="4" w:space="0" w:color="auto"/>
-              <w:bottom w:val="single" w:sz="4" w:space="0" w:color="auto"/>
-              <w:right w:val="single" w:sz="4" w:space="0" w:color="auto"/>
-            </w:tcBorders>
-            <w:vAlign w:val="center"/>
-            <w:hideMark/>
-          </w:tcPr>
-          <w:p>
-            <w:pPr>
-              <w:widowControl/>
-              <w:adjustRightInd/>
-              <w:spacing w:line="240" w:lineRule="auto"/>
-              <w:jc w:val="center"/>
-              <w:textAlignment w:val="auto"/>
-              <w:rPr>
-                <w:rFonts w:ascii="Tahoma" w:hAnsi="Tahoma" w:cs="Tahoma"/>
-                <w:color w:val="000000"/>
-                <w:sz w:val="22"/>
-                <w:szCs w:val="22"/>
-                <w:lang w:val="en-ID" w:eastAsia="en-ID"/>
-              </w:rPr>
-            </w:pPr>
-            <w:r>
-              <w:rPr>
-                <w:rFonts w:ascii="Tahoma" w:hAnsi="Tahoma" w:cs="Tahoma"/>
-                <w:color w:val="000000"/>
-                <w:sz w:val="22"/>
-                <w:szCs w:val="22"/>
-                <w:lang w:val="en-ID" w:eastAsia="en-ID"/>
-              </w:rPr>
-              <w:t>4</w:t>
-            </w:r>
-          </w:p>
-        </w:tc>
-        <w:tc>
-          <w:tcPr>
-            <w:tcW w:w="3969" w:type="dxa"/>
-            <w:tcBorders>
-              <w:top w:val="nil"/>
-              <w:left w:val="nil"/>
-              <w:bottom w:val="single" w:sz="4" w:space="0" w:color="auto"/>
-              <w:right w:val="single" w:sz="4" w:space="0" w:color="auto"/>
-            </w:tcBorders>
-            <w:vAlign w:val="center"/>
-          </w:tcPr>
-          <w:p>
-            <w:pPr>
-              <w:widowControl/>
-              <w:adjustRightInd/>
-              <w:spacing w:line="240" w:lineRule="auto"/>
-              <w:textAlignment w:val="auto"/>
-              <w:rPr>
-                <w:rFonts w:ascii="Tahoma" w:hAnsi="Tahoma" w:cs="Tahoma"/>
-                <w:color w:val="000000"/>
-                <w:sz w:val="22"/>
-                <w:szCs w:val="22"/>
-                <w:lang w:val="en-ID" w:eastAsia="en-ID"/>
-              </w:rPr>
-            </w:pPr>
-          </w:p>
-        </w:tc>
-        <w:tc>
-          <w:tcPr>
-            <w:tcW w:w="2268" w:type="dxa"/>
-            <w:tcBorders>
-              <w:top w:val="nil"/>
-              <w:left w:val="nil"/>
-              <w:bottom w:val="single" w:sz="4" w:space="0" w:color="auto"/>
-              <w:right w:val="single" w:sz="4" w:space="0" w:color="auto"/>
-            </w:tcBorders>
-            <w:vAlign w:val="center"/>
-          </w:tcPr>
-          <w:p>
-            <w:pPr>
-              <w:widowControl/>
-              <w:adjustRightInd/>
-              <w:spacing w:line="240" w:lineRule="auto"/>
-              <w:jc w:val="center"/>
-              <w:textAlignment w:val="auto"/>
-              <w:rPr>
-                <w:rFonts w:ascii="Tahoma" w:hAnsi="Tahoma" w:cs="Tahoma"/>
-                <w:color w:val="000000"/>
-                <w:sz w:val="22"/>
-                <w:szCs w:val="22"/>
-                <w:lang w:val="en-ID" w:eastAsia="en-ID"/>
-              </w:rPr>
-            </w:pPr>
-          </w:p>
-        </w:tc>
-        <w:tc>
-          <w:tcPr>
-            <w:tcW w:w="2268" w:type="dxa"/>
-            <w:tcBorders>
-              <w:top w:val="nil"/>
-              <w:left w:val="nil"/>
-              <w:bottom w:val="single" w:sz="4" w:space="0" w:color="auto"/>
-              <w:right w:val="single" w:sz="4" w:space="0" w:color="auto"/>
-            </w:tcBorders>
-          </w:tcPr>
-          <w:p>
-            <w:pPr>
-              <w:widowControl/>
-              <w:adjustRightInd/>
-              <w:spacing w:line="240" w:lineRule="auto"/>
-              <w:jc w:val="center"/>
-              <w:textAlignment w:val="auto"/>
-              <w:rPr>
-                <w:rFonts w:ascii="Tahoma" w:hAnsi="Tahoma" w:cs="Tahoma"/>
-                <w:color w:val="000000"/>
-                <w:sz w:val="22"/>
-                <w:szCs w:val="22"/>
-                <w:lang w:val="en-ID" w:eastAsia="en-ID"/>
-              </w:rPr>
-            </w:pPr>
-          </w:p>
-        </w:tc>
-      </w:tr>
-      <w:tr>
-        <w:trPr>
-          <w:trHeight w:val="500"/>
-        </w:trPr>
-        <w:tc>
-          <w:tcPr>
-            <w:tcW w:w="568" w:type="dxa"/>
-            <w:tcBorders>
-              <w:top w:val="nil"/>
-              <w:left w:val="single" w:sz="4" w:space="0" w:color="auto"/>
-              <w:bottom w:val="single" w:sz="4" w:space="0" w:color="auto"/>
-              <w:right w:val="single" w:sz="4" w:space="0" w:color="auto"/>
-            </w:tcBorders>
-            <w:vAlign w:val="center"/>
-            <w:hideMark/>
-          </w:tcPr>
-          <w:p>
-            <w:pPr>
-              <w:widowControl/>
-              <w:adjustRightInd/>
-              <w:spacing w:line="240" w:lineRule="auto"/>
-              <w:jc w:val="center"/>
-              <w:textAlignment w:val="auto"/>
-              <w:rPr>
-                <w:rFonts w:ascii="Tahoma" w:hAnsi="Tahoma" w:cs="Tahoma"/>
-                <w:color w:val="000000"/>
-                <w:sz w:val="22"/>
-                <w:szCs w:val="22"/>
-                <w:lang w:val="en-ID" w:eastAsia="en-ID"/>
-              </w:rPr>
-            </w:pPr>
-            <w:r>
-              <w:rPr>
-                <w:rFonts w:ascii="Tahoma" w:hAnsi="Tahoma" w:cs="Tahoma"/>
-                <w:color w:val="000000"/>
-                <w:sz w:val="22"/>
-                <w:szCs w:val="22"/>
-                <w:lang w:val="en-ID" w:eastAsia="en-ID"/>
-              </w:rPr>
-              <w:t>5</w:t>
-            </w:r>
-          </w:p>
-        </w:tc>
-        <w:tc>
-          <w:tcPr>
-            <w:tcW w:w="3969" w:type="dxa"/>
-            <w:tcBorders>
-              <w:top w:val="nil"/>
-              <w:left w:val="nil"/>
-              <w:bottom w:val="single" w:sz="4" w:space="0" w:color="auto"/>
-              <w:right w:val="single" w:sz="4" w:space="0" w:color="auto"/>
-            </w:tcBorders>
-            <w:vAlign w:val="center"/>
-          </w:tcPr>
-          <w:p>
-            <w:pPr>
-              <w:widowControl/>
-              <w:adjustRightInd/>
-              <w:spacing w:line="240" w:lineRule="auto"/>
-              <w:textAlignment w:val="auto"/>
-              <w:rPr>
-                <w:rFonts w:ascii="Tahoma" w:hAnsi="Tahoma" w:cs="Tahoma"/>
-                <w:color w:val="000000"/>
-                <w:sz w:val="22"/>
-                <w:szCs w:val="22"/>
-                <w:lang w:val="en-ID" w:eastAsia="en-ID"/>
-              </w:rPr>
-            </w:pPr>
-          </w:p>
-        </w:tc>
-        <w:tc>
-          <w:tcPr>
-            <w:tcW w:w="2268" w:type="dxa"/>
-            <w:tcBorders>
-              <w:top w:val="nil"/>
-              <w:left w:val="nil"/>
-              <w:bottom w:val="single" w:sz="4" w:space="0" w:color="auto"/>
-              <w:right w:val="single" w:sz="4" w:space="0" w:color="auto"/>
-            </w:tcBorders>
-            <w:vAlign w:val="center"/>
-          </w:tcPr>
-          <w:p>
-            <w:pPr>
-              <w:widowControl/>
-              <w:adjustRightInd/>
-              <w:spacing w:line="240" w:lineRule="auto"/>
-              <w:jc w:val="center"/>
-              <w:textAlignment w:val="auto"/>
-              <w:rPr>
-                <w:rFonts w:ascii="Tahoma" w:hAnsi="Tahoma" w:cs="Tahoma"/>
-                <w:color w:val="000000"/>
-                <w:sz w:val="22"/>
-                <w:szCs w:val="22"/>
-                <w:lang w:val="en-ID" w:eastAsia="en-ID"/>
-              </w:rPr>
-            </w:pPr>
-          </w:p>
-        </w:tc>
-        <w:tc>
-          <w:tcPr>
-            <w:tcW w:w="2268" w:type="dxa"/>
-            <w:tcBorders>
-              <w:top w:val="nil"/>
-              <w:left w:val="nil"/>
-              <w:bottom w:val="single" w:sz="4" w:space="0" w:color="auto"/>
-              <w:right w:val="single" w:sz="4" w:space="0" w:color="auto"/>
-            </w:tcBorders>
-          </w:tcPr>
-          <w:p>
-            <w:pPr>
-              <w:widowControl/>
-              <w:adjustRightInd/>
-              <w:spacing w:line="240" w:lineRule="auto"/>
-              <w:jc w:val="center"/>
-              <w:textAlignment w:val="auto"/>
-              <w:rPr>
-                <w:rFonts w:ascii="Tahoma" w:hAnsi="Tahoma" w:cs="Tahoma"/>
-                <w:color w:val="000000"/>
-                <w:sz w:val="22"/>
-                <w:szCs w:val="22"/>
-                <w:lang w:val="en-ID" w:eastAsia="en-ID"/>
-              </w:rPr>
-            </w:pPr>
-          </w:p>
-        </w:tc>
-      </w:tr>
-      <w:tr>
-        <w:trPr>
-          <w:trHeight w:val="500"/>
-        </w:trPr>
-        <w:tc>
-          <w:tcPr>
-            <w:tcW w:w="568" w:type="dxa"/>
-            <w:tcBorders>
-              <w:top w:val="nil"/>
-              <w:left w:val="single" w:sz="4" w:space="0" w:color="auto"/>
-              <w:bottom w:val="single" w:sz="4" w:space="0" w:color="auto"/>
-              <w:right w:val="single" w:sz="4" w:space="0" w:color="auto"/>
-            </w:tcBorders>
-            <w:vAlign w:val="center"/>
-            <w:hideMark/>
-          </w:tcPr>
-          <w:p>
-            <w:pPr>
-              <w:widowControl/>
-              <w:adjustRightInd/>
-              <w:spacing w:line="240" w:lineRule="auto"/>
-              <w:jc w:val="center"/>
-              <w:textAlignment w:val="auto"/>
-              <w:rPr>
-                <w:rFonts w:ascii="Tahoma" w:hAnsi="Tahoma" w:cs="Tahoma"/>
-                <w:color w:val="000000"/>
-                <w:sz w:val="22"/>
-                <w:szCs w:val="22"/>
-                <w:lang w:val="en-ID" w:eastAsia="en-ID"/>
-              </w:rPr>
-            </w:pPr>
-            <w:r>
-              <w:rPr>
-                <w:rFonts w:ascii="Tahoma" w:hAnsi="Tahoma" w:cs="Tahoma"/>
-                <w:color w:val="000000"/>
-                <w:sz w:val="22"/>
-                <w:szCs w:val="22"/>
-                <w:lang w:val="en-ID" w:eastAsia="en-ID"/>
-              </w:rPr>
-              <w:t>6</w:t>
-            </w:r>
-          </w:p>
-        </w:tc>
-        <w:tc>
-          <w:tcPr>
-            <w:tcW w:w="3969" w:type="dxa"/>
-            <w:tcBorders>
-              <w:top w:val="nil"/>
-              <w:left w:val="nil"/>
-              <w:bottom w:val="single" w:sz="4" w:space="0" w:color="auto"/>
-              <w:right w:val="single" w:sz="4" w:space="0" w:color="auto"/>
-            </w:tcBorders>
-            <w:vAlign w:val="center"/>
-          </w:tcPr>
-          <w:p>
-            <w:pPr>
-              <w:widowControl/>
-              <w:adjustRightInd/>
-              <w:spacing w:line="240" w:lineRule="auto"/>
-              <w:textAlignment w:val="auto"/>
-              <w:rPr>
-                <w:rFonts w:ascii="Tahoma" w:hAnsi="Tahoma" w:cs="Tahoma"/>
-                <w:color w:val="000000"/>
-                <w:sz w:val="22"/>
-                <w:szCs w:val="22"/>
-                <w:lang w:val="en-ID" w:eastAsia="en-ID"/>
-              </w:rPr>
-            </w:pPr>
-          </w:p>
-        </w:tc>
-        <w:tc>
-          <w:tcPr>
-            <w:tcW w:w="2268" w:type="dxa"/>
-            <w:tcBorders>
-              <w:top w:val="nil"/>
-              <w:left w:val="nil"/>
-              <w:bottom w:val="single" w:sz="4" w:space="0" w:color="auto"/>
-              <w:right w:val="single" w:sz="4" w:space="0" w:color="auto"/>
-            </w:tcBorders>
-            <w:vAlign w:val="center"/>
-          </w:tcPr>
-          <w:p>
-            <w:pPr>
-              <w:widowControl/>
-              <w:adjustRightInd/>
-              <w:spacing w:line="240" w:lineRule="auto"/>
-              <w:jc w:val="center"/>
-              <w:textAlignment w:val="auto"/>
-              <w:rPr>
-                <w:rFonts w:ascii="Tahoma" w:hAnsi="Tahoma" w:cs="Tahoma"/>
-                <w:color w:val="000000"/>
-                <w:sz w:val="22"/>
-                <w:szCs w:val="22"/>
-                <w:lang w:val="en-ID" w:eastAsia="en-ID"/>
-              </w:rPr>
-            </w:pPr>
-          </w:p>
-        </w:tc>
-        <w:tc>
-          <w:tcPr>
-            <w:tcW w:w="2268" w:type="dxa"/>
-            <w:tcBorders>
-              <w:top w:val="nil"/>
-              <w:left w:val="nil"/>
-              <w:bottom w:val="single" w:sz="4" w:space="0" w:color="auto"/>
-              <w:right w:val="single" w:sz="4" w:space="0" w:color="auto"/>
-            </w:tcBorders>
-          </w:tcPr>
-          <w:p>
-            <w:pPr>
-              <w:widowControl/>
-              <w:adjustRightInd/>
-              <w:spacing w:line="240" w:lineRule="auto"/>
-              <w:jc w:val="center"/>
-              <w:textAlignment w:val="auto"/>
-              <w:rPr>
-                <w:rFonts w:ascii="Tahoma" w:hAnsi="Tahoma" w:cs="Tahoma"/>
-                <w:color w:val="000000"/>
-                <w:sz w:val="22"/>
-                <w:szCs w:val="22"/>
-                <w:lang w:val="en-ID" w:eastAsia="en-ID"/>
-              </w:rPr>
-            </w:pPr>
-          </w:p>
-        </w:tc>
-      </w:tr>
-      <w:tr>
-        <w:trPr>
-          <w:trHeight w:val="500"/>
-        </w:trPr>
-        <w:tc>
-          <w:tcPr>
-            <w:tcW w:w="568" w:type="dxa"/>
-            <w:tcBorders>
-              <w:top w:val="single" w:sz="4" w:space="0" w:color="auto"/>
-              <w:left w:val="single" w:sz="4" w:space="0" w:color="auto"/>
-              <w:bottom w:val="single" w:sz="4" w:space="0" w:color="auto"/>
-              <w:right w:val="single" w:sz="4" w:space="0" w:color="auto"/>
-            </w:tcBorders>
-            <w:vAlign w:val="center"/>
-            <w:hideMark/>
-          </w:tcPr>
-          <w:p>
-            <w:pPr>
-              <w:widowControl/>
-              <w:adjustRightInd/>
-              <w:spacing w:line="240" w:lineRule="auto"/>
-              <w:jc w:val="center"/>
-              <w:textAlignment w:val="auto"/>
-              <w:rPr>
-                <w:rFonts w:ascii="Tahoma" w:hAnsi="Tahoma" w:cs="Tahoma"/>
-                <w:color w:val="000000"/>
-                <w:sz w:val="22"/>
-                <w:szCs w:val="22"/>
-                <w:lang w:val="en-ID" w:eastAsia="en-ID"/>
-              </w:rPr>
-            </w:pPr>
-            <w:r>
-              <w:rPr>
-                <w:rFonts w:ascii="Tahoma" w:hAnsi="Tahoma" w:cs="Tahoma"/>
-                <w:color w:val="000000"/>
-                <w:sz w:val="22"/>
-                <w:szCs w:val="22"/>
-                <w:lang w:val="en-ID" w:eastAsia="en-ID"/>
-              </w:rPr>
-              <w:t>7</w:t>
-            </w:r>
-          </w:p>
-        </w:tc>
-        <w:tc>
-          <w:tcPr>
-            <w:tcW w:w="3969" w:type="dxa"/>
-            <w:tcBorders>
-              <w:top w:val="single" w:sz="4" w:space="0" w:color="auto"/>
-              <w:left w:val="nil"/>
-              <w:bottom w:val="single" w:sz="4" w:space="0" w:color="auto"/>
-              <w:right w:val="single" w:sz="4" w:space="0" w:color="auto"/>
-            </w:tcBorders>
-            <w:vAlign w:val="center"/>
-          </w:tcPr>
-          <w:p>
-            <w:pPr>
-              <w:widowControl/>
-              <w:adjustRightInd/>
-              <w:spacing w:line="240" w:lineRule="auto"/>
-              <w:textAlignment w:val="auto"/>
-              <w:rPr>
-                <w:rFonts w:ascii="Tahoma" w:hAnsi="Tahoma" w:cs="Tahoma"/>
-                <w:color w:val="000000"/>
-                <w:sz w:val="22"/>
-                <w:szCs w:val="22"/>
-                <w:lang w:val="en-ID" w:eastAsia="en-ID"/>
-              </w:rPr>
-            </w:pPr>
-          </w:p>
-        </w:tc>
-        <w:tc>
-          <w:tcPr>
-            <w:tcW w:w="2268" w:type="dxa"/>
-            <w:tcBorders>
-              <w:top w:val="single" w:sz="4" w:space="0" w:color="auto"/>
-              <w:left w:val="nil"/>
-              <w:bottom w:val="single" w:sz="4" w:space="0" w:color="auto"/>
-              <w:right w:val="single" w:sz="4" w:space="0" w:color="auto"/>
-            </w:tcBorders>
-            <w:vAlign w:val="center"/>
-          </w:tcPr>
-          <w:p>
-            <w:pPr>
-              <w:widowControl/>
-              <w:adjustRightInd/>
-              <w:spacing w:line="240" w:lineRule="auto"/>
-              <w:jc w:val="center"/>
-              <w:textAlignment w:val="auto"/>
-              <w:rPr>
-                <w:rFonts w:ascii="Tahoma" w:hAnsi="Tahoma" w:cs="Tahoma"/>
-                <w:color w:val="000000"/>
-                <w:sz w:val="22"/>
-                <w:szCs w:val="22"/>
-                <w:lang w:val="en-ID" w:eastAsia="en-ID"/>
-              </w:rPr>
-            </w:pPr>
-          </w:p>
-        </w:tc>
-        <w:tc>
-          <w:tcPr>
-            <w:tcW w:w="2268" w:type="dxa"/>
-            <w:tcBorders>
-              <w:top w:val="single" w:sz="4" w:space="0" w:color="auto"/>
-              <w:left w:val="nil"/>
-              <w:bottom w:val="single" w:sz="4" w:space="0" w:color="auto"/>
-              <w:right w:val="single" w:sz="4" w:space="0" w:color="auto"/>
-            </w:tcBorders>
-          </w:tcPr>
-          <w:p>
-            <w:pPr>
-              <w:widowControl/>
-              <w:adjustRightInd/>
-              <w:spacing w:line="240" w:lineRule="auto"/>
-              <w:jc w:val="center"/>
-              <w:textAlignment w:val="auto"/>
-              <w:rPr>
-                <w:rFonts w:ascii="Tahoma" w:hAnsi="Tahoma" w:cs="Tahoma"/>
-                <w:color w:val="000000"/>
-                <w:sz w:val="22"/>
-                <w:szCs w:val="22"/>
-                <w:lang w:val="en-ID" w:eastAsia="en-ID"/>
-              </w:rPr>
-            </w:pPr>
           </w:p>
         </w:tc>
       </w:tr>
@@ -8923,25 +8285,7 @@
                 <w:sz w:val="22"/>
                 <w:szCs w:val="22"/>
               </w:rPr>
-              <w:t xml:space="preserve">13 </w:t>
-            </w:r>
-            <w:proofErr w:type="spellStart"/>
-            <w:r>
-              <w:rPr>
-                <w:rFonts w:ascii="Tahoma" w:hAnsi="Tahoma" w:cs="Tahoma"/>
-                <w:sz w:val="22"/>
-                <w:szCs w:val="22"/>
-              </w:rPr>
-              <w:t>Februari</w:t>
-            </w:r>
-            <w:proofErr w:type="spellEnd"/>
-            <w:r>
-              <w:rPr>
-                <w:rFonts w:ascii="Tahoma" w:hAnsi="Tahoma" w:cs="Tahoma"/>
-                <w:sz w:val="22"/>
-                <w:szCs w:val="22"/>
-              </w:rPr>
-              <w:t xml:space="preserve"> 2026</w:t>
+              <w:t>${TANGGAL_SURAT_TUGAS}</w:t>
             </w:r>
           </w:p>
         </w:tc>
@@ -9054,25 +8398,7 @@
                 <w:sz w:val="22"/>
                 <w:szCs w:val="22"/>
               </w:rPr>
-              <w:t xml:space="preserve">13 </w:t>
-            </w:r>
-            <w:proofErr w:type="spellStart"/>
-            <w:r>
-              <w:rPr>
-                <w:rFonts w:ascii="Tahoma" w:hAnsi="Tahoma" w:cs="Tahoma"/>
-                <w:sz w:val="22"/>
-                <w:szCs w:val="22"/>
-              </w:rPr>
-              <w:t>Februari</w:t>
-            </w:r>
-            <w:proofErr w:type="spellEnd"/>
-            <w:r>
-              <w:rPr>
-                <w:rFonts w:ascii="Tahoma" w:hAnsi="Tahoma" w:cs="Tahoma"/>
-                <w:sz w:val="22"/>
-                <w:szCs w:val="22"/>
-              </w:rPr>
-              <w:t xml:space="preserve"> 2026</w:t>
+              <w:t>${MS_PERMINTAAN_DOKUMEN}</w:t>
             </w:r>
           </w:p>
         </w:tc>
@@ -9159,25 +8485,7 @@
                 <w:sz w:val="22"/>
                 <w:szCs w:val="22"/>
               </w:rPr>
-              <w:t xml:space="preserve">13 </w:t>
-            </w:r>
-            <w:proofErr w:type="spellStart"/>
-            <w:r>
-              <w:rPr>
-                <w:rFonts w:ascii="Tahoma" w:hAnsi="Tahoma" w:cs="Tahoma"/>
-                <w:sz w:val="22"/>
-                <w:szCs w:val="22"/>
-              </w:rPr>
-              <w:t>Februari</w:t>
-            </w:r>
-            <w:proofErr w:type="spellEnd"/>
-            <w:r>
-              <w:rPr>
-                <w:rFonts w:ascii="Tahoma" w:hAnsi="Tahoma" w:cs="Tahoma"/>
-                <w:sz w:val="22"/>
-                <w:szCs w:val="22"/>
-              </w:rPr>
-              <w:t xml:space="preserve"> 2026</w:t>
+              <w:t>${MS_EKSPOSE_PKA}</w:t>
             </w:r>
           </w:p>
         </w:tc>
@@ -9254,25 +8562,7 @@
                 <w:sz w:val="22"/>
                 <w:szCs w:val="22"/>
               </w:rPr>
-              <w:t xml:space="preserve">19 </w:t>
-            </w:r>
-            <w:proofErr w:type="spellStart"/>
-            <w:r>
-              <w:rPr>
-                <w:rFonts w:ascii="Tahoma" w:hAnsi="Tahoma" w:cs="Tahoma"/>
-                <w:sz w:val="22"/>
-                <w:szCs w:val="22"/>
-              </w:rPr>
-              <w:t>Februari</w:t>
-            </w:r>
-            <w:proofErr w:type="spellEnd"/>
-            <w:r>
-              <w:rPr>
-                <w:rFonts w:ascii="Tahoma" w:hAnsi="Tahoma" w:cs="Tahoma"/>
-                <w:sz w:val="22"/>
-                <w:szCs w:val="22"/>
-              </w:rPr>
-              <w:t xml:space="preserve"> 2026</w:t>
+              <w:t>${MS_ENTRY_MEETING}</w:t>
             </w:r>
           </w:p>
         </w:tc>
@@ -9377,91 +8667,7 @@
                 <w:sz w:val="22"/>
                 <w:szCs w:val="22"/>
               </w:rPr>
-              <w:t>1</w:t>
-            </w:r>
-            <w:r>
-              <w:rPr>
-                <w:rFonts w:ascii="Tahoma" w:hAnsi="Tahoma" w:cs="Tahoma"/>
-                <w:sz w:val="22"/>
-                <w:szCs w:val="22"/>
-              </w:rPr>
-              <w:t>9</w:t>
-            </w:r>
-            <w:r>
-              <w:rPr>
-                <w:rFonts w:ascii="Tahoma" w:hAnsi="Tahoma" w:cs="Tahoma"/>
-                <w:sz w:val="22"/>
-                <w:szCs w:val="22"/>
-              </w:rPr>
-              <w:t xml:space="preserve"> </w:t>
-            </w:r>
-            <w:proofErr w:type="spellStart"/>
-            <w:r>
-              <w:rPr>
-                <w:rFonts w:ascii="Tahoma" w:hAnsi="Tahoma" w:cs="Tahoma"/>
-                <w:sz w:val="22"/>
-                <w:szCs w:val="22"/>
-              </w:rPr>
-              <w:t>s.d</w:t>
-            </w:r>
-            <w:proofErr w:type="spellEnd"/>
-            <w:r>
-              <w:rPr>
-                <w:rFonts w:ascii="Tahoma" w:hAnsi="Tahoma" w:cs="Tahoma"/>
-                <w:sz w:val="22"/>
-                <w:szCs w:val="22"/>
-              </w:rPr>
-              <w:t xml:space="preserve"> </w:t>
-            </w:r>
-            <w:r>
-              <w:rPr>
-                <w:rFonts w:ascii="Tahoma" w:hAnsi="Tahoma" w:cs="Tahoma"/>
-                <w:sz w:val="22"/>
-                <w:szCs w:val="22"/>
-              </w:rPr>
-              <w:t>2</w:t>
-            </w:r>
-            <w:r>
-              <w:rPr>
-                <w:rFonts w:ascii="Tahoma" w:hAnsi="Tahoma" w:cs="Tahoma"/>
-                <w:sz w:val="22"/>
-                <w:szCs w:val="22"/>
-              </w:rPr>
-              <w:t>7</w:t>
-            </w:r>
-            <w:r>
-              <w:rPr>
-                <w:rFonts w:ascii="Tahoma" w:hAnsi="Tahoma" w:cs="Tahoma"/>
-                <w:sz w:val="22"/>
-                <w:szCs w:val="22"/>
-              </w:rPr>
-              <w:t xml:space="preserve"> </w:t>
-            </w:r>
-            <w:proofErr w:type="spellStart"/>
-            <w:r>
-              <w:rPr>
-                <w:rFonts w:ascii="Tahoma" w:hAnsi="Tahoma" w:cs="Tahoma"/>
-                <w:sz w:val="22"/>
-                <w:szCs w:val="22"/>
-              </w:rPr>
-              <w:t>Februari</w:t>
-            </w:r>
-            <w:proofErr w:type="spellEnd"/>
-            <w:r>
-              <w:rPr>
-                <w:rFonts w:ascii="Tahoma" w:hAnsi="Tahoma" w:cs="Tahoma"/>
-                <w:sz w:val="22"/>
-                <w:szCs w:val="22"/>
-              </w:rPr>
-              <w:t xml:space="preserve"> 202</w:t>
-            </w:r>
-            <w:r>
-              <w:rPr>
-                <w:rFonts w:ascii="Tahoma" w:hAnsi="Tahoma" w:cs="Tahoma"/>
-                <w:sz w:val="22"/>
-                <w:szCs w:val="22"/>
-              </w:rPr>
-              <w:t>6</w:t>
+              <w:t>${MS_WALKTHROUGH}</w:t>
             </w:r>
           </w:p>
         </w:tc>
@@ -9538,75 +8744,7 @@
                 <w:sz w:val="22"/>
                 <w:szCs w:val="22"/>
               </w:rPr>
-              <w:t>2</w:t>
-            </w:r>
-            <w:r>
-              <w:rPr>
-                <w:rFonts w:ascii="Tahoma" w:hAnsi="Tahoma" w:cs="Tahoma"/>
-                <w:sz w:val="22"/>
-                <w:szCs w:val="22"/>
-              </w:rPr>
-              <w:t xml:space="preserve">7 </w:t>
-            </w:r>
-            <w:proofErr w:type="spellStart"/>
-            <w:r>
-              <w:rPr>
-                <w:rFonts w:ascii="Tahoma" w:hAnsi="Tahoma" w:cs="Tahoma"/>
-                <w:sz w:val="22"/>
-                <w:szCs w:val="22"/>
-              </w:rPr>
-              <w:t>Februari</w:t>
-            </w:r>
-            <w:proofErr w:type="spellEnd"/>
-            <w:r>
-              <w:rPr>
-                <w:rFonts w:ascii="Tahoma" w:hAnsi="Tahoma" w:cs="Tahoma"/>
-                <w:sz w:val="22"/>
-                <w:szCs w:val="22"/>
-              </w:rPr>
-              <w:t xml:space="preserve"> </w:t>
-            </w:r>
-            <w:proofErr w:type="spellStart"/>
-            <w:r>
-              <w:rPr>
-                <w:rFonts w:ascii="Tahoma" w:hAnsi="Tahoma" w:cs="Tahoma"/>
-                <w:sz w:val="22"/>
-                <w:szCs w:val="22"/>
-              </w:rPr>
-              <w:t>s.d</w:t>
-            </w:r>
-            <w:proofErr w:type="spellEnd"/>
-            <w:r>
-              <w:rPr>
-                <w:rFonts w:ascii="Tahoma" w:hAnsi="Tahoma" w:cs="Tahoma"/>
-                <w:sz w:val="22"/>
-                <w:szCs w:val="22"/>
-              </w:rPr>
-              <w:t xml:space="preserve"> </w:t>
-            </w:r>
-            <w:r>
-              <w:rPr>
-                <w:rFonts w:ascii="Tahoma" w:hAnsi="Tahoma" w:cs="Tahoma"/>
-                <w:sz w:val="22"/>
-                <w:szCs w:val="22"/>
-              </w:rPr>
-              <w:t xml:space="preserve">6 Maret </w:t>
-            </w:r>
-            <w:r>
-              <w:rPr>
-                <w:rFonts w:ascii="Tahoma" w:hAnsi="Tahoma" w:cs="Tahoma"/>
-                <w:sz w:val="22"/>
-                <w:szCs w:val="22"/>
-              </w:rPr>
-              <w:t>202</w:t>
-            </w:r>
-            <w:r>
-              <w:rPr>
-                <w:rFonts w:ascii="Tahoma" w:hAnsi="Tahoma" w:cs="Tahoma"/>
-                <w:sz w:val="22"/>
-                <w:szCs w:val="22"/>
-              </w:rPr>
-              <w:t>6</w:t>
+              <w:t>${MS_TOD}</w:t>
             </w:r>
           </w:p>
         </w:tc>
@@ -9683,81 +8821,7 @@
                 <w:sz w:val="22"/>
                 <w:szCs w:val="22"/>
               </w:rPr>
-              <w:t>6</w:t>
-            </w:r>
-            <w:r>
-              <w:rPr>
-                <w:rFonts w:ascii="Tahoma" w:hAnsi="Tahoma" w:cs="Tahoma"/>
-                <w:sz w:val="22"/>
-                <w:szCs w:val="22"/>
-              </w:rPr>
-              <w:t xml:space="preserve"> </w:t>
-            </w:r>
-            <w:proofErr w:type="spellStart"/>
-            <w:r>
-              <w:rPr>
-                <w:rFonts w:ascii="Tahoma" w:hAnsi="Tahoma" w:cs="Tahoma"/>
-                <w:sz w:val="22"/>
-                <w:szCs w:val="22"/>
-              </w:rPr>
-              <w:t>s.d</w:t>
-            </w:r>
-            <w:proofErr w:type="spellEnd"/>
-            <w:r>
-              <w:rPr>
-                <w:rFonts w:ascii="Tahoma" w:hAnsi="Tahoma" w:cs="Tahoma"/>
-                <w:sz w:val="22"/>
-                <w:szCs w:val="22"/>
-              </w:rPr>
-              <w:t xml:space="preserve"> </w:t>
-            </w:r>
-            <w:r>
-              <w:rPr>
-                <w:rFonts w:ascii="Tahoma" w:hAnsi="Tahoma" w:cs="Tahoma"/>
-                <w:sz w:val="22"/>
-                <w:szCs w:val="22"/>
-              </w:rPr>
-              <w:t>1</w:t>
-            </w:r>
-            <w:r>
-              <w:rPr>
-                <w:rFonts w:ascii="Tahoma" w:hAnsi="Tahoma" w:cs="Tahoma"/>
-                <w:sz w:val="22"/>
-                <w:szCs w:val="22"/>
-              </w:rPr>
-              <w:t>5</w:t>
-            </w:r>
-            <w:r>
-              <w:rPr>
-                <w:rFonts w:ascii="Tahoma" w:hAnsi="Tahoma" w:cs="Tahoma"/>
-                <w:sz w:val="22"/>
-                <w:szCs w:val="22"/>
-              </w:rPr>
-              <w:t xml:space="preserve"> </w:t>
-            </w:r>
-            <w:r>
-              <w:rPr>
-                <w:rFonts w:ascii="Tahoma" w:hAnsi="Tahoma" w:cs="Tahoma"/>
-                <w:sz w:val="22"/>
-                <w:szCs w:val="22"/>
-              </w:rPr>
-              <w:t>Maret</w:t>
-            </w:r>
-            <w:r>
-              <w:rPr>
-                <w:rFonts w:ascii="Tahoma" w:hAnsi="Tahoma" w:cs="Tahoma"/>
-                <w:sz w:val="22"/>
-                <w:szCs w:val="22"/>
-              </w:rPr>
-              <w:t xml:space="preserve"> 202</w:t>
-            </w:r>
-            <w:r>
-              <w:rPr>
-                <w:rFonts w:ascii="Tahoma" w:hAnsi="Tahoma" w:cs="Tahoma"/>
-                <w:sz w:val="22"/>
-                <w:szCs w:val="22"/>
-              </w:rPr>
-              <w:t>6</w:t>
+              <w:t>${MS_TOE}</w:t>
             </w:r>
           </w:p>
         </w:tc>
@@ -9843,81 +8907,7 @@
                 <w:sz w:val="22"/>
                 <w:szCs w:val="22"/>
               </w:rPr>
-              <w:t>1</w:t>
-            </w:r>
-            <w:r>
-              <w:rPr>
-                <w:rFonts w:ascii="Tahoma" w:hAnsi="Tahoma" w:cs="Tahoma"/>
-                <w:sz w:val="22"/>
-                <w:szCs w:val="22"/>
-              </w:rPr>
-              <w:t>5</w:t>
-            </w:r>
-            <w:r>
-              <w:rPr>
-                <w:rFonts w:ascii="Tahoma" w:hAnsi="Tahoma" w:cs="Tahoma"/>
-                <w:sz w:val="22"/>
-                <w:szCs w:val="22"/>
-              </w:rPr>
-              <w:t xml:space="preserve"> </w:t>
-            </w:r>
-            <w:proofErr w:type="spellStart"/>
-            <w:r>
-              <w:rPr>
-                <w:rFonts w:ascii="Tahoma" w:hAnsi="Tahoma" w:cs="Tahoma"/>
-                <w:sz w:val="22"/>
-                <w:szCs w:val="22"/>
-              </w:rPr>
-              <w:t>s.d</w:t>
-            </w:r>
-            <w:proofErr w:type="spellEnd"/>
-            <w:r>
-              <w:rPr>
-                <w:rFonts w:ascii="Tahoma" w:hAnsi="Tahoma" w:cs="Tahoma"/>
-                <w:sz w:val="22"/>
-                <w:szCs w:val="22"/>
-              </w:rPr>
-              <w:t xml:space="preserve"> </w:t>
-            </w:r>
-            <w:r>
-              <w:rPr>
-                <w:rFonts w:ascii="Tahoma" w:hAnsi="Tahoma" w:cs="Tahoma"/>
-                <w:sz w:val="22"/>
-                <w:szCs w:val="22"/>
-              </w:rPr>
-              <w:t>23</w:t>
-            </w:r>
-            <w:r>
-              <w:rPr>
-                <w:rFonts w:ascii="Tahoma" w:hAnsi="Tahoma" w:cs="Tahoma"/>
-                <w:sz w:val="22"/>
-                <w:szCs w:val="22"/>
-              </w:rPr>
-              <w:t xml:space="preserve"> </w:t>
-            </w:r>
-            <w:r>
-              <w:rPr>
-                <w:rFonts w:ascii="Tahoma" w:hAnsi="Tahoma" w:cs="Tahoma"/>
-                <w:sz w:val="22"/>
-                <w:szCs w:val="22"/>
-              </w:rPr>
-              <w:t>Maret</w:t>
-            </w:r>
-            <w:r>
-              <w:rPr>
-                <w:rFonts w:ascii="Tahoma" w:hAnsi="Tahoma" w:cs="Tahoma"/>
-                <w:sz w:val="22"/>
-                <w:szCs w:val="22"/>
-              </w:rPr>
-              <w:t xml:space="preserve"> 202</w:t>
-            </w:r>
-            <w:r>
-              <w:rPr>
-                <w:rFonts w:ascii="Tahoma" w:hAnsi="Tahoma" w:cs="Tahoma"/>
-                <w:sz w:val="22"/>
-                <w:szCs w:val="22"/>
-              </w:rPr>
-              <w:t>6</w:t>
+              <w:t>${MS_DRAF_LHA}</w:t>
             </w:r>
           </w:p>
         </w:tc>
@@ -10030,23 +9020,7 @@
                 <w:sz w:val="22"/>
                 <w:szCs w:val="22"/>
               </w:rPr>
-              <w:t>27 Maret</w:t>
-            </w:r>
-            <w:r>
-              <w:rPr>
-                <w:rFonts w:ascii="Tahoma" w:hAnsi="Tahoma" w:cs="Tahoma"/>
-                <w:sz w:val="22"/>
-                <w:szCs w:val="22"/>
-              </w:rPr>
-              <w:t xml:space="preserve"> 202</w:t>
-            </w:r>
-            <w:r>
-              <w:rPr>
-                <w:rFonts w:ascii="Tahoma" w:hAnsi="Tahoma" w:cs="Tahoma"/>
-                <w:sz w:val="22"/>
-                <w:szCs w:val="22"/>
-              </w:rPr>
-              <w:t>6</w:t>
+              <w:t>${MS_PRA_EXIT}</w:t>
             </w:r>
           </w:p>
         </w:tc>
@@ -10123,39 +9097,7 @@
                 <w:sz w:val="22"/>
                 <w:szCs w:val="22"/>
               </w:rPr>
-              <w:t>30</w:t>
-            </w:r>
-            <w:r>
-              <w:rPr>
-                <w:rFonts w:ascii="Tahoma" w:hAnsi="Tahoma" w:cs="Tahoma"/>
-                <w:sz w:val="22"/>
-                <w:szCs w:val="22"/>
-              </w:rPr>
-              <w:t xml:space="preserve"> </w:t>
-            </w:r>
-            <w:r>
-              <w:rPr>
-                <w:rFonts w:ascii="Tahoma" w:hAnsi="Tahoma" w:cs="Tahoma"/>
-                <w:sz w:val="22"/>
-                <w:szCs w:val="22"/>
-              </w:rPr>
-              <w:t>Maret</w:t>
-            </w:r>
-            <w:r>
-              <w:rPr>
-                <w:rFonts w:ascii="Tahoma" w:hAnsi="Tahoma" w:cs="Tahoma"/>
-                <w:sz w:val="22"/>
-                <w:szCs w:val="22"/>
-              </w:rPr>
-              <w:t xml:space="preserve"> 202</w:t>
-            </w:r>
-            <w:r>
-              <w:rPr>
-                <w:rFonts w:ascii="Tahoma" w:hAnsi="Tahoma" w:cs="Tahoma"/>
-                <w:sz w:val="22"/>
-                <w:szCs w:val="22"/>
-              </w:rPr>
-              <w:t>6</w:t>
+              <w:t>${MS_EXIT_MEETING}</w:t>
             </w:r>
           </w:p>
         </w:tc>
@@ -10212,14 +9154,33 @@
     <w:p>
       <w:pPr>
         <w:spacing w:line="276" w:lineRule="auto"/>
-        <w:ind w:right="-120"/>
+        <w:ind w:left="35" w:right="240"/>
+        <w:rPr>
+          <w:rFonts w:ascii="Tahoma" w:hAnsi="Tahoma" w:cs="Tahoma"/>
+          <w:sz w:val="22"/>
+          <w:szCs w:val="22"/>
+        </w:rPr>
+      </w:pPr>
+      <w:proofErr w:type="spellStart"/>
+      <w:r>
         <w:rPr>
           <w:rFonts w:ascii="Tahoma" w:hAnsi="Tahoma" w:cs="Tahoma"/>
           <w:sz w:val="22"/>
           <w:szCs w:val="22"/>
           <w:lang w:eastAsia="x-none"/>
         </w:rPr>
-      </w:pPr>
+        <w:t>Susunan</w:t>
+      </w:r>
+      <w:proofErr w:type="spellEnd"/>
+      <w:r>
+        <w:rPr>
+          <w:rFonts w:ascii="Tahoma" w:hAnsi="Tahoma" w:cs="Tahoma"/>
+          <w:sz w:val="22"/>
+          <w:szCs w:val="22"/>
+          <w:lang w:eastAsia="x-none"/>
+        </w:rPr>
+        <w:t xml:space="preserve"> Tim Pemeriksa </w:t>
+      </w:r>
       <w:proofErr w:type="spellStart"/>
       <w:r>
         <w:rPr>
@@ -10228,7 +9189,7 @@
           <w:szCs w:val="22"/>
           <w:lang w:eastAsia="x-none"/>
         </w:rPr>
-        <w:t>Susunan</w:t>
+        <w:t>sesuai</w:t>
       </w:r>
       <w:proofErr w:type="spellEnd"/>
       <w:r>
@@ -10238,7 +9199,7 @@
           <w:szCs w:val="22"/>
           <w:lang w:eastAsia="x-none"/>
         </w:rPr>
-        <w:t xml:space="preserve"> Tim Pemeriksa </w:t>
+        <w:t xml:space="preserve"> </w:t>
       </w:r>
       <w:proofErr w:type="spellStart"/>
       <w:r>
@@ -10248,7 +9209,7 @@
           <w:szCs w:val="22"/>
           <w:lang w:eastAsia="x-none"/>
         </w:rPr>
-        <w:t>sesuai</w:t>
+        <w:t>surat</w:t>
       </w:r>
       <w:proofErr w:type="spellEnd"/>
       <w:r>
@@ -10268,7 +9229,7 @@
           <w:szCs w:val="22"/>
           <w:lang w:eastAsia="x-none"/>
         </w:rPr>
-        <w:t>surat</w:t>
+        <w:t>tugas</w:t>
       </w:r>
       <w:proofErr w:type="spellEnd"/>
       <w:r>
@@ -10280,7 +9241,51 @@
         </w:rPr>
         <w:t xml:space="preserve"> </w:t>
       </w:r>
-      <w:proofErr w:type="spellStart"/>
+      <w:r>
+        <w:rPr>
+          <w:rFonts w:ascii="Tahoma" w:hAnsi="Tahoma" w:cs="Tahoma"/>
+          <w:lang w:val="it-IT"/>
+        </w:rPr>
+        <w:t xml:space="preserve">Nomor </w:t>
+      </w:r>
+      <w:r>
+        <w:rPr>
+          <w:rFonts w:ascii="Tahoma" w:hAnsi="Tahoma" w:cs="Tahoma"/>
+        </w:rPr>
+        <w:t>${NOMOR_TUGAS}</w:t>
+      </w:r>
+      <w:r>
+        <w:rPr>
+          <w:rFonts w:ascii="Tahoma" w:hAnsi="Tahoma" w:cs="Tahoma"/>
+        </w:rPr>
+        <w:t xml:space="preserve"> </w:t>
+      </w:r>
+      <w:r>
+        <w:rPr>
+          <w:rFonts w:ascii="Tahoma" w:hAnsi="Tahoma" w:cs="Tahoma"/>
+          <w:sz w:val="22"/>
+          <w:szCs w:val="22"/>
+          <w:lang w:val="it-IT"/>
+        </w:rPr>
+        <w:t xml:space="preserve">tanggal </w:t>
+      </w:r>
+      <w:r>
+        <w:rPr>
+          <w:rFonts w:ascii="Tahoma" w:hAnsi="Tahoma" w:cs="Tahoma"/>
+          <w:sz w:val="22"/>
+          <w:szCs w:val="22"/>
+        </w:rPr>
+        <w:t>${TANGGAL_SURAT_</w:t>
+      </w:r>
+      <w:proofErr w:type="gramStart"/>
+      <w:r>
+        <w:rPr>
+          <w:rFonts w:ascii="Tahoma" w:hAnsi="Tahoma" w:cs="Tahoma"/>
+          <w:sz w:val="22"/>
+          <w:szCs w:val="22"/>
+        </w:rPr>
+        <w:t>TUGAS}</w:t>
+      </w:r>
       <w:r>
         <w:rPr>
           <w:rFonts w:ascii="Tahoma" w:hAnsi="Tahoma" w:cs="Tahoma"/>
@@ -10288,148 +9293,9 @@
           <w:szCs w:val="22"/>
           <w:lang w:eastAsia="x-none"/>
         </w:rPr>
-        <w:t>tugas</w:t>
-      </w:r>
-      <w:proofErr w:type="spellEnd"/>
-      <w:r>
-        <w:rPr>
-          <w:rFonts w:ascii="Tahoma" w:hAnsi="Tahoma" w:cs="Tahoma"/>
-          <w:sz w:val="22"/>
-          <w:szCs w:val="22"/>
-          <w:lang w:eastAsia="x-none"/>
-        </w:rPr>
-        <w:t xml:space="preserve"> </w:t>
-      </w:r>
-      <w:r>
-        <w:rPr>
-          <w:rFonts w:ascii="Tahoma" w:hAnsi="Tahoma" w:cs="Tahoma"/>
-          <w:lang w:val="it-IT"/>
-        </w:rPr>
-        <w:t xml:space="preserve">Nomor </w:t>
-      </w:r>
-      <w:r>
-        <w:rPr>
-          <w:rFonts w:ascii="Tahoma" w:hAnsi="Tahoma" w:cs="Tahoma"/>
-          <w:sz w:val="22"/>
-          <w:szCs w:val="22"/>
-        </w:rPr>
-        <w:t>0</w:t>
-      </w:r>
-      <w:r>
-        <w:rPr>
-          <w:rFonts w:ascii="Tahoma" w:hAnsi="Tahoma" w:cs="Tahoma"/>
-          <w:sz w:val="22"/>
-          <w:szCs w:val="22"/>
-        </w:rPr>
-        <w:t>0</w:t>
-      </w:r>
-      <w:r>
-        <w:rPr>
-          <w:rFonts w:ascii="Tahoma" w:hAnsi="Tahoma" w:cs="Tahoma"/>
-          <w:sz w:val="22"/>
-          <w:szCs w:val="22"/>
-        </w:rPr>
-        <w:t>2</w:t>
-      </w:r>
-      <w:r>
-        <w:rPr>
-          <w:rFonts w:ascii="Tahoma" w:hAnsi="Tahoma" w:cs="Tahoma"/>
-          <w:sz w:val="22"/>
-          <w:szCs w:val="22"/>
-        </w:rPr>
-        <w:t>/PO PLN</w:t>
-      </w:r>
-      <w:r>
-        <w:rPr>
-          <w:rFonts w:ascii="Tahoma" w:hAnsi="Tahoma" w:cs="Tahoma"/>
-          <w:sz w:val="22"/>
-          <w:szCs w:val="22"/>
-        </w:rPr>
-        <w:t xml:space="preserve"> ND</w:t>
-      </w:r>
-      <w:r>
-        <w:rPr>
-          <w:rFonts w:ascii="Tahoma" w:hAnsi="Tahoma" w:cs="Tahoma"/>
-          <w:sz w:val="22"/>
-          <w:szCs w:val="22"/>
-        </w:rPr>
-        <w:t>/SPI.01.02/</w:t>
-      </w:r>
-      <w:r>
-        <w:rPr>
-          <w:rFonts w:ascii="Tahoma" w:hAnsi="Tahoma" w:cs="Tahoma"/>
-          <w:sz w:val="22"/>
-          <w:szCs w:val="22"/>
-        </w:rPr>
-        <w:t xml:space="preserve"> </w:t>
-      </w:r>
-      <w:r>
-        <w:rPr>
-          <w:rFonts w:ascii="Tahoma" w:hAnsi="Tahoma" w:cs="Tahoma"/>
-          <w:sz w:val="22"/>
-          <w:szCs w:val="22"/>
-        </w:rPr>
-        <w:t>PLN</w:t>
-      </w:r>
-      <w:r>
-        <w:rPr>
-          <w:rFonts w:ascii="Tahoma" w:hAnsi="Tahoma" w:cs="Tahoma"/>
-          <w:sz w:val="22"/>
-          <w:szCs w:val="22"/>
-        </w:rPr>
-        <w:t>ND</w:t>
-      </w:r>
-      <w:r>
-        <w:rPr>
-          <w:rFonts w:ascii="Tahoma" w:hAnsi="Tahoma" w:cs="Tahoma"/>
-          <w:sz w:val="22"/>
-          <w:szCs w:val="22"/>
-        </w:rPr>
-        <w:t>010400/202</w:t>
-      </w:r>
-      <w:r>
-        <w:rPr>
-          <w:rFonts w:ascii="Tahoma" w:hAnsi="Tahoma" w:cs="Tahoma"/>
-          <w:sz w:val="22"/>
-          <w:szCs w:val="22"/>
-        </w:rPr>
-        <w:t>6</w:t>
-      </w:r>
-      <w:r>
-        <w:rPr>
-          <w:rFonts w:ascii="Tahoma" w:hAnsi="Tahoma" w:cs="Tahoma"/>
-          <w:sz w:val="22"/>
-          <w:szCs w:val="22"/>
-        </w:rPr>
-        <w:t xml:space="preserve"> </w:t>
-      </w:r>
-      <w:r>
-        <w:rPr>
-          <w:rFonts w:ascii="Tahoma" w:hAnsi="Tahoma" w:cs="Tahoma"/>
-          <w:sz w:val="22"/>
-          <w:szCs w:val="22"/>
-          <w:lang w:val="it-IT"/>
-        </w:rPr>
-        <w:t xml:space="preserve">tanggal </w:t>
-      </w:r>
-      <w:r>
-        <w:rPr>
-          <w:rFonts w:ascii="Tahoma" w:hAnsi="Tahoma" w:cs="Tahoma"/>
-          <w:sz w:val="22"/>
-          <w:szCs w:val="22"/>
-          <w:lang w:val="it-IT"/>
-        </w:rPr>
-        <w:t>13 Februari 2026</w:t>
-      </w:r>
-      <w:r>
-        <w:rPr>
-          <w:rFonts w:ascii="Tahoma" w:hAnsi="Tahoma" w:cs="Tahoma"/>
-          <w:sz w:val="22"/>
-          <w:szCs w:val="22"/>
-          <w:lang w:eastAsia="x-none"/>
-        </w:rPr>
         <w:t>,</w:t>
       </w:r>
+      <w:proofErr w:type="gramEnd"/>
       <w:r>
         <w:rPr>
           <w:rFonts w:ascii="Tahoma" w:hAnsi="Tahoma" w:cs="Tahoma"/>
@@ -10489,13 +9355,13 @@
         <w:tblLook w:val="04A0" w:firstRow="1" w:lastRow="0" w:firstColumn="1" w:lastColumn="0" w:noHBand="0" w:noVBand="1"/>
       </w:tblPr>
       <w:tblGrid>
-        <w:gridCol w:w="413"/>
-        <w:gridCol w:w="3563"/>
-        <w:gridCol w:w="426"/>
-        <w:gridCol w:w="1995"/>
-        <w:gridCol w:w="270"/>
-        <w:gridCol w:w="540"/>
-        <w:gridCol w:w="1800"/>
+        <w:gridCol w:w="1099"/>
+        <w:gridCol w:w="3164"/>
+        <w:gridCol w:w="389"/>
+        <w:gridCol w:w="1853"/>
+        <w:gridCol w:w="261"/>
+        <w:gridCol w:w="523"/>
+        <w:gridCol w:w="1718"/>
       </w:tblGrid>
       <w:tr>
         <w:trPr>
@@ -10503,7 +9369,7 @@
         </w:trPr>
         <w:tc>
           <w:tcPr>
-            <w:tcW w:w="413" w:type="dxa"/>
+            <w:tcW w:w="1099" w:type="dxa"/>
           </w:tcPr>
           <w:p>
             <w:pPr>
@@ -10522,13 +9388,31 @@
                 <w:sz w:val="22"/>
                 <w:szCs w:val="22"/>
               </w:rPr>
-              <w:t>1</w:t>
+              <w:t>${</w:t>
+            </w:r>
+            <w:proofErr w:type="spellStart"/>
+            <w:r>
+              <w:rPr>
+                <w:rFonts w:ascii="Tahoma" w:hAnsi="Tahoma" w:cs="Tahoma"/>
+                <w:sz w:val="22"/>
+                <w:szCs w:val="22"/>
+              </w:rPr>
+              <w:t>no_tim</w:t>
+            </w:r>
+            <w:proofErr w:type="spellEnd"/>
+            <w:r>
+              <w:rPr>
+                <w:rFonts w:ascii="Tahoma" w:hAnsi="Tahoma" w:cs="Tahoma"/>
+                <w:sz w:val="22"/>
+                <w:szCs w:val="22"/>
+              </w:rPr>
+              <w:t>}</w:t>
             </w:r>
           </w:p>
         </w:tc>
         <w:tc>
           <w:tcPr>
-            <w:tcW w:w="3563" w:type="dxa"/>
+            <w:tcW w:w="3164" w:type="dxa"/>
           </w:tcPr>
           <w:p>
             <w:pPr>
@@ -10541,6 +9425,14 @@
                 <w:lang w:eastAsia="x-none"/>
               </w:rPr>
             </w:pPr>
+            <w:r>
+              <w:rPr>
+                <w:rFonts w:ascii="Tahoma" w:hAnsi="Tahoma" w:cs="Tahoma"/>
+                <w:sz w:val="22"/>
+                <w:szCs w:val="22"/>
+              </w:rPr>
+              <w:t>${</w:t>
+            </w:r>
             <w:proofErr w:type="spellStart"/>
             <w:r>
               <w:rPr>
@@ -10548,14 +9440,22 @@
                 <w:sz w:val="22"/>
                 <w:szCs w:val="22"/>
               </w:rPr>
-              <w:t>Supono</w:t>
+              <w:t>nama_tim</w:t>
             </w:r>
             <w:proofErr w:type="spellEnd"/>
+            <w:r>
+              <w:rPr>
+                <w:rFonts w:ascii="Tahoma" w:hAnsi="Tahoma" w:cs="Tahoma"/>
+                <w:sz w:val="22"/>
+                <w:szCs w:val="22"/>
+              </w:rPr>
+              <w:t>}</w:t>
+            </w:r>
           </w:p>
         </w:tc>
         <w:tc>
           <w:tcPr>
-            <w:tcW w:w="426" w:type="dxa"/>
+            <w:tcW w:w="389" w:type="dxa"/>
           </w:tcPr>
           <w:p>
             <w:pPr>
@@ -10579,7 +9479,7 @@
         </w:tc>
         <w:tc>
           <w:tcPr>
-            <w:tcW w:w="1995" w:type="dxa"/>
+            <w:tcW w:w="1853" w:type="dxa"/>
           </w:tcPr>
           <w:p>
             <w:pPr>
@@ -10592,6 +9492,14 @@
                 <w:lang w:eastAsia="x-none"/>
               </w:rPr>
             </w:pPr>
+            <w:r>
+              <w:rPr>
+                <w:rFonts w:ascii="Tahoma" w:hAnsi="Tahoma" w:cs="Tahoma"/>
+                <w:sz w:val="22"/>
+                <w:szCs w:val="22"/>
+              </w:rPr>
+              <w:t>${</w:t>
+            </w:r>
             <w:proofErr w:type="spellStart"/>
             <w:r>
               <w:rPr>
@@ -10599,22 +9507,22 @@
                 <w:sz w:val="22"/>
                 <w:szCs w:val="22"/>
               </w:rPr>
-              <w:t>K</w:t>
+              <w:t>role_tim</w:t>
             </w:r>
+            <w:proofErr w:type="spellEnd"/>
             <w:r>
               <w:rPr>
                 <w:rFonts w:ascii="Tahoma" w:hAnsi="Tahoma" w:cs="Tahoma"/>
                 <w:sz w:val="22"/>
                 <w:szCs w:val="22"/>
               </w:rPr>
-              <w:t>oordinator</w:t>
+              <w:t>}</w:t>
             </w:r>
-            <w:proofErr w:type="spellEnd"/>
           </w:p>
         </w:tc>
         <w:tc>
           <w:tcPr>
-            <w:tcW w:w="270" w:type="dxa"/>
+            <w:tcW w:w="261" w:type="dxa"/>
           </w:tcPr>
           <w:p>
             <w:pPr>
@@ -10640,7 +9548,7 @@
         </w:tc>
         <w:tc>
           <w:tcPr>
-            <w:tcW w:w="540" w:type="dxa"/>
+            <w:tcW w:w="523" w:type="dxa"/>
           </w:tcPr>
           <w:p>
             <w:pPr>
@@ -10666,7 +9574,7 @@
         </w:tc>
         <w:tc>
           <w:tcPr>
-            <w:tcW w:w="1800" w:type="dxa"/>
+            <w:tcW w:w="1718" w:type="dxa"/>
           </w:tcPr>
           <w:p>
             <w:pPr>
@@ -10685,114 +9593,16 @@
                 <w:sz w:val="22"/>
                 <w:szCs w:val="22"/>
               </w:rPr>
-              <w:t>7095008B</w:t>
+              <w:t>${</w:t>
             </w:r>
-          </w:p>
-        </w:tc>
-      </w:tr>
-      <w:tr>
-        <w:trPr>
-          <w:jc w:val="center"/>
-        </w:trPr>
-        <w:tc>
-          <w:tcPr>
-            <w:tcW w:w="413" w:type="dxa"/>
-          </w:tcPr>
-          <w:p>
-            <w:pPr>
-              <w:spacing w:line="276" w:lineRule="auto"/>
-              <w:ind w:right="-120"/>
-              <w:jc w:val="center"/>
+            <w:proofErr w:type="spellStart"/>
+            <w:r>
               <w:rPr>
                 <w:rFonts w:ascii="Tahoma" w:hAnsi="Tahoma" w:cs="Tahoma"/>
                 <w:sz w:val="22"/>
                 <w:szCs w:val="22"/>
               </w:rPr>
-            </w:pPr>
-            <w:r>
-              <w:rPr>
-                <w:rFonts w:ascii="Tahoma" w:hAnsi="Tahoma" w:cs="Tahoma"/>
-                <w:sz w:val="22"/>
-                <w:szCs w:val="22"/>
-              </w:rPr>
-              <w:t>2</w:t>
-            </w:r>
-          </w:p>
-        </w:tc>
-        <w:tc>
-          <w:tcPr>
-            <w:tcW w:w="3563" w:type="dxa"/>
-          </w:tcPr>
-          <w:p>
-            <w:pPr>
-              <w:spacing w:line="276" w:lineRule="auto"/>
-              <w:ind w:right="-120"/>
-              <w:rPr>
-                <w:rFonts w:ascii="Tahoma" w:hAnsi="Tahoma" w:cs="Tahoma"/>
-                <w:sz w:val="22"/>
-                <w:szCs w:val="22"/>
-                <w:lang w:eastAsia="x-none"/>
-              </w:rPr>
-            </w:pPr>
-            <w:r>
-              <w:rPr>
-                <w:rFonts w:ascii="Tahoma" w:hAnsi="Tahoma" w:cs="Tahoma"/>
-                <w:sz w:val="22"/>
-                <w:szCs w:val="22"/>
-                <w:lang w:eastAsia="x-none"/>
-              </w:rPr>
-              <w:t>Nur Aziz Nashirudin</w:t>
-            </w:r>
-          </w:p>
-        </w:tc>
-        <w:tc>
-          <w:tcPr>
-            <w:tcW w:w="426" w:type="dxa"/>
-          </w:tcPr>
-          <w:p>
-            <w:pPr>
-              <w:spacing w:line="276" w:lineRule="auto"/>
-              <w:ind w:right="-120"/>
-              <w:rPr>
-                <w:rFonts w:ascii="Tahoma" w:hAnsi="Tahoma" w:cs="Tahoma"/>
-                <w:sz w:val="22"/>
-                <w:szCs w:val="22"/>
-              </w:rPr>
-            </w:pPr>
-            <w:r>
-              <w:rPr>
-                <w:rFonts w:ascii="Tahoma" w:hAnsi="Tahoma" w:cs="Tahoma"/>
-                <w:sz w:val="22"/>
-                <w:szCs w:val="22"/>
-              </w:rPr>
-              <w:t>:</w:t>
-            </w:r>
-          </w:p>
-        </w:tc>
-        <w:tc>
-          <w:tcPr>
-            <w:tcW w:w="1995" w:type="dxa"/>
-          </w:tcPr>
-          <w:p>
-            <w:pPr>
-              <w:spacing w:line="276" w:lineRule="auto"/>
-              <w:ind w:right="-120"/>
-              <w:rPr>
-                <w:rFonts w:ascii="Tahoma" w:hAnsi="Tahoma" w:cs="Tahoma"/>
-                <w:sz w:val="22"/>
-                <w:szCs w:val="22"/>
-                <w:lang w:eastAsia="x-none"/>
-              </w:rPr>
-            </w:pPr>
-            <w:proofErr w:type="spellStart"/>
-            <w:r>
-              <w:rPr>
-                <w:rFonts w:ascii="Tahoma" w:hAnsi="Tahoma" w:cs="Tahoma"/>
-                <w:sz w:val="22"/>
-                <w:szCs w:val="22"/>
-                <w:lang w:eastAsia="x-none"/>
-              </w:rPr>
-              <w:t>Ketua</w:t>
+              <w:t>nip_tim</w:t>
             </w:r>
             <w:proofErr w:type="spellEnd"/>
             <w:r>
@@ -10800,651 +9610,8 @@
                 <w:rFonts w:ascii="Tahoma" w:hAnsi="Tahoma" w:cs="Tahoma"/>
                 <w:sz w:val="22"/>
                 <w:szCs w:val="22"/>
-                <w:lang w:eastAsia="x-none"/>
-              </w:rPr>
-              <w:t xml:space="preserve"> Tim</w:t>
-            </w:r>
-          </w:p>
-        </w:tc>
-        <w:tc>
-          <w:tcPr>
-            <w:tcW w:w="270" w:type="dxa"/>
-          </w:tcPr>
-          <w:p>
-            <w:pPr>
-              <w:spacing w:line="276" w:lineRule="auto"/>
-              <w:ind w:right="-120"/>
-              <w:rPr>
-                <w:rFonts w:ascii="Tahoma" w:hAnsi="Tahoma" w:cs="Tahoma"/>
-                <w:sz w:val="22"/>
-                <w:szCs w:val="22"/>
-                <w:lang w:eastAsia="x-none"/>
-              </w:rPr>
-            </w:pPr>
-            <w:r>
-              <w:rPr>
-                <w:rFonts w:ascii="Tahoma" w:hAnsi="Tahoma" w:cs="Tahoma"/>
-                <w:sz w:val="22"/>
-                <w:szCs w:val="22"/>
-                <w:lang w:eastAsia="x-none"/>
-              </w:rPr>
-              <w:t>:</w:t>
-            </w:r>
-          </w:p>
-        </w:tc>
-        <w:tc>
-          <w:tcPr>
-            <w:tcW w:w="540" w:type="dxa"/>
-          </w:tcPr>
-          <w:p>
-            <w:pPr>
-              <w:spacing w:line="276" w:lineRule="auto"/>
-              <w:ind w:right="-120"/>
-              <w:rPr>
-                <w:rFonts w:ascii="Tahoma" w:hAnsi="Tahoma" w:cs="Tahoma"/>
-                <w:sz w:val="22"/>
-                <w:szCs w:val="22"/>
-                <w:lang w:eastAsia="x-none"/>
-              </w:rPr>
-            </w:pPr>
-            <w:r>
-              <w:rPr>
-                <w:rFonts w:ascii="Tahoma" w:hAnsi="Tahoma" w:cs="Tahoma"/>
-                <w:sz w:val="22"/>
-                <w:szCs w:val="22"/>
-                <w:lang w:eastAsia="x-none"/>
-              </w:rPr>
-              <w:t>NIP</w:t>
-            </w:r>
-          </w:p>
-        </w:tc>
-        <w:tc>
-          <w:tcPr>
-            <w:tcW w:w="1800" w:type="dxa"/>
-          </w:tcPr>
-          <w:p>
-            <w:pPr>
-              <w:spacing w:line="276" w:lineRule="auto"/>
-              <w:ind w:right="-120"/>
-              <w:rPr>
-                <w:rFonts w:ascii="Tahoma" w:hAnsi="Tahoma" w:cs="Tahoma"/>
-                <w:sz w:val="22"/>
-                <w:szCs w:val="22"/>
-                <w:lang w:eastAsia="x-none"/>
-              </w:rPr>
-            </w:pPr>
-            <w:r>
-              <w:rPr>
-                <w:rFonts w:ascii="Tahoma" w:hAnsi="Tahoma" w:cs="Tahoma"/>
-                <w:sz w:val="22"/>
-                <w:szCs w:val="22"/>
-              </w:rPr>
-              <w:t>931</w:t>
-            </w:r>
-            <w:r>
-              <w:rPr>
-                <w:rFonts w:ascii="Tahoma" w:hAnsi="Tahoma" w:cs="Tahoma"/>
-                <w:sz w:val="22"/>
-                <w:szCs w:val="22"/>
-              </w:rPr>
-              <w:t>73961ZY</w:t>
-            </w:r>
-          </w:p>
-        </w:tc>
-      </w:tr>
-      <w:tr>
-        <w:trPr>
-          <w:jc w:val="center"/>
-        </w:trPr>
-        <w:tc>
-          <w:tcPr>
-            <w:tcW w:w="413" w:type="dxa"/>
-          </w:tcPr>
-          <w:p>
-            <w:pPr>
-              <w:spacing w:line="276" w:lineRule="auto"/>
-              <w:ind w:right="-120"/>
-              <w:jc w:val="center"/>
-              <w:rPr>
-                <w:rFonts w:ascii="Tahoma" w:hAnsi="Tahoma" w:cs="Tahoma"/>
-                <w:sz w:val="22"/>
-                <w:szCs w:val="22"/>
-                <w:lang w:eastAsia="x-none"/>
-              </w:rPr>
-            </w:pPr>
-            <w:r>
-              <w:rPr>
-                <w:rFonts w:ascii="Tahoma" w:hAnsi="Tahoma" w:cs="Tahoma"/>
-                <w:sz w:val="22"/>
-                <w:szCs w:val="22"/>
-                <w:lang w:eastAsia="x-none"/>
-              </w:rPr>
-              <w:t>3</w:t>
-            </w:r>
-          </w:p>
-        </w:tc>
-        <w:tc>
-          <w:tcPr>
-            <w:tcW w:w="3563" w:type="dxa"/>
-          </w:tcPr>
-          <w:p>
-            <w:pPr>
-              <w:spacing w:line="276" w:lineRule="auto"/>
-              <w:ind w:right="-120"/>
-              <w:rPr>
-                <w:rFonts w:ascii="Tahoma" w:hAnsi="Tahoma" w:cs="Tahoma"/>
-                <w:sz w:val="22"/>
-                <w:szCs w:val="22"/>
-              </w:rPr>
-            </w:pPr>
-            <w:r>
-              <w:rPr>
-                <w:rFonts w:ascii="Tahoma" w:hAnsi="Tahoma" w:cs="Tahoma"/>
-                <w:sz w:val="22"/>
-                <w:szCs w:val="22"/>
-              </w:rPr>
-              <w:t xml:space="preserve">Chani Anugerah Aprilia </w:t>
-            </w:r>
-            <w:proofErr w:type="spellStart"/>
-            <w:r>
-              <w:rPr>
-                <w:rFonts w:ascii="Tahoma" w:hAnsi="Tahoma" w:cs="Tahoma"/>
-                <w:sz w:val="22"/>
-                <w:szCs w:val="22"/>
-              </w:rPr>
-              <w:t>Harkansas</w:t>
-            </w:r>
-            <w:proofErr w:type="spellEnd"/>
-          </w:p>
-        </w:tc>
-        <w:tc>
-          <w:tcPr>
-            <w:tcW w:w="426" w:type="dxa"/>
-          </w:tcPr>
-          <w:p>
-            <w:pPr>
-              <w:spacing w:line="276" w:lineRule="auto"/>
-              <w:ind w:right="-120"/>
-              <w:rPr>
-                <w:rFonts w:ascii="Tahoma" w:hAnsi="Tahoma" w:cs="Tahoma"/>
-                <w:sz w:val="22"/>
-                <w:szCs w:val="22"/>
-              </w:rPr>
-            </w:pPr>
-            <w:r>
-              <w:rPr>
-                <w:rFonts w:ascii="Tahoma" w:hAnsi="Tahoma" w:cs="Tahoma"/>
-                <w:sz w:val="22"/>
-                <w:szCs w:val="22"/>
-              </w:rPr>
-              <w:t>:</w:t>
-            </w:r>
-          </w:p>
-        </w:tc>
-        <w:tc>
-          <w:tcPr>
-            <w:tcW w:w="1995" w:type="dxa"/>
-          </w:tcPr>
-          <w:p>
-            <w:pPr>
-              <w:spacing w:line="276" w:lineRule="auto"/>
-              <w:ind w:right="-120"/>
-              <w:rPr>
-                <w:rFonts w:ascii="Tahoma" w:hAnsi="Tahoma" w:cs="Tahoma"/>
-                <w:sz w:val="22"/>
-                <w:szCs w:val="22"/>
-              </w:rPr>
-            </w:pPr>
-            <w:proofErr w:type="spellStart"/>
-            <w:r>
-              <w:rPr>
-                <w:rFonts w:ascii="Tahoma" w:hAnsi="Tahoma" w:cs="Tahoma"/>
-                <w:sz w:val="22"/>
-                <w:szCs w:val="22"/>
-              </w:rPr>
-              <w:t>Anggota</w:t>
-            </w:r>
-            <w:proofErr w:type="spellEnd"/>
-          </w:p>
-        </w:tc>
-        <w:tc>
-          <w:tcPr>
-            <w:tcW w:w="270" w:type="dxa"/>
-          </w:tcPr>
-          <w:p>
-            <w:pPr>
-              <w:spacing w:line="276" w:lineRule="auto"/>
-              <w:ind w:right="-120"/>
-              <w:rPr>
-                <w:rFonts w:ascii="Tahoma" w:hAnsi="Tahoma" w:cs="Tahoma"/>
-                <w:sz w:val="22"/>
-                <w:szCs w:val="22"/>
-              </w:rPr>
-            </w:pPr>
-            <w:r>
-              <w:rPr>
-                <w:rFonts w:ascii="Tahoma" w:hAnsi="Tahoma" w:cs="Tahoma"/>
-                <w:sz w:val="22"/>
-                <w:szCs w:val="22"/>
-                <w:lang w:eastAsia="x-none"/>
-              </w:rPr>
-              <w:t>:</w:t>
-            </w:r>
-          </w:p>
-        </w:tc>
-        <w:tc>
-          <w:tcPr>
-            <w:tcW w:w="540" w:type="dxa"/>
-          </w:tcPr>
-          <w:p>
-            <w:pPr>
-              <w:spacing w:line="276" w:lineRule="auto"/>
-              <w:ind w:right="-120"/>
-              <w:rPr>
-                <w:rFonts w:ascii="Tahoma" w:hAnsi="Tahoma" w:cs="Tahoma"/>
-                <w:sz w:val="22"/>
-                <w:szCs w:val="22"/>
-                <w:lang w:eastAsia="x-none"/>
-              </w:rPr>
-            </w:pPr>
-            <w:r>
-              <w:rPr>
-                <w:rFonts w:ascii="Tahoma" w:hAnsi="Tahoma" w:cs="Tahoma"/>
-                <w:sz w:val="22"/>
-                <w:szCs w:val="22"/>
-                <w:lang w:eastAsia="x-none"/>
-              </w:rPr>
-              <w:t>NIP</w:t>
-            </w:r>
-          </w:p>
-        </w:tc>
-        <w:tc>
-          <w:tcPr>
-            <w:tcW w:w="1800" w:type="dxa"/>
-          </w:tcPr>
-          <w:p>
-            <w:pPr>
-              <w:spacing w:line="276" w:lineRule="auto"/>
-              <w:ind w:right="-120"/>
-              <w:rPr>
-                <w:rFonts w:ascii="Tahoma" w:hAnsi="Tahoma" w:cs="Tahoma"/>
-                <w:sz w:val="22"/>
-                <w:szCs w:val="22"/>
-              </w:rPr>
-            </w:pPr>
-            <w:r>
-              <w:rPr>
-                <w:rFonts w:ascii="Tahoma" w:hAnsi="Tahoma" w:cs="Tahoma"/>
-                <w:sz w:val="22"/>
-                <w:szCs w:val="22"/>
-              </w:rPr>
-              <w:t>93173965ZY</w:t>
-            </w:r>
-          </w:p>
-        </w:tc>
-      </w:tr>
-      <w:tr>
-        <w:trPr>
-          <w:jc w:val="center"/>
-        </w:trPr>
-        <w:tc>
-          <w:tcPr>
-            <w:tcW w:w="413" w:type="dxa"/>
-          </w:tcPr>
-          <w:p>
-            <w:pPr>
-              <w:spacing w:line="276" w:lineRule="auto"/>
-              <w:ind w:right="-120"/>
-              <w:jc w:val="center"/>
-              <w:rPr>
-                <w:rFonts w:ascii="Tahoma" w:hAnsi="Tahoma" w:cs="Tahoma"/>
-                <w:sz w:val="22"/>
-                <w:szCs w:val="22"/>
-                <w:lang w:eastAsia="x-none"/>
-              </w:rPr>
-            </w:pPr>
-            <w:r>
-              <w:rPr>
-                <w:rFonts w:ascii="Tahoma" w:hAnsi="Tahoma" w:cs="Tahoma"/>
-                <w:sz w:val="22"/>
-                <w:szCs w:val="22"/>
-                <w:lang w:eastAsia="x-none"/>
-              </w:rPr>
-              <w:t>4</w:t>
-            </w:r>
-          </w:p>
-        </w:tc>
-        <w:tc>
-          <w:tcPr>
-            <w:tcW w:w="3563" w:type="dxa"/>
-          </w:tcPr>
-          <w:p>
-            <w:pPr>
-              <w:spacing w:line="276" w:lineRule="auto"/>
-              <w:ind w:right="-120"/>
-              <w:rPr>
-                <w:rFonts w:ascii="Tahoma" w:hAnsi="Tahoma" w:cs="Tahoma"/>
-                <w:sz w:val="22"/>
-                <w:szCs w:val="22"/>
-              </w:rPr>
-            </w:pPr>
-            <w:r>
-              <w:rPr>
-                <w:rFonts w:ascii="Tahoma" w:hAnsi="Tahoma" w:cs="Tahoma"/>
-                <w:sz w:val="22"/>
-                <w:szCs w:val="22"/>
-                <w:lang w:val="en-IN"/>
-              </w:rPr>
-              <w:t>Daniarsasiah Audina</w:t>
-            </w:r>
-          </w:p>
-        </w:tc>
-        <w:tc>
-          <w:tcPr>
-            <w:tcW w:w="426" w:type="dxa"/>
-          </w:tcPr>
-          <w:p>
-            <w:pPr>
-              <w:spacing w:line="276" w:lineRule="auto"/>
-              <w:ind w:right="-120"/>
-              <w:rPr>
-                <w:rFonts w:ascii="Tahoma" w:hAnsi="Tahoma" w:cs="Tahoma"/>
-                <w:sz w:val="22"/>
-                <w:szCs w:val="22"/>
-              </w:rPr>
-            </w:pPr>
-            <w:r>
-              <w:rPr>
-                <w:rFonts w:ascii="Tahoma" w:hAnsi="Tahoma" w:cs="Tahoma"/>
-                <w:sz w:val="22"/>
-                <w:szCs w:val="22"/>
-              </w:rPr>
-              <w:t>:</w:t>
-            </w:r>
-          </w:p>
-        </w:tc>
-        <w:tc>
-          <w:tcPr>
-            <w:tcW w:w="1995" w:type="dxa"/>
-          </w:tcPr>
-          <w:p>
-            <w:pPr>
-              <w:spacing w:line="276" w:lineRule="auto"/>
-              <w:ind w:right="-120"/>
-              <w:rPr>
-                <w:rFonts w:ascii="Tahoma" w:hAnsi="Tahoma" w:cs="Tahoma"/>
-                <w:sz w:val="22"/>
-                <w:szCs w:val="22"/>
-              </w:rPr>
-            </w:pPr>
-            <w:proofErr w:type="spellStart"/>
-            <w:r>
-              <w:rPr>
-                <w:rFonts w:ascii="Tahoma" w:hAnsi="Tahoma" w:cs="Tahoma"/>
-                <w:sz w:val="22"/>
-                <w:szCs w:val="22"/>
-              </w:rPr>
-              <w:t>Anggota</w:t>
-            </w:r>
-            <w:proofErr w:type="spellEnd"/>
-          </w:p>
-        </w:tc>
-        <w:tc>
-          <w:tcPr>
-            <w:tcW w:w="270" w:type="dxa"/>
-          </w:tcPr>
-          <w:p>
-            <w:pPr>
-              <w:spacing w:line="276" w:lineRule="auto"/>
-              <w:ind w:right="-120"/>
-              <w:rPr>
-                <w:rFonts w:ascii="Tahoma" w:hAnsi="Tahoma" w:cs="Tahoma"/>
-                <w:sz w:val="22"/>
-                <w:szCs w:val="22"/>
-              </w:rPr>
-            </w:pPr>
-            <w:r>
-              <w:rPr>
-                <w:rFonts w:ascii="Tahoma" w:hAnsi="Tahoma" w:cs="Tahoma"/>
-                <w:sz w:val="22"/>
-                <w:szCs w:val="22"/>
-                <w:lang w:eastAsia="x-none"/>
-              </w:rPr>
-              <w:t>:</w:t>
-            </w:r>
-          </w:p>
-        </w:tc>
-        <w:tc>
-          <w:tcPr>
-            <w:tcW w:w="540" w:type="dxa"/>
-          </w:tcPr>
-          <w:p>
-            <w:pPr>
-              <w:spacing w:line="276" w:lineRule="auto"/>
-              <w:ind w:right="-120"/>
-              <w:rPr>
-                <w:rFonts w:ascii="Tahoma" w:hAnsi="Tahoma" w:cs="Tahoma"/>
-                <w:sz w:val="22"/>
-                <w:szCs w:val="22"/>
-                <w:lang w:eastAsia="x-none"/>
-              </w:rPr>
-            </w:pPr>
-            <w:r>
-              <w:rPr>
-                <w:rFonts w:ascii="Tahoma" w:hAnsi="Tahoma" w:cs="Tahoma"/>
-                <w:sz w:val="22"/>
-                <w:szCs w:val="22"/>
-                <w:lang w:eastAsia="x-none"/>
-              </w:rPr>
-              <w:t>NIP</w:t>
-            </w:r>
-          </w:p>
-        </w:tc>
-        <w:tc>
-          <w:tcPr>
-            <w:tcW w:w="1800" w:type="dxa"/>
-          </w:tcPr>
-          <w:p>
-            <w:pPr>
-              <w:spacing w:line="276" w:lineRule="auto"/>
-              <w:ind w:right="-120"/>
-              <w:rPr>
-                <w:rFonts w:ascii="Tahoma" w:hAnsi="Tahoma" w:cs="Tahoma"/>
-                <w:sz w:val="22"/>
-                <w:szCs w:val="22"/>
-              </w:rPr>
-            </w:pPr>
-            <w:r>
-              <w:rPr>
-                <w:rFonts w:ascii="Tahoma" w:hAnsi="Tahoma" w:cs="Tahoma"/>
-                <w:sz w:val="22"/>
-                <w:szCs w:val="22"/>
-              </w:rPr>
-              <w:t>9424002PRO</w:t>
-            </w:r>
-          </w:p>
-        </w:tc>
-      </w:tr>
-      <w:tr>
-        <w:trPr>
-          <w:jc w:val="center"/>
-        </w:trPr>
-        <w:tc>
-          <w:tcPr>
-            <w:tcW w:w="413" w:type="dxa"/>
-          </w:tcPr>
-          <w:p>
-            <w:pPr>
-              <w:spacing w:line="276" w:lineRule="auto"/>
-              <w:ind w:right="-120"/>
-              <w:jc w:val="center"/>
-              <w:rPr>
-                <w:rFonts w:ascii="Tahoma" w:hAnsi="Tahoma" w:cs="Tahoma"/>
-                <w:sz w:val="22"/>
-                <w:szCs w:val="22"/>
-                <w:lang w:eastAsia="x-none"/>
-              </w:rPr>
-            </w:pPr>
-            <w:r>
-              <w:rPr>
-                <w:rFonts w:ascii="Tahoma" w:hAnsi="Tahoma" w:cs="Tahoma"/>
-                <w:sz w:val="22"/>
-                <w:szCs w:val="22"/>
-                <w:lang w:eastAsia="x-none"/>
-              </w:rPr>
-              <w:t>5</w:t>
-            </w:r>
-          </w:p>
-        </w:tc>
-        <w:tc>
-          <w:tcPr>
-            <w:tcW w:w="3563" w:type="dxa"/>
-          </w:tcPr>
-          <w:p>
-            <w:pPr>
-              <w:spacing w:line="276" w:lineRule="auto"/>
-              <w:ind w:right="-120"/>
-              <w:rPr>
-                <w:rFonts w:ascii="Tahoma" w:hAnsi="Tahoma" w:cs="Tahoma"/>
-                <w:sz w:val="22"/>
-                <w:szCs w:val="22"/>
-                <w:lang w:val="en-ID"/>
-              </w:rPr>
-            </w:pPr>
-            <w:r>
-              <w:rPr>
-                <w:rFonts w:ascii="Tahoma" w:hAnsi="Tahoma" w:cs="Tahoma"/>
-                <w:sz w:val="22"/>
-                <w:szCs w:val="22"/>
-                <w:lang w:val="en-ID"/>
-              </w:rPr>
-              <w:t>Muhammad Akhyar Suwandi</w:t>
-            </w:r>
-          </w:p>
-        </w:tc>
-        <w:tc>
-          <w:tcPr>
-            <w:tcW w:w="426" w:type="dxa"/>
-          </w:tcPr>
-          <w:p>
-            <w:pPr>
-              <w:spacing w:line="276" w:lineRule="auto"/>
-              <w:ind w:right="-120"/>
-              <w:rPr>
-                <w:rFonts w:ascii="Tahoma" w:hAnsi="Tahoma" w:cs="Tahoma"/>
-                <w:sz w:val="22"/>
-                <w:szCs w:val="22"/>
-              </w:rPr>
-            </w:pPr>
-            <w:r>
-              <w:rPr>
-                <w:rFonts w:ascii="Tahoma" w:hAnsi="Tahoma" w:cs="Tahoma"/>
-                <w:sz w:val="22"/>
-                <w:szCs w:val="22"/>
-              </w:rPr>
-              <w:t>:</w:t>
-            </w:r>
-          </w:p>
-        </w:tc>
-        <w:tc>
-          <w:tcPr>
-            <w:tcW w:w="1995" w:type="dxa"/>
-          </w:tcPr>
-          <w:p>
-            <w:pPr>
-              <w:spacing w:line="276" w:lineRule="auto"/>
-              <w:ind w:right="-120"/>
-              <w:rPr>
-                <w:rFonts w:ascii="Tahoma" w:hAnsi="Tahoma" w:cs="Tahoma"/>
-                <w:sz w:val="22"/>
-                <w:szCs w:val="22"/>
-              </w:rPr>
-            </w:pPr>
-            <w:proofErr w:type="spellStart"/>
-            <w:r>
-              <w:rPr>
-                <w:rFonts w:ascii="Tahoma" w:hAnsi="Tahoma" w:cs="Tahoma"/>
-                <w:sz w:val="22"/>
-                <w:szCs w:val="22"/>
-              </w:rPr>
-              <w:t>Anggota</w:t>
-            </w:r>
-            <w:proofErr w:type="spellEnd"/>
-          </w:p>
-        </w:tc>
-        <w:tc>
-          <w:tcPr>
-            <w:tcW w:w="270" w:type="dxa"/>
-          </w:tcPr>
-          <w:p>
-            <w:pPr>
-              <w:spacing w:line="276" w:lineRule="auto"/>
-              <w:ind w:right="-120"/>
-              <w:rPr>
-                <w:rFonts w:ascii="Tahoma" w:hAnsi="Tahoma" w:cs="Tahoma"/>
-                <w:sz w:val="22"/>
-                <w:szCs w:val="22"/>
-                <w:lang w:eastAsia="x-none"/>
-              </w:rPr>
-            </w:pPr>
-            <w:r>
-              <w:rPr>
-                <w:rFonts w:ascii="Tahoma" w:hAnsi="Tahoma" w:cs="Tahoma"/>
-                <w:sz w:val="22"/>
-                <w:szCs w:val="22"/>
-                <w:lang w:eastAsia="x-none"/>
-              </w:rPr>
-              <w:t>:</w:t>
-            </w:r>
-          </w:p>
-        </w:tc>
-        <w:tc>
-          <w:tcPr>
-            <w:tcW w:w="540" w:type="dxa"/>
-          </w:tcPr>
-          <w:p>
-            <w:pPr>
-              <w:spacing w:line="276" w:lineRule="auto"/>
-              <w:ind w:right="-120"/>
-              <w:rPr>
-                <w:rFonts w:ascii="Tahoma" w:hAnsi="Tahoma" w:cs="Tahoma"/>
-                <w:sz w:val="22"/>
-                <w:szCs w:val="22"/>
-                <w:lang w:eastAsia="x-none"/>
-              </w:rPr>
-            </w:pPr>
-            <w:r>
-              <w:rPr>
-                <w:rFonts w:ascii="Tahoma" w:hAnsi="Tahoma" w:cs="Tahoma"/>
-                <w:sz w:val="22"/>
-                <w:szCs w:val="22"/>
-                <w:lang w:eastAsia="x-none"/>
-              </w:rPr>
-              <w:t xml:space="preserve">NIP </w:t>
-            </w:r>
-          </w:p>
-        </w:tc>
-        <w:tc>
-          <w:tcPr>
-            <w:tcW w:w="1800" w:type="dxa"/>
-          </w:tcPr>
-          <w:p>
-            <w:pPr>
-              <w:spacing w:line="276" w:lineRule="auto"/>
-              <w:ind w:right="-120"/>
-              <w:rPr>
-                <w:rFonts w:ascii="Tahoma" w:hAnsi="Tahoma" w:cs="Tahoma"/>
-                <w:sz w:val="22"/>
-                <w:szCs w:val="22"/>
-              </w:rPr>
-            </w:pPr>
-            <w:r>
-              <w:rPr>
-                <w:rFonts w:ascii="Tahoma" w:hAnsi="Tahoma" w:cs="Tahoma"/>
-                <w:sz w:val="22"/>
-                <w:szCs w:val="22"/>
-              </w:rPr>
-              <w:t>9925005PRO</w:t>
+              </w:rPr>
+              <w:t>}</w:t>
             </w:r>
           </w:p>
         </w:tc>
@@ -11453,7 +9620,7 @@
     <w:p>
       <w:pPr>
         <w:spacing w:line="276" w:lineRule="auto"/>
-        <w:ind w:left="810" w:right="-120"/>
+        <w:ind w:right="-120"/>
         <w:rPr>
           <w:rFonts w:ascii="Tahoma" w:hAnsi="Tahoma" w:cs="Tahoma"/>
           <w:sz w:val="22"/>
@@ -11500,14 +9667,13 @@
           <w:szCs w:val="22"/>
           <w:u w:val="none"/>
         </w:rPr>
-        <w:lastRenderedPageBreak/>
         <w:t>AUDIT PROGRAM</w:t>
       </w:r>
       <w:bookmarkEnd w:id="10"/>
     </w:p>
     <w:tbl>
       <w:tblPr>
-        <w:tblW w:w="9270" w:type="dxa"/>
+        <w:tblW w:w="8931" w:type="dxa"/>
         <w:tblInd w:w="108" w:type="dxa"/>
         <w:tblBorders>
           <w:top w:val="single" w:sz="4" w:space="0" w:color="auto"/>
@@ -11521,10 +9687,9 @@
         <w:tblLook w:val="04A0" w:firstRow="1" w:lastRow="0" w:firstColumn="1" w:lastColumn="0" w:noHBand="0" w:noVBand="1"/>
       </w:tblPr>
       <w:tblGrid>
-        <w:gridCol w:w="594"/>
-        <w:gridCol w:w="2100"/>
-        <w:gridCol w:w="4846"/>
-        <w:gridCol w:w="1730"/>
+        <w:gridCol w:w="2552"/>
+        <w:gridCol w:w="4536"/>
+        <w:gridCol w:w="1843"/>
       </w:tblGrid>
       <w:tr>
         <w:trPr>
@@ -11532,7 +9697,7 @@
         </w:trPr>
         <w:tc>
           <w:tcPr>
-            <w:tcW w:w="594" w:type="dxa"/>
+            <w:tcW w:w="2552" w:type="dxa"/>
             <w:shd w:val="clear" w:color="auto" w:fill="D9D9D9"/>
           </w:tcPr>
           <w:p>
@@ -11553,49 +9718,13 @@
                 <w:sz w:val="22"/>
                 <w:szCs w:val="22"/>
               </w:rPr>
-              <w:t>NO</w:t>
+              <w:t>PROSES BISNIS</w:t>
             </w:r>
           </w:p>
         </w:tc>
         <w:tc>
           <w:tcPr>
-            <w:tcW w:w="2100" w:type="dxa"/>
-            <w:shd w:val="clear" w:color="auto" w:fill="D9D9D9"/>
-          </w:tcPr>
-          <w:p>
-            <w:pPr>
-              <w:spacing w:line="240" w:lineRule="auto"/>
-              <w:jc w:val="center"/>
-              <w:rPr>
-                <w:rFonts w:ascii="Tahoma" w:hAnsi="Tahoma" w:cs="Tahoma"/>
-                <w:b/>
-                <w:sz w:val="22"/>
-                <w:szCs w:val="22"/>
-              </w:rPr>
-            </w:pPr>
-            <w:r>
-              <w:rPr>
-                <w:rFonts w:ascii="Tahoma" w:hAnsi="Tahoma" w:cs="Tahoma"/>
-                <w:b/>
-                <w:sz w:val="22"/>
-                <w:szCs w:val="22"/>
-              </w:rPr>
-              <w:t>PROSES</w:t>
-            </w:r>
-            <w:r>
-              <w:rPr>
-                <w:rFonts w:ascii="Tahoma" w:hAnsi="Tahoma" w:cs="Tahoma"/>
-                <w:b/>
-                <w:sz w:val="22"/>
-                <w:szCs w:val="22"/>
-              </w:rPr>
-              <w:t xml:space="preserve"> BISNIS</w:t>
-            </w:r>
-          </w:p>
-        </w:tc>
-        <w:tc>
-          <w:tcPr>
-            <w:tcW w:w="4846" w:type="dxa"/>
+            <w:tcW w:w="4536" w:type="dxa"/>
             <w:shd w:val="clear" w:color="auto" w:fill="D9D9D9"/>
             <w:vAlign w:val="center"/>
           </w:tcPr>
@@ -11623,7 +9752,7 @@
         </w:tc>
         <w:tc>
           <w:tcPr>
-            <w:tcW w:w="1730" w:type="dxa"/>
+            <w:tcW w:w="1843" w:type="dxa"/>
             <w:shd w:val="clear" w:color="auto" w:fill="D9D9D9"/>
             <w:vAlign w:val="center"/>
           </w:tcPr>
@@ -11653,561 +9782,31 @@
       <w:tr>
         <w:tc>
           <w:tcPr>
-            <w:tcW w:w="594" w:type="dxa"/>
+            <w:tcW w:w="2552" w:type="dxa"/>
           </w:tcPr>
           <w:p>
             <w:pPr>
-              <w:spacing w:line="240" w:lineRule="auto"/>
-              <w:jc w:val="center"/>
+              <w:spacing w:after="120" w:line="240" w:lineRule="auto"/>
+              <w:jc w:val="left"/>
               <w:rPr>
                 <w:rFonts w:ascii="Tahoma" w:hAnsi="Tahoma" w:cs="Tahoma"/>
                 <w:sz w:val="22"/>
                 <w:szCs w:val="22"/>
-                <w:lang w:val="id-ID"/>
               </w:rPr>
             </w:pPr>
             <w:r>
               <w:rPr>
-                <w:rFonts w:ascii="Tahoma" w:hAnsi="Tahoma" w:cs="Tahoma"/>
+                <w:rFonts w:ascii="Tahoma" w:eastAsia="Calibri" w:hAnsi="Tahoma" w:cs="Tahoma"/>
                 <w:sz w:val="22"/>
                 <w:szCs w:val="22"/>
-                <w:lang w:val="id-ID"/>
-              </w:rPr>
-              <w:t>1</w:t>
+              </w:rPr>
+              <w:t>${AP_PROSES_BISNIS}</w:t>
             </w:r>
-          </w:p>
-          <w:p>
-            <w:pPr>
-              <w:spacing w:line="240" w:lineRule="auto"/>
-              <w:jc w:val="center"/>
-              <w:rPr>
-                <w:rFonts w:ascii="Tahoma" w:hAnsi="Tahoma" w:cs="Tahoma"/>
-                <w:sz w:val="22"/>
-                <w:szCs w:val="22"/>
-                <w:lang w:val="id-ID"/>
-              </w:rPr>
-            </w:pPr>
-          </w:p>
-          <w:p>
-            <w:pPr>
-              <w:spacing w:line="240" w:lineRule="auto"/>
-              <w:jc w:val="center"/>
-              <w:rPr>
-                <w:rFonts w:ascii="Tahoma" w:hAnsi="Tahoma" w:cs="Tahoma"/>
-                <w:sz w:val="22"/>
-                <w:szCs w:val="22"/>
-                <w:lang w:val="id-ID"/>
-              </w:rPr>
-            </w:pPr>
-          </w:p>
-          <w:p>
-            <w:pPr>
-              <w:spacing w:line="240" w:lineRule="auto"/>
-              <w:jc w:val="center"/>
-              <w:rPr>
-                <w:rFonts w:ascii="Tahoma" w:hAnsi="Tahoma" w:cs="Tahoma"/>
-                <w:sz w:val="22"/>
-                <w:szCs w:val="22"/>
-                <w:lang w:val="id-ID"/>
-              </w:rPr>
-            </w:pPr>
-          </w:p>
-          <w:p>
-            <w:pPr>
-              <w:spacing w:line="240" w:lineRule="auto"/>
-              <w:jc w:val="center"/>
-              <w:rPr>
-                <w:rFonts w:ascii="Tahoma" w:hAnsi="Tahoma" w:cs="Tahoma"/>
-                <w:sz w:val="22"/>
-                <w:szCs w:val="22"/>
-                <w:lang w:val="id-ID"/>
-              </w:rPr>
-            </w:pPr>
-          </w:p>
-          <w:p>
-            <w:pPr>
-              <w:spacing w:line="240" w:lineRule="auto"/>
-              <w:jc w:val="center"/>
-              <w:rPr>
-                <w:rFonts w:ascii="Tahoma" w:hAnsi="Tahoma" w:cs="Tahoma"/>
-                <w:sz w:val="22"/>
-                <w:szCs w:val="22"/>
-                <w:lang w:val="id-ID"/>
-              </w:rPr>
-            </w:pPr>
-          </w:p>
-          <w:p>
-            <w:pPr>
-              <w:spacing w:line="240" w:lineRule="auto"/>
-              <w:jc w:val="center"/>
-              <w:rPr>
-                <w:rFonts w:ascii="Tahoma" w:hAnsi="Tahoma" w:cs="Tahoma"/>
-                <w:sz w:val="22"/>
-                <w:szCs w:val="22"/>
-                <w:lang w:val="id-ID"/>
-              </w:rPr>
-            </w:pPr>
-          </w:p>
-          <w:p>
-            <w:pPr>
-              <w:spacing w:line="240" w:lineRule="auto"/>
-              <w:jc w:val="center"/>
-              <w:rPr>
-                <w:rFonts w:ascii="Tahoma" w:hAnsi="Tahoma" w:cs="Tahoma"/>
-                <w:sz w:val="22"/>
-                <w:szCs w:val="22"/>
-                <w:lang w:val="id-ID"/>
-              </w:rPr>
-            </w:pPr>
-            <w:r>
-              <w:rPr>
-                <w:rFonts w:ascii="Tahoma" w:hAnsi="Tahoma" w:cs="Tahoma"/>
-                <w:sz w:val="22"/>
-                <w:szCs w:val="22"/>
-                <w:lang w:val="id-ID"/>
-              </w:rPr>
-              <w:t>2</w:t>
-            </w:r>
-          </w:p>
-          <w:p>
-            <w:pPr>
-              <w:spacing w:line="240" w:lineRule="auto"/>
-              <w:jc w:val="center"/>
-              <w:rPr>
-                <w:rFonts w:ascii="Tahoma" w:hAnsi="Tahoma" w:cs="Tahoma"/>
-                <w:sz w:val="22"/>
-                <w:szCs w:val="22"/>
-                <w:lang w:val="id-ID"/>
-              </w:rPr>
-            </w:pPr>
-          </w:p>
-          <w:p>
-            <w:pPr>
-              <w:spacing w:line="240" w:lineRule="auto"/>
-              <w:jc w:val="center"/>
-              <w:rPr>
-                <w:rFonts w:ascii="Tahoma" w:hAnsi="Tahoma" w:cs="Tahoma"/>
-                <w:sz w:val="22"/>
-                <w:szCs w:val="22"/>
-                <w:lang w:val="id-ID"/>
-              </w:rPr>
-            </w:pPr>
-          </w:p>
-          <w:p>
-            <w:pPr>
-              <w:spacing w:line="240" w:lineRule="auto"/>
-              <w:jc w:val="center"/>
-              <w:rPr>
-                <w:rFonts w:ascii="Tahoma" w:hAnsi="Tahoma" w:cs="Tahoma"/>
-                <w:sz w:val="22"/>
-                <w:szCs w:val="22"/>
-                <w:lang w:val="id-ID"/>
-              </w:rPr>
-            </w:pPr>
-          </w:p>
-          <w:p>
-            <w:pPr>
-              <w:spacing w:line="240" w:lineRule="auto"/>
-              <w:jc w:val="center"/>
-              <w:rPr>
-                <w:rFonts w:ascii="Tahoma" w:hAnsi="Tahoma" w:cs="Tahoma"/>
-                <w:sz w:val="22"/>
-                <w:szCs w:val="22"/>
-                <w:lang w:val="id-ID"/>
-              </w:rPr>
-            </w:pPr>
-          </w:p>
-          <w:p>
-            <w:pPr>
-              <w:spacing w:line="240" w:lineRule="auto"/>
-              <w:jc w:val="center"/>
-              <w:rPr>
-                <w:rFonts w:ascii="Tahoma" w:hAnsi="Tahoma" w:cs="Tahoma"/>
-                <w:sz w:val="22"/>
-                <w:szCs w:val="22"/>
-                <w:lang w:val="id-ID"/>
-              </w:rPr>
-            </w:pPr>
-          </w:p>
-          <w:p>
-            <w:pPr>
-              <w:spacing w:line="240" w:lineRule="auto"/>
-              <w:jc w:val="center"/>
-              <w:rPr>
-                <w:rFonts w:ascii="Tahoma" w:hAnsi="Tahoma" w:cs="Tahoma"/>
-                <w:sz w:val="22"/>
-                <w:szCs w:val="22"/>
-                <w:lang w:val="id-ID"/>
-              </w:rPr>
-            </w:pPr>
-          </w:p>
-          <w:p>
-            <w:pPr>
-              <w:spacing w:line="240" w:lineRule="auto"/>
-              <w:jc w:val="center"/>
-              <w:rPr>
-                <w:rFonts w:ascii="Tahoma" w:hAnsi="Tahoma" w:cs="Tahoma"/>
-                <w:sz w:val="22"/>
-                <w:szCs w:val="22"/>
-                <w:lang w:val="id-ID"/>
-              </w:rPr>
-            </w:pPr>
-            <w:r>
-              <w:rPr>
-                <w:rFonts w:ascii="Tahoma" w:hAnsi="Tahoma" w:cs="Tahoma"/>
-                <w:sz w:val="22"/>
-                <w:szCs w:val="22"/>
-                <w:lang w:val="id-ID"/>
-              </w:rPr>
-              <w:t>3</w:t>
-            </w:r>
-          </w:p>
-          <w:p>
-            <w:pPr>
-              <w:spacing w:line="240" w:lineRule="auto"/>
-              <w:jc w:val="center"/>
-              <w:rPr>
-                <w:rFonts w:ascii="Tahoma" w:hAnsi="Tahoma" w:cs="Tahoma"/>
-                <w:sz w:val="22"/>
-                <w:szCs w:val="22"/>
-                <w:lang w:val="id-ID"/>
-              </w:rPr>
-            </w:pPr>
           </w:p>
         </w:tc>
         <w:tc>
           <w:tcPr>
-            <w:tcW w:w="2100" w:type="dxa"/>
-          </w:tcPr>
-          <w:p>
-            <w:pPr>
-              <w:spacing w:line="240" w:lineRule="auto"/>
-              <w:jc w:val="left"/>
-              <w:rPr>
-                <w:rFonts w:ascii="Tahoma" w:eastAsia="Calibri" w:hAnsi="Tahoma" w:cs="Tahoma"/>
-                <w:sz w:val="22"/>
-                <w:szCs w:val="22"/>
-              </w:rPr>
-            </w:pPr>
-            <w:r>
-              <w:rPr>
-                <w:rFonts w:ascii="Tahoma" w:eastAsia="Calibri" w:hAnsi="Tahoma" w:cs="Tahoma"/>
-                <w:sz w:val="22"/>
-                <w:szCs w:val="22"/>
-              </w:rPr>
-              <w:t xml:space="preserve">Proses </w:t>
-            </w:r>
-            <w:proofErr w:type="spellStart"/>
-            <w:r>
-              <w:rPr>
-                <w:rFonts w:ascii="Tahoma" w:eastAsia="Calibri" w:hAnsi="Tahoma" w:cs="Tahoma"/>
-                <w:sz w:val="22"/>
-                <w:szCs w:val="22"/>
-              </w:rPr>
-              <w:t>Perencanaan</w:t>
-            </w:r>
-            <w:proofErr w:type="spellEnd"/>
-            <w:r>
-              <w:rPr>
-                <w:rFonts w:ascii="Tahoma" w:eastAsia="Calibri" w:hAnsi="Tahoma" w:cs="Tahoma"/>
-                <w:sz w:val="22"/>
-                <w:szCs w:val="22"/>
-              </w:rPr>
-              <w:t xml:space="preserve"> </w:t>
-            </w:r>
-            <w:proofErr w:type="spellStart"/>
-            <w:r>
-              <w:rPr>
-                <w:rFonts w:ascii="Tahoma" w:eastAsia="Calibri" w:hAnsi="Tahoma" w:cs="Tahoma"/>
-                <w:sz w:val="22"/>
-                <w:szCs w:val="22"/>
-              </w:rPr>
-              <w:t>Kontrak</w:t>
-            </w:r>
-            <w:proofErr w:type="spellEnd"/>
-            <w:r>
-              <w:rPr>
-                <w:rFonts w:ascii="Tahoma" w:eastAsia="Calibri" w:hAnsi="Tahoma" w:cs="Tahoma"/>
-                <w:sz w:val="22"/>
-                <w:szCs w:val="22"/>
-              </w:rPr>
-              <w:t xml:space="preserve"> Project </w:t>
-            </w:r>
-            <w:proofErr w:type="spellStart"/>
-            <w:r>
-              <w:rPr>
-                <w:rFonts w:ascii="Tahoma" w:eastAsia="Calibri" w:hAnsi="Tahoma" w:cs="Tahoma"/>
-                <w:sz w:val="22"/>
-                <w:szCs w:val="22"/>
-              </w:rPr>
-              <w:t>Transmisi</w:t>
-            </w:r>
-            <w:proofErr w:type="spellEnd"/>
-            <w:r>
-              <w:rPr>
-                <w:rFonts w:ascii="Tahoma" w:eastAsia="Calibri" w:hAnsi="Tahoma" w:cs="Tahoma"/>
-                <w:sz w:val="22"/>
-                <w:szCs w:val="22"/>
-              </w:rPr>
-              <w:t xml:space="preserve"> dan </w:t>
-            </w:r>
-            <w:proofErr w:type="spellStart"/>
-            <w:r>
-              <w:rPr>
-                <w:rFonts w:ascii="Tahoma" w:eastAsia="Calibri" w:hAnsi="Tahoma" w:cs="Tahoma"/>
-                <w:sz w:val="22"/>
-                <w:szCs w:val="22"/>
-              </w:rPr>
-              <w:t>Pelayanan</w:t>
-            </w:r>
-            <w:proofErr w:type="spellEnd"/>
-            <w:r>
-              <w:rPr>
-                <w:rFonts w:ascii="Tahoma" w:eastAsia="Calibri" w:hAnsi="Tahoma" w:cs="Tahoma"/>
-                <w:sz w:val="22"/>
-                <w:szCs w:val="22"/>
-              </w:rPr>
-              <w:t xml:space="preserve"> </w:t>
-            </w:r>
-            <w:proofErr w:type="spellStart"/>
-            <w:r>
-              <w:rPr>
-                <w:rFonts w:ascii="Tahoma" w:eastAsia="Calibri" w:hAnsi="Tahoma" w:cs="Tahoma"/>
-                <w:sz w:val="22"/>
-                <w:szCs w:val="22"/>
-              </w:rPr>
-              <w:t>Pelanggan</w:t>
-            </w:r>
-            <w:proofErr w:type="spellEnd"/>
-          </w:p>
-          <w:p>
-            <w:pPr>
-              <w:spacing w:line="240" w:lineRule="auto"/>
-              <w:jc w:val="left"/>
-              <w:rPr>
-                <w:rFonts w:ascii="Tahoma" w:eastAsia="Calibri" w:hAnsi="Tahoma" w:cs="Tahoma"/>
-                <w:sz w:val="22"/>
-                <w:szCs w:val="22"/>
-              </w:rPr>
-            </w:pPr>
-          </w:p>
-          <w:p>
-            <w:pPr>
-              <w:spacing w:line="240" w:lineRule="auto"/>
-              <w:jc w:val="left"/>
-              <w:rPr>
-                <w:rFonts w:ascii="Tahoma" w:eastAsia="Calibri" w:hAnsi="Tahoma" w:cs="Tahoma"/>
-                <w:sz w:val="22"/>
-                <w:szCs w:val="22"/>
-              </w:rPr>
-            </w:pPr>
-            <w:r>
-              <w:rPr>
-                <w:rFonts w:ascii="Tahoma" w:eastAsia="Calibri" w:hAnsi="Tahoma" w:cs="Tahoma"/>
-                <w:sz w:val="22"/>
-                <w:szCs w:val="22"/>
-              </w:rPr>
-              <w:t xml:space="preserve">Proses </w:t>
-            </w:r>
-            <w:proofErr w:type="spellStart"/>
-            <w:r>
-              <w:rPr>
-                <w:rFonts w:ascii="Tahoma" w:eastAsia="Calibri" w:hAnsi="Tahoma" w:cs="Tahoma"/>
-                <w:sz w:val="22"/>
-                <w:szCs w:val="22"/>
-              </w:rPr>
-              <w:t>Pelaksanakan</w:t>
-            </w:r>
-            <w:proofErr w:type="spellEnd"/>
-            <w:r>
-              <w:rPr>
-                <w:rFonts w:ascii="Tahoma" w:eastAsia="Calibri" w:hAnsi="Tahoma" w:cs="Tahoma"/>
-                <w:sz w:val="22"/>
-                <w:szCs w:val="22"/>
-              </w:rPr>
-              <w:t xml:space="preserve"> </w:t>
-            </w:r>
-            <w:proofErr w:type="spellStart"/>
-            <w:r>
-              <w:rPr>
-                <w:rFonts w:ascii="Tahoma" w:eastAsia="Calibri" w:hAnsi="Tahoma" w:cs="Tahoma"/>
-                <w:sz w:val="22"/>
-                <w:szCs w:val="22"/>
-              </w:rPr>
-              <w:t>Kontrak</w:t>
-            </w:r>
-            <w:proofErr w:type="spellEnd"/>
-            <w:r>
-              <w:rPr>
-                <w:rFonts w:ascii="Tahoma" w:eastAsia="Calibri" w:hAnsi="Tahoma" w:cs="Tahoma"/>
-                <w:sz w:val="22"/>
-                <w:szCs w:val="22"/>
-              </w:rPr>
-              <w:t xml:space="preserve"> Project </w:t>
-            </w:r>
-            <w:proofErr w:type="spellStart"/>
-            <w:r>
-              <w:rPr>
-                <w:rFonts w:ascii="Tahoma" w:eastAsia="Calibri" w:hAnsi="Tahoma" w:cs="Tahoma"/>
-                <w:sz w:val="22"/>
-                <w:szCs w:val="22"/>
-              </w:rPr>
-              <w:t>Transmisi</w:t>
-            </w:r>
-            <w:proofErr w:type="spellEnd"/>
-            <w:r>
-              <w:rPr>
-                <w:rFonts w:ascii="Tahoma" w:eastAsia="Calibri" w:hAnsi="Tahoma" w:cs="Tahoma"/>
-                <w:sz w:val="22"/>
-                <w:szCs w:val="22"/>
-              </w:rPr>
-              <w:t xml:space="preserve"> dan </w:t>
-            </w:r>
-            <w:proofErr w:type="spellStart"/>
-            <w:r>
-              <w:rPr>
-                <w:rFonts w:ascii="Tahoma" w:eastAsia="Calibri" w:hAnsi="Tahoma" w:cs="Tahoma"/>
-                <w:sz w:val="22"/>
-                <w:szCs w:val="22"/>
-              </w:rPr>
-              <w:t>Pelayanan</w:t>
-            </w:r>
-            <w:proofErr w:type="spellEnd"/>
-            <w:r>
-              <w:rPr>
-                <w:rFonts w:ascii="Tahoma" w:eastAsia="Calibri" w:hAnsi="Tahoma" w:cs="Tahoma"/>
-                <w:sz w:val="22"/>
-                <w:szCs w:val="22"/>
-              </w:rPr>
-              <w:t xml:space="preserve"> </w:t>
-            </w:r>
-            <w:proofErr w:type="spellStart"/>
-            <w:r>
-              <w:rPr>
-                <w:rFonts w:ascii="Tahoma" w:eastAsia="Calibri" w:hAnsi="Tahoma" w:cs="Tahoma"/>
-                <w:sz w:val="22"/>
-                <w:szCs w:val="22"/>
-              </w:rPr>
-              <w:t>Pelanggan</w:t>
-            </w:r>
-            <w:proofErr w:type="spellEnd"/>
-          </w:p>
-          <w:p>
-            <w:pPr>
-              <w:spacing w:line="240" w:lineRule="auto"/>
-              <w:jc w:val="left"/>
-              <w:rPr>
-                <w:rFonts w:ascii="Tahoma" w:eastAsia="Calibri" w:hAnsi="Tahoma" w:cs="Tahoma"/>
-                <w:sz w:val="22"/>
-                <w:szCs w:val="22"/>
-              </w:rPr>
-            </w:pPr>
-          </w:p>
-          <w:p>
-            <w:pPr>
-              <w:spacing w:after="120" w:line="240" w:lineRule="auto"/>
-              <w:jc w:val="left"/>
-              <w:rPr>
-                <w:rFonts w:ascii="Tahoma" w:hAnsi="Tahoma" w:cs="Tahoma"/>
-                <w:sz w:val="22"/>
-                <w:szCs w:val="22"/>
-              </w:rPr>
-            </w:pPr>
-            <w:r>
-              <w:rPr>
-                <w:rFonts w:ascii="Tahoma" w:eastAsia="Calibri" w:hAnsi="Tahoma" w:cs="Tahoma"/>
-                <w:sz w:val="22"/>
-                <w:szCs w:val="22"/>
-              </w:rPr>
-              <w:t xml:space="preserve">Proses </w:t>
-            </w:r>
-            <w:proofErr w:type="spellStart"/>
-            <w:r>
-              <w:rPr>
-                <w:rFonts w:ascii="Tahoma" w:eastAsia="Calibri" w:hAnsi="Tahoma" w:cs="Tahoma"/>
-                <w:sz w:val="22"/>
-                <w:szCs w:val="22"/>
-              </w:rPr>
-              <w:t>Penagihan</w:t>
-            </w:r>
-            <w:proofErr w:type="spellEnd"/>
-            <w:r>
-              <w:rPr>
-                <w:rFonts w:ascii="Tahoma" w:eastAsia="Calibri" w:hAnsi="Tahoma" w:cs="Tahoma"/>
-                <w:sz w:val="22"/>
-                <w:szCs w:val="22"/>
-              </w:rPr>
-              <w:t xml:space="preserve"> </w:t>
-            </w:r>
-            <w:proofErr w:type="spellStart"/>
-            <w:r>
-              <w:rPr>
-                <w:rFonts w:ascii="Tahoma" w:eastAsia="Calibri" w:hAnsi="Tahoma" w:cs="Tahoma"/>
-                <w:sz w:val="22"/>
-                <w:szCs w:val="22"/>
-              </w:rPr>
-              <w:t>Kontrak</w:t>
-            </w:r>
-            <w:proofErr w:type="spellEnd"/>
-            <w:r>
-              <w:rPr>
-                <w:rFonts w:ascii="Tahoma" w:eastAsia="Calibri" w:hAnsi="Tahoma" w:cs="Tahoma"/>
-                <w:sz w:val="22"/>
-                <w:szCs w:val="22"/>
-              </w:rPr>
-              <w:t xml:space="preserve"> Project </w:t>
-            </w:r>
-            <w:proofErr w:type="spellStart"/>
-            <w:r>
-              <w:rPr>
-                <w:rFonts w:ascii="Tahoma" w:eastAsia="Calibri" w:hAnsi="Tahoma" w:cs="Tahoma"/>
-                <w:sz w:val="22"/>
-                <w:szCs w:val="22"/>
-              </w:rPr>
-              <w:t>Transmisi</w:t>
-            </w:r>
-            <w:proofErr w:type="spellEnd"/>
-            <w:r>
-              <w:rPr>
-                <w:rFonts w:ascii="Tahoma" w:eastAsia="Calibri" w:hAnsi="Tahoma" w:cs="Tahoma"/>
-                <w:sz w:val="22"/>
-                <w:szCs w:val="22"/>
-              </w:rPr>
-              <w:t xml:space="preserve"> dan </w:t>
-            </w:r>
-            <w:proofErr w:type="spellStart"/>
-            <w:r>
-              <w:rPr>
-                <w:rFonts w:ascii="Tahoma" w:eastAsia="Calibri" w:hAnsi="Tahoma" w:cs="Tahoma"/>
-                <w:sz w:val="22"/>
-                <w:szCs w:val="22"/>
-              </w:rPr>
-              <w:t>Pelayanan</w:t>
-            </w:r>
-            <w:proofErr w:type="spellEnd"/>
-            <w:r>
-              <w:rPr>
-                <w:rFonts w:ascii="Tahoma" w:eastAsia="Calibri" w:hAnsi="Tahoma" w:cs="Tahoma"/>
-                <w:sz w:val="22"/>
-                <w:szCs w:val="22"/>
-              </w:rPr>
-              <w:t xml:space="preserve"> </w:t>
-            </w:r>
-            <w:proofErr w:type="spellStart"/>
-            <w:r>
-              <w:rPr>
-                <w:rFonts w:ascii="Tahoma" w:eastAsia="Calibri" w:hAnsi="Tahoma" w:cs="Tahoma"/>
-                <w:sz w:val="22"/>
-                <w:szCs w:val="22"/>
-              </w:rPr>
-              <w:t>Pelanggan</w:t>
-            </w:r>
-            <w:proofErr w:type="spellEnd"/>
-          </w:p>
-        </w:tc>
-        <w:tc>
-          <w:tcPr>
-            <w:tcW w:w="4846" w:type="dxa"/>
+            <w:tcW w:w="4536" w:type="dxa"/>
           </w:tcPr>
           <w:p>
             <w:pPr>
@@ -12621,6 +10220,7 @@
                 <w:szCs w:val="20"/>
                 <w:lang w:val="id-ID"/>
               </w:rPr>
+              <w:lastRenderedPageBreak/>
               <w:t>Mendapatkan dokumen kontrol</w:t>
             </w:r>
           </w:p>
@@ -12854,92 +10454,21 @@
         </w:tc>
         <w:tc>
           <w:tcPr>
-            <w:tcW w:w="1730" w:type="dxa"/>
+            <w:tcW w:w="1843" w:type="dxa"/>
           </w:tcPr>
           <w:p>
             <w:pPr>
-              <w:pStyle w:val="ListParagraph"/>
-              <w:numPr>
-                <w:ilvl w:val="0"/>
-                <w:numId w:val="10"/>
-              </w:numPr>
               <w:spacing w:line="240" w:lineRule="auto"/>
-              <w:ind w:left="287" w:hanging="283"/>
-              <w:rPr>
-                <w:rFonts w:ascii="Tahoma" w:hAnsi="Tahoma" w:cs="Tahoma"/>
-                <w:sz w:val="20"/>
-                <w:szCs w:val="20"/>
+              <w:rPr>
+                <w:rFonts w:ascii="Tahoma" w:hAnsi="Tahoma" w:cs="Tahoma"/>
               </w:rPr>
             </w:pPr>
             <w:r>
               <w:rPr>
                 <w:rFonts w:ascii="Tahoma" w:hAnsi="Tahoma" w:cs="Tahoma"/>
-                <w:sz w:val="20"/>
-                <w:szCs w:val="20"/>
-              </w:rPr>
-              <w:t>CHANI ANUG</w:t>
-            </w:r>
-            <w:r>
-              <w:rPr>
-                <w:rFonts w:ascii="Tahoma" w:hAnsi="Tahoma" w:cs="Tahoma"/>
-                <w:sz w:val="20"/>
-                <w:szCs w:val="20"/>
-              </w:rPr>
-              <w:t>E</w:t>
-            </w:r>
-            <w:r>
-              <w:rPr>
-                <w:rFonts w:ascii="Tahoma" w:hAnsi="Tahoma" w:cs="Tahoma"/>
-                <w:sz w:val="20"/>
-                <w:szCs w:val="20"/>
-              </w:rPr>
-              <w:t>RAH</w:t>
-            </w:r>
-          </w:p>
-          <w:p>
-            <w:pPr>
-              <w:pStyle w:val="ListParagraph"/>
-              <w:numPr>
-                <w:ilvl w:val="0"/>
-                <w:numId w:val="10"/>
-              </w:numPr>
-              <w:spacing w:line="240" w:lineRule="auto"/>
-              <w:ind w:left="287" w:hanging="283"/>
-              <w:rPr>
-                <w:rFonts w:ascii="Tahoma" w:hAnsi="Tahoma" w:cs="Tahoma"/>
-              </w:rPr>
-            </w:pPr>
-            <w:r>
-              <w:rPr>
-                <w:rFonts w:ascii="Tahoma" w:hAnsi="Tahoma" w:cs="Tahoma"/>
-                <w:sz w:val="20"/>
-                <w:szCs w:val="20"/>
-                <w:lang w:val="en-IN"/>
-              </w:rPr>
-              <w:t>DANIARSASIAH AUDINA</w:t>
-            </w:r>
-          </w:p>
-          <w:p>
-            <w:pPr>
-              <w:pStyle w:val="ListParagraph"/>
-              <w:numPr>
-                <w:ilvl w:val="0"/>
-                <w:numId w:val="10"/>
-              </w:numPr>
-              <w:spacing w:line="240" w:lineRule="auto"/>
-              <w:ind w:left="287" w:hanging="283"/>
-              <w:rPr>
-                <w:rFonts w:ascii="Tahoma" w:hAnsi="Tahoma" w:cs="Tahoma"/>
-              </w:rPr>
-            </w:pPr>
-            <w:r>
-              <w:rPr>
-                <w:rFonts w:ascii="Tahoma" w:hAnsi="Tahoma" w:cs="Tahoma"/>
-                <w:sz w:val="20"/>
-                <w:szCs w:val="20"/>
-                <w:lang w:val="en-IN"/>
-              </w:rPr>
-              <w:t>M. AKHYAR SUWANDI</w:t>
+              </w:rPr>
+              <w:lastRenderedPageBreak/>
+              <w:t>${DAFTAR_AUDITOR}</w:t>
             </w:r>
           </w:p>
         </w:tc>
@@ -13441,7 +10970,6 @@
                 <w:szCs w:val="22"/>
               </w:rPr>
             </w:pPr>
-            <w:proofErr w:type="spellStart"/>
             <w:r>
               <w:rPr>
                 <w:rFonts w:ascii="Tahoma" w:hAnsi="Tahoma" w:cs="Tahoma"/>
@@ -13449,9 +10977,8 @@
                 <w:sz w:val="22"/>
                 <w:szCs w:val="22"/>
               </w:rPr>
-              <w:t>Supono</w:t>
+              <w:t>${KOORDINATOR_NAMA}</w:t>
             </w:r>
-            <w:proofErr w:type="spellEnd"/>
           </w:p>
         </w:tc>
         <w:tc>
@@ -13512,75 +11039,6 @@
             <w:r>
               <w:rPr>
                 <w:rFonts w:ascii="Tahoma" w:hAnsi="Tahoma" w:cs="Tahoma"/>
-                <w:noProof/>
-                <w:lang w:val="en-ID"/>
-              </w:rPr>
-              <w:drawing>
-                <wp:anchor distT="0" distB="0" distL="114300" distR="114300" simplePos="0" relativeHeight="251658246" behindDoc="0" locked="0" layoutInCell="1" allowOverlap="1" wp14:anchorId="3BAF3521" wp14:editId="5FD4295F">
-                  <wp:simplePos x="0" y="0"/>
-                  <wp:positionH relativeFrom="column">
-                    <wp:posOffset>1195360</wp:posOffset>
-                  </wp:positionH>
-                  <wp:positionV relativeFrom="paragraph">
-                    <wp:posOffset>140335</wp:posOffset>
-                  </wp:positionV>
-                  <wp:extent cx="1229186" cy="878187"/>
-                  <wp:effectExtent l="0" t="0" r="0" b="0"/>
-                  <wp:wrapNone/>
-                  <wp:docPr id="1183580052" name="Picture 2"/>
-                  <wp:cNvGraphicFramePr>
-                    <a:graphicFrameLocks xmlns:a="http://schemas.openxmlformats.org/drawingml/2006/main" noChangeAspect="1"/>
-                  </wp:cNvGraphicFramePr>
-                  <a:graphic xmlns:a="http://schemas.openxmlformats.org/drawingml/2006/main">
-                    <a:graphicData uri="http://schemas.openxmlformats.org/drawingml/2006/picture">
-                      <pic:pic xmlns:pic="http://schemas.openxmlformats.org/drawingml/2006/picture">
-                        <pic:nvPicPr>
-                          <pic:cNvPr id="0" name="Picture 6"/>
-                          <pic:cNvPicPr>
-                            <a:picLocks noChangeAspect="1" noChangeArrowheads="1"/>
-                          </pic:cNvPicPr>
-                        </pic:nvPicPr>
-                        <pic:blipFill>
-                          <a:blip r:embed="rId20" cstate="print">
-                            <a:extLst>
-                              <a:ext uri="{28A0092B-C50C-407E-A947-70E740481C1C}">
-                                <a14:useLocalDpi xmlns:a14="http://schemas.microsoft.com/office/drawing/2010/main" val="0"/>
-                              </a:ext>
-                            </a:extLst>
-                          </a:blip>
-                          <a:srcRect/>
-                          <a:stretch>
-                            <a:fillRect/>
-                          </a:stretch>
-                        </pic:blipFill>
-                        <pic:spPr bwMode="auto">
-                          <a:xfrm>
-                            <a:off x="0" y="0"/>
-                            <a:ext cx="1229186" cy="878187"/>
-                          </a:xfrm>
-                          <a:prstGeom prst="rect">
-                            <a:avLst/>
-                          </a:prstGeom>
-                          <a:noFill/>
-                          <a:ln>
-                            <a:noFill/>
-                          </a:ln>
-                        </pic:spPr>
-                      </pic:pic>
-                    </a:graphicData>
-                  </a:graphic>
-                  <wp14:sizeRelH relativeFrom="page">
-                    <wp14:pctWidth>0</wp14:pctWidth>
-                  </wp14:sizeRelH>
-                  <wp14:sizeRelV relativeFrom="page">
-                    <wp14:pctHeight>0</wp14:pctHeight>
-                  </wp14:sizeRelV>
-                </wp:anchor>
-              </w:drawing>
-            </w:r>
-            <w:r>
-              <w:rPr>
-                <w:rFonts w:ascii="Tahoma" w:hAnsi="Tahoma" w:cs="Tahoma"/>
                 <w:b/>
                 <w:sz w:val="22"/>
                 <w:szCs w:val="22"/>
@@ -13690,7 +11148,7 @@
                 <w:sz w:val="22"/>
                 <w:szCs w:val="22"/>
               </w:rPr>
-              <w:t>Nur Aziz Nashirudin</w:t>
+              <w:t>${KETUA_TIM_NAMA}</w:t>
             </w:r>
           </w:p>
         </w:tc>
@@ -13709,8 +11167,8 @@
       </w:pPr>
     </w:p>
     <w:sectPr>
-      <w:headerReference w:type="default" r:id="rId21"/>
-      <w:footerReference w:type="default" r:id="rId22"/>
+      <w:headerReference w:type="default" r:id="rId20"/>
+      <w:footerReference w:type="default" r:id="rId21"/>
       <w:pgSz w:w="11909" w:h="16834" w:code="9"/>
       <w:pgMar w:top="181" w:right="1196" w:bottom="289" w:left="1559" w:header="862" w:footer="862" w:gutter="0"/>
       <w:pgNumType w:start="4" w:chapStyle="1" w:chapSep="colon"/>
@@ -13862,7 +11320,7 @@
         </mc:Choice>
         <mc:Fallback>
           <w:pict>
-            <v:line w14:anchorId="226D9748" id="Straight Connector 1" o:spid="_x0000_s1026" style="position:absolute;z-index:251658243;visibility:visible;mso-wrap-style:square;mso-width-percent:0;mso-height-percent:0;mso-wrap-distance-left:9pt;mso-wrap-distance-top:-8e-5mm;mso-wrap-distance-right:9pt;mso-wrap-distance-bottom:-8e-5mm;mso-position-horizontal:absolute;mso-position-horizontal-relative:text;mso-position-vertical:absolute;mso-position-vertical-relative:text;mso-width-percent:0;mso-height-percent:0;mso-width-relative:page;mso-height-relative:page" from="-.05pt,.1pt" to="485.95pt,.1pt" o:gfxdata="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">
+            <v:line w14:anchorId="69009379" id="Straight Connector 1" o:spid="_x0000_s1026" style="position:absolute;z-index:251658243;visibility:visible;mso-wrap-style:square;mso-width-percent:0;mso-height-percent:0;mso-wrap-distance-left:9pt;mso-wrap-distance-top:-8e-5mm;mso-wrap-distance-right:9pt;mso-wrap-distance-bottom:-8e-5mm;mso-position-horizontal:absolute;mso-position-horizontal-relative:text;mso-position-vertical:absolute;mso-position-vertical-relative:text;mso-width-percent:0;mso-height-percent:0;mso-width-relative:page;mso-height-relative:page" from="-.05pt,.1pt" to="485.95pt,.1pt" o:gfxdata="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">
               <o:lock v:ext="edit" shapetype="f"/>
             </v:line>
           </w:pict>
@@ -14037,7 +11495,7 @@
         </mc:Choice>
         <mc:Fallback>
           <w:pict>
-            <v:line w14:anchorId="656742FD" id="Straight Connector 1159367546" o:spid="_x0000_s1026" style="position:absolute;z-index:251658246;visibility:visible;mso-wrap-style:square;mso-width-percent:0;mso-height-percent:0;mso-wrap-distance-left:9pt;mso-wrap-distance-top:-8e-5mm;mso-wrap-distance-right:9pt;mso-wrap-distance-bottom:-8e-5mm;mso-position-horizontal:absolute;mso-position-horizontal-relative:text;mso-position-vertical:absolute;mso-position-vertical-relative:text;mso-width-percent:0;mso-height-percent:0;mso-width-relative:page;mso-height-relative:page" from=".25pt,3.8pt" to="816.6pt,6.55pt" o:gfxdata="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" o:allowincell="f">
+            <v:line w14:anchorId="3EDE4E74" id="Straight Connector 1159367546" o:spid="_x0000_s1026" style="position:absolute;z-index:251658246;visibility:visible;mso-wrap-style:square;mso-width-percent:0;mso-height-percent:0;mso-wrap-distance-left:9pt;mso-wrap-distance-top:-8e-5mm;mso-wrap-distance-right:9pt;mso-wrap-distance-bottom:-8e-5mm;mso-position-horizontal:absolute;mso-position-horizontal-relative:text;mso-position-vertical:absolute;mso-position-vertical-relative:text;mso-width-percent:0;mso-height-percent:0;mso-width-relative:page;mso-height-relative:page" from=".25pt,3.8pt" to="816.6pt,6.55pt" o:gfxdata="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" o:allowincell="f">
               <o:lock v:ext="edit" shapetype="f"/>
             </v:line>
           </w:pict>
@@ -14212,7 +11670,7 @@
         </mc:Choice>
         <mc:Fallback>
           <w:pict>
-            <v:line w14:anchorId="074919D4" id="Straight Connector 408406482" o:spid="_x0000_s1026" style="position:absolute;z-index:251658241;visibility:visible;mso-wrap-style:square;mso-width-percent:0;mso-height-percent:0;mso-wrap-distance-left:9pt;mso-wrap-distance-top:-8e-5mm;mso-wrap-distance-right:9pt;mso-wrap-distance-bottom:-8e-5mm;mso-position-horizontal:absolute;mso-position-horizontal-relative:text;mso-position-vertical:absolute;mso-position-vertical-relative:text;mso-width-percent:0;mso-height-percent:0;mso-width-relative:page;mso-height-relative:page" from=".1pt,3.75pt" to="465.9pt,3.75pt" o:gfxdata="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" o:allowincell="f">
+            <v:line w14:anchorId="0821DF0A" id="Straight Connector 408406482" o:spid="_x0000_s1026" style="position:absolute;z-index:251658241;visibility:visible;mso-wrap-style:square;mso-width-percent:0;mso-height-percent:0;mso-wrap-distance-left:9pt;mso-wrap-distance-top:-8e-5mm;mso-wrap-distance-right:9pt;mso-wrap-distance-bottom:-8e-5mm;mso-position-horizontal:absolute;mso-position-horizontal-relative:text;mso-position-vertical:absolute;mso-position-vertical-relative:text;mso-width-percent:0;mso-height-percent:0;mso-width-relative:page;mso-height-relative:page" from=".1pt,3.75pt" to="465.9pt,3.75pt" o:gfxdata="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" o:allowincell="f">
               <o:lock v:ext="edit" shapetype="f"/>
             </v:line>
           </w:pict>
@@ -14536,7 +11994,7 @@
         </mc:Choice>
         <mc:Fallback>
           <w:pict>
-            <v:line w14:anchorId="02F9F5E6" id="Straight Connector 3" o:spid="_x0000_s1026" style="position:absolute;z-index:251658240;visibility:visible;mso-wrap-style:square;mso-width-percent:0;mso-height-percent:0;mso-wrap-distance-left:9pt;mso-wrap-distance-top:-8e-5mm;mso-wrap-distance-right:9pt;mso-wrap-distance-bottom:-8e-5mm;mso-position-horizontal:absolute;mso-position-horizontal-relative:text;mso-position-vertical:absolute;mso-position-vertical-relative:text;mso-width-percent:0;mso-height-percent:0;mso-width-relative:page;mso-height-relative:page" from="2.15pt,5.1pt" to="818.5pt,7.85pt" o:gfxdata="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" o:allowincell="f">
+            <v:line w14:anchorId="0379BF6E" id="Straight Connector 3" o:spid="_x0000_s1026" style="position:absolute;z-index:251658240;visibility:visible;mso-wrap-style:square;mso-width-percent:0;mso-height-percent:0;mso-wrap-distance-left:9pt;mso-wrap-distance-top:-8e-5mm;mso-wrap-distance-right:9pt;mso-wrap-distance-bottom:-8e-5mm;mso-position-horizontal:absolute;mso-position-horizontal-relative:text;mso-position-vertical:absolute;mso-position-vertical-relative:text;mso-width-percent:0;mso-height-percent:0;mso-width-relative:page;mso-height-relative:page" from="2.15pt,5.1pt" to="818.5pt,7.85pt" o:gfxdata="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" o:allowincell="f">
               <o:lock v:ext="edit" shapetype="f"/>
             </v:line>
           </w:pict>
@@ -14748,7 +12206,7 @@
         </mc:Choice>
         <mc:Fallback>
           <w:pict>
-            <v:line w14:anchorId="2F7E28BA" id="Straight Connector 992184601" o:spid="_x0000_s1026" style="position:absolute;z-index:251658242;visibility:visible;mso-wrap-style:square;mso-width-percent:0;mso-height-percent:0;mso-wrap-distance-left:9pt;mso-wrap-distance-top:-8e-5mm;mso-wrap-distance-right:9pt;mso-wrap-distance-bottom:-8e-5mm;mso-position-horizontal:absolute;mso-position-horizontal-relative:text;mso-position-vertical:absolute;mso-position-vertical-relative:text;mso-width-percent:0;mso-height-percent:0;mso-width-relative:page;mso-height-relative:page" from="4.75pt,5.4pt" to="444.6pt,5.4pt" o:gfxdata="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" o:allowincell="f">
+            <v:line w14:anchorId="70B1356A" id="Straight Connector 992184601" o:spid="_x0000_s1026" style="position:absolute;z-index:251658242;visibility:visible;mso-wrap-style:square;mso-width-percent:0;mso-height-percent:0;mso-wrap-distance-left:9pt;mso-wrap-distance-top:-8e-5mm;mso-wrap-distance-right:9pt;mso-wrap-distance-bottom:-8e-5mm;mso-position-horizontal:absolute;mso-position-horizontal-relative:text;mso-position-vertical:absolute;mso-position-vertical-relative:text;mso-width-percent:0;mso-height-percent:0;mso-width-relative:page;mso-height-relative:page" from="4.75pt,5.4pt" to="444.6pt,5.4pt" o:gfxdata="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" o:allowincell="f">
               <o:lock v:ext="edit" shapetype="f"/>
             </v:line>
           </w:pict>
@@ -17861,7 +15319,7 @@
   <w:style w:type="paragraph" w:default="1" w:styleId="Normal">
     <w:name w:val="Normal"/>
     <w:qFormat/>
-    <w:rsid w:val="00386FAB"/>
+    <w:rsid w:val="00EF641D"/>
     <w:pPr>
       <w:widowControl w:val="0"/>
       <w:adjustRightInd w:val="0"/>

--- a/Template Program Kerja Audit.docx
+++ b/Template Program Kerja Audit.docx
@@ -9688,8 +9688,8 @@
       </w:tblPr>
       <w:tblGrid>
         <w:gridCol w:w="2552"/>
-        <w:gridCol w:w="4536"/>
-        <w:gridCol w:w="1843"/>
+        <w:gridCol w:w="4111"/>
+        <w:gridCol w:w="2268"/>
       </w:tblGrid>
       <w:tr>
         <w:trPr>
@@ -9724,7 +9724,7 @@
         </w:tc>
         <w:tc>
           <w:tcPr>
-            <w:tcW w:w="4536" w:type="dxa"/>
+            <w:tcW w:w="4111" w:type="dxa"/>
             <w:shd w:val="clear" w:color="auto" w:fill="D9D9D9"/>
             <w:vAlign w:val="center"/>
           </w:tcPr>
@@ -9752,7 +9752,7 @@
         </w:tc>
         <w:tc>
           <w:tcPr>
-            <w:tcW w:w="1843" w:type="dxa"/>
+            <w:tcW w:w="2268" w:type="dxa"/>
             <w:shd w:val="clear" w:color="auto" w:fill="D9D9D9"/>
             <w:vAlign w:val="center"/>
           </w:tcPr>
@@ -9806,7 +9806,7 @@
         </w:tc>
         <w:tc>
           <w:tcPr>
-            <w:tcW w:w="4536" w:type="dxa"/>
+            <w:tcW w:w="4111" w:type="dxa"/>
           </w:tcPr>
           <w:p>
             <w:pPr>
@@ -10194,7 +10194,17 @@
                 <w:szCs w:val="20"/>
                 <w:lang w:val="id-ID"/>
               </w:rPr>
-              <w:t>Melakukan pengujian desain kontrol (ToD):</w:t>
+              <w:t xml:space="preserve">Melakukan pengujian desain kontrol </w:t>
+            </w:r>
+            <w:r>
+              <w:rPr>
+                <w:rFonts w:ascii="Tahoma" w:hAnsi="Tahoma" w:cs="Tahoma"/>
+                <w:sz w:val="20"/>
+                <w:szCs w:val="20"/>
+                <w:lang w:val="id-ID"/>
+              </w:rPr>
+              <w:lastRenderedPageBreak/>
+              <w:t>(ToD):</w:t>
             </w:r>
           </w:p>
           <w:p>
@@ -10220,7 +10230,6 @@
                 <w:szCs w:val="20"/>
                 <w:lang w:val="id-ID"/>
               </w:rPr>
-              <w:lastRenderedPageBreak/>
               <w:t>Mendapatkan dokumen kontrol</w:t>
             </w:r>
           </w:p>
@@ -10454,11 +10463,12 @@
         </w:tc>
         <w:tc>
           <w:tcPr>
-            <w:tcW w:w="1843" w:type="dxa"/>
+            <w:tcW w:w="2268" w:type="dxa"/>
           </w:tcPr>
           <w:p>
             <w:pPr>
               <w:spacing w:line="240" w:lineRule="auto"/>
+              <w:jc w:val="left"/>
               <w:rPr>
                 <w:rFonts w:ascii="Tahoma" w:hAnsi="Tahoma" w:cs="Tahoma"/>
               </w:rPr>
@@ -11320,7 +11330,7 @@
         </mc:Choice>
         <mc:Fallback>
           <w:pict>
-            <v:line w14:anchorId="69009379" id="Straight Connector 1" o:spid="_x0000_s1026" style="position:absolute;z-index:251658243;visibility:visible;mso-wrap-style:square;mso-width-percent:0;mso-height-percent:0;mso-wrap-distance-left:9pt;mso-wrap-distance-top:-8e-5mm;mso-wrap-distance-right:9pt;mso-wrap-distance-bottom:-8e-5mm;mso-position-horizontal:absolute;mso-position-horizontal-relative:text;mso-position-vertical:absolute;mso-position-vertical-relative:text;mso-width-percent:0;mso-height-percent:0;mso-width-relative:page;mso-height-relative:page" from="-.05pt,.1pt" to="485.95pt,.1pt" o:gfxdata="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">
+            <v:line w14:anchorId="50D17CB5" id="Straight Connector 1" o:spid="_x0000_s1026" style="position:absolute;z-index:251658243;visibility:visible;mso-wrap-style:square;mso-width-percent:0;mso-height-percent:0;mso-wrap-distance-left:9pt;mso-wrap-distance-top:-8e-5mm;mso-wrap-distance-right:9pt;mso-wrap-distance-bottom:-8e-5mm;mso-position-horizontal:absolute;mso-position-horizontal-relative:text;mso-position-vertical:absolute;mso-position-vertical-relative:text;mso-width-percent:0;mso-height-percent:0;mso-width-relative:page;mso-height-relative:page" from="-.05pt,.1pt" to="485.95pt,.1pt" o:gfxdata="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">
               <o:lock v:ext="edit" shapetype="f"/>
             </v:line>
           </w:pict>
@@ -11495,7 +11505,7 @@
         </mc:Choice>
         <mc:Fallback>
           <w:pict>
-            <v:line w14:anchorId="3EDE4E74" id="Straight Connector 1159367546" o:spid="_x0000_s1026" style="position:absolute;z-index:251658246;visibility:visible;mso-wrap-style:square;mso-width-percent:0;mso-height-percent:0;mso-wrap-distance-left:9pt;mso-wrap-distance-top:-8e-5mm;mso-wrap-distance-right:9pt;mso-wrap-distance-bottom:-8e-5mm;mso-position-horizontal:absolute;mso-position-horizontal-relative:text;mso-position-vertical:absolute;mso-position-vertical-relative:text;mso-width-percent:0;mso-height-percent:0;mso-width-relative:page;mso-height-relative:page" from=".25pt,3.8pt" to="816.6pt,6.55pt" o:gfxdata="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" o:allowincell="f">
+            <v:line w14:anchorId="4895A3FC" id="Straight Connector 1159367546" o:spid="_x0000_s1026" style="position:absolute;z-index:251658246;visibility:visible;mso-wrap-style:square;mso-width-percent:0;mso-height-percent:0;mso-wrap-distance-left:9pt;mso-wrap-distance-top:-8e-5mm;mso-wrap-distance-right:9pt;mso-wrap-distance-bottom:-8e-5mm;mso-position-horizontal:absolute;mso-position-horizontal-relative:text;mso-position-vertical:absolute;mso-position-vertical-relative:text;mso-width-percent:0;mso-height-percent:0;mso-width-relative:page;mso-height-relative:page" from=".25pt,3.8pt" to="816.6pt,6.55pt" o:gfxdata="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" o:allowincell="f">
               <o:lock v:ext="edit" shapetype="f"/>
             </v:line>
           </w:pict>
@@ -11670,7 +11680,7 @@
         </mc:Choice>
         <mc:Fallback>
           <w:pict>
-            <v:line w14:anchorId="0821DF0A" id="Straight Connector 408406482" o:spid="_x0000_s1026" style="position:absolute;z-index:251658241;visibility:visible;mso-wrap-style:square;mso-width-percent:0;mso-height-percent:0;mso-wrap-distance-left:9pt;mso-wrap-distance-top:-8e-5mm;mso-wrap-distance-right:9pt;mso-wrap-distance-bottom:-8e-5mm;mso-position-horizontal:absolute;mso-position-horizontal-relative:text;mso-position-vertical:absolute;mso-position-vertical-relative:text;mso-width-percent:0;mso-height-percent:0;mso-width-relative:page;mso-height-relative:page" from=".1pt,3.75pt" to="465.9pt,3.75pt" o:gfxdata="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" o:allowincell="f">
+            <v:line w14:anchorId="03ABCBF9" id="Straight Connector 408406482" o:spid="_x0000_s1026" style="position:absolute;z-index:251658241;visibility:visible;mso-wrap-style:square;mso-width-percent:0;mso-height-percent:0;mso-wrap-distance-left:9pt;mso-wrap-distance-top:-8e-5mm;mso-wrap-distance-right:9pt;mso-wrap-distance-bottom:-8e-5mm;mso-position-horizontal:absolute;mso-position-horizontal-relative:text;mso-position-vertical:absolute;mso-position-vertical-relative:text;mso-width-percent:0;mso-height-percent:0;mso-width-relative:page;mso-height-relative:page" from=".1pt,3.75pt" to="465.9pt,3.75pt" o:gfxdata="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" o:allowincell="f">
               <o:lock v:ext="edit" shapetype="f"/>
             </v:line>
           </w:pict>
@@ -11994,7 +12004,7 @@
         </mc:Choice>
         <mc:Fallback>
           <w:pict>
-            <v:line w14:anchorId="0379BF6E" id="Straight Connector 3" o:spid="_x0000_s1026" style="position:absolute;z-index:251658240;visibility:visible;mso-wrap-style:square;mso-width-percent:0;mso-height-percent:0;mso-wrap-distance-left:9pt;mso-wrap-distance-top:-8e-5mm;mso-wrap-distance-right:9pt;mso-wrap-distance-bottom:-8e-5mm;mso-position-horizontal:absolute;mso-position-horizontal-relative:text;mso-position-vertical:absolute;mso-position-vertical-relative:text;mso-width-percent:0;mso-height-percent:0;mso-width-relative:page;mso-height-relative:page" from="2.15pt,5.1pt" to="818.5pt,7.85pt" o:gfxdata="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" o:allowincell="f">
+            <v:line w14:anchorId="757401F0" id="Straight Connector 3" o:spid="_x0000_s1026" style="position:absolute;z-index:251658240;visibility:visible;mso-wrap-style:square;mso-width-percent:0;mso-height-percent:0;mso-wrap-distance-left:9pt;mso-wrap-distance-top:-8e-5mm;mso-wrap-distance-right:9pt;mso-wrap-distance-bottom:-8e-5mm;mso-position-horizontal:absolute;mso-position-horizontal-relative:text;mso-position-vertical:absolute;mso-position-vertical-relative:text;mso-width-percent:0;mso-height-percent:0;mso-width-relative:page;mso-height-relative:page" from="2.15pt,5.1pt" to="818.5pt,7.85pt" o:gfxdata="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" o:allowincell="f">
               <o:lock v:ext="edit" shapetype="f"/>
             </v:line>
           </w:pict>
@@ -12206,7 +12216,7 @@
         </mc:Choice>
         <mc:Fallback>
           <w:pict>
-            <v:line w14:anchorId="70B1356A" id="Straight Connector 992184601" o:spid="_x0000_s1026" style="position:absolute;z-index:251658242;visibility:visible;mso-wrap-style:square;mso-width-percent:0;mso-height-percent:0;mso-wrap-distance-left:9pt;mso-wrap-distance-top:-8e-5mm;mso-wrap-distance-right:9pt;mso-wrap-distance-bottom:-8e-5mm;mso-position-horizontal:absolute;mso-position-horizontal-relative:text;mso-position-vertical:absolute;mso-position-vertical-relative:text;mso-width-percent:0;mso-height-percent:0;mso-width-relative:page;mso-height-relative:page" from="4.75pt,5.4pt" to="444.6pt,5.4pt" o:gfxdata="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" o:allowincell="f">
+            <v:line w14:anchorId="2BC3683B" id="Straight Connector 992184601" o:spid="_x0000_s1026" style="position:absolute;z-index:251658242;visibility:visible;mso-wrap-style:square;mso-width-percent:0;mso-height-percent:0;mso-wrap-distance-left:9pt;mso-wrap-distance-top:-8e-5mm;mso-wrap-distance-right:9pt;mso-wrap-distance-bottom:-8e-5mm;mso-position-horizontal:absolute;mso-position-horizontal-relative:text;mso-position-vertical:absolute;mso-position-vertical-relative:text;mso-width-percent:0;mso-height-percent:0;mso-width-relative:page;mso-height-relative:page" from="4.75pt,5.4pt" to="444.6pt,5.4pt" o:gfxdata="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" o:allowincell="f">
               <o:lock v:ext="edit" shapetype="f"/>
             </v:line>
           </w:pict>
@@ -15504,6 +15514,7 @@
   <w:style w:type="character" w:default="1" w:styleId="DefaultParagraphFont">
     <w:name w:val="Default Paragraph Font"/>
     <w:uiPriority w:val="1"/>
+    <w:semiHidden/>
     <w:unhideWhenUsed/>
   </w:style>
   <w:style w:type="table" w:default="1" w:styleId="TableNormal">
@@ -19522,6 +19533,26 @@
 </file>
 
 <file path=customXml/item1.xml><?xml version="1.0" encoding="utf-8"?>
+<p:properties xmlns:p="http://schemas.microsoft.com/office/2006/metadata/properties" xmlns:xsi="http://www.w3.org/2001/XMLSchema-instance" xmlns:pc="http://schemas.microsoft.com/office/infopath/2007/PartnerControls">
+  <documentManagement>
+    <lcf76f155ced4ddcb4097134ff3c332f xmlns="23a56af2-e0ef-4c74-897b-82f4433f7264">
+      <Terms xmlns="http://schemas.microsoft.com/office/infopath/2007/PartnerControls"/>
+    </lcf76f155ced4ddcb4097134ff3c332f>
+    <TaxCatchAll xmlns="732f019d-44d9-4350-92f0-b5a245b5ee72" xsi:nil="true"/>
+  </documentManagement>
+</p:properties>
+</file>
+
+<file path=customXml/item2.xml><?xml version="1.0" encoding="utf-8"?>
+<?mso-contentType ?>
+<FormTemplates xmlns="http://schemas.microsoft.com/sharepoint/v3/contenttype/forms">
+  <Display>DocumentLibraryForm</Display>
+  <Edit>DocumentLibraryForm</Edit>
+  <New>DocumentLibraryForm</New>
+</FormTemplates>
+</file>
+
+<file path=customXml/item3.xml><?xml version="1.0" encoding="utf-8"?>
 <ct:contentTypeSchema xmlns:ct="http://schemas.microsoft.com/office/2006/metadata/contentType" xmlns:ma="http://schemas.microsoft.com/office/2006/metadata/properties/metaAttributes" ct:_="" ma:_="" ma:contentTypeName="Document" ma:contentTypeID="0x0101004C23B53344DF4E4FA81789992A559BB4" ma:contentTypeVersion="11" ma:contentTypeDescription="Create a new document." ma:contentTypeScope="" ma:versionID="8b676a0b7bd70bb2c66c73fe345068e7">
   <xsd:schema xmlns:xsd="http://www.w3.org/2001/XMLSchema" xmlns:xs="http://www.w3.org/2001/XMLSchema" xmlns:p="http://schemas.microsoft.com/office/2006/metadata/properties" xmlns:ns2="23a56af2-e0ef-4c74-897b-82f4433f7264" xmlns:ns3="732f019d-44d9-4350-92f0-b5a245b5ee72" targetNamespace="http://schemas.microsoft.com/office/2006/metadata/properties" ma:root="true" ma:fieldsID="8af524e5481aab5be5d4f4383df9c79d" ns2:_="" ns3:_="">
     <xsd:import namespace="23a56af2-e0ef-4c74-897b-82f4433f7264"/>
@@ -19716,31 +19747,30 @@
 </ct:contentTypeSchema>
 </file>
 
-<file path=customXml/item2.xml><?xml version="1.0" encoding="utf-8"?>
-<?mso-contentType ?>
-<FormTemplates xmlns="http://schemas.microsoft.com/sharepoint/v3/contenttype/forms">
-  <Display>DocumentLibraryForm</Display>
-  <Edit>DocumentLibraryForm</Edit>
-  <New>DocumentLibraryForm</New>
-</FormTemplates>
-</file>
-
-<file path=customXml/item3.xml><?xml version="1.0" encoding="utf-8"?>
-<p:properties xmlns:p="http://schemas.microsoft.com/office/2006/metadata/properties" xmlns:xsi="http://www.w3.org/2001/XMLSchema-instance" xmlns:pc="http://schemas.microsoft.com/office/infopath/2007/PartnerControls">
-  <documentManagement>
-    <lcf76f155ced4ddcb4097134ff3c332f xmlns="23a56af2-e0ef-4c74-897b-82f4433f7264">
-      <Terms xmlns="http://schemas.microsoft.com/office/infopath/2007/PartnerControls"/>
-    </lcf76f155ced4ddcb4097134ff3c332f>
-    <TaxCatchAll xmlns="732f019d-44d9-4350-92f0-b5a245b5ee72" xsi:nil="true"/>
-  </documentManagement>
-</p:properties>
-</file>
-
 <file path=customXml/item4.xml><?xml version="1.0" encoding="utf-8"?>
 <b:Sources xmlns:b="http://schemas.openxmlformats.org/officeDocument/2006/bibliography" xmlns="http://schemas.openxmlformats.org/officeDocument/2006/bibliography" SelectedStyle="\APA.XSL" StyleName="APA"/>
 </file>
 
 <file path=customXml/itemProps1.xml><?xml version="1.0" encoding="utf-8"?>
+<ds:datastoreItem xmlns:ds="http://schemas.openxmlformats.org/officeDocument/2006/customXml" ds:itemID="{A8F71099-3DE3-4EA2-921C-C6E52A7B2A4F}">
+  <ds:schemaRefs>
+    <ds:schemaRef ds:uri="http://schemas.microsoft.com/office/2006/metadata/properties"/>
+    <ds:schemaRef ds:uri="http://schemas.microsoft.com/office/infopath/2007/PartnerControls"/>
+    <ds:schemaRef ds:uri="23a56af2-e0ef-4c74-897b-82f4433f7264"/>
+    <ds:schemaRef ds:uri="732f019d-44d9-4350-92f0-b5a245b5ee72"/>
+  </ds:schemaRefs>
+</ds:datastoreItem>
+</file>
+
+<file path=customXml/itemProps2.xml><?xml version="1.0" encoding="utf-8"?>
+<ds:datastoreItem xmlns:ds="http://schemas.openxmlformats.org/officeDocument/2006/customXml" ds:itemID="{EE213332-6D22-49EF-AB5F-D31223A8FC0A}">
+  <ds:schemaRefs>
+    <ds:schemaRef ds:uri="http://schemas.microsoft.com/sharepoint/v3/contenttype/forms"/>
+  </ds:schemaRefs>
+</ds:datastoreItem>
+</file>
+
+<file path=customXml/itemProps3.xml><?xml version="1.0" encoding="utf-8"?>
 <ds:datastoreItem xmlns:ds="http://schemas.openxmlformats.org/officeDocument/2006/customXml" ds:itemID="{1E135CD5-C7BF-4C13-BC2A-B32FABF158F1}">
   <ds:schemaRefs>
     <ds:schemaRef ds:uri="http://schemas.microsoft.com/office/2006/metadata/contentType"/>
@@ -19759,25 +19789,6 @@
 </ds:datastoreItem>
 </file>
 
-<file path=customXml/itemProps2.xml><?xml version="1.0" encoding="utf-8"?>
-<ds:datastoreItem xmlns:ds="http://schemas.openxmlformats.org/officeDocument/2006/customXml" ds:itemID="{EE213332-6D22-49EF-AB5F-D31223A8FC0A}">
-  <ds:schemaRefs>
-    <ds:schemaRef ds:uri="http://schemas.microsoft.com/sharepoint/v3/contenttype/forms"/>
-  </ds:schemaRefs>
-</ds:datastoreItem>
-</file>
-
-<file path=customXml/itemProps3.xml><?xml version="1.0" encoding="utf-8"?>
-<ds:datastoreItem xmlns:ds="http://schemas.openxmlformats.org/officeDocument/2006/customXml" ds:itemID="{A8F71099-3DE3-4EA2-921C-C6E52A7B2A4F}">
-  <ds:schemaRefs>
-    <ds:schemaRef ds:uri="http://schemas.microsoft.com/office/2006/metadata/properties"/>
-    <ds:schemaRef ds:uri="http://schemas.microsoft.com/office/infopath/2007/PartnerControls"/>
-    <ds:schemaRef ds:uri="23a56af2-e0ef-4c74-897b-82f4433f7264"/>
-    <ds:schemaRef ds:uri="732f019d-44d9-4350-92f0-b5a245b5ee72"/>
-  </ds:schemaRefs>
-</ds:datastoreItem>
-</file>
-
 <file path=customXml/itemProps4.xml><?xml version="1.0" encoding="utf-8"?>
 <ds:datastoreItem xmlns:ds="http://schemas.openxmlformats.org/officeDocument/2006/customXml" ds:itemID="{4F3AF8FC-B8A4-42C8-A49A-E31CECDE2871}">
   <ds:schemaRefs>

--- a/Template Program Kerja Audit.docx
+++ b/Template Program Kerja Audit.docx
@@ -2858,8 +2858,6 @@
             <w:r>
               <w:rPr>
                 <w:rFonts w:ascii="Tahoma" w:hAnsi="Tahoma" w:cs="Tahoma"/>
-                <w:sz w:val="24"/>
-                <w:szCs w:val="24"/>
                 <w:lang w:val="en-US"/>
               </w:rPr>
               <w:t>${DESKRIPSI_RISIKO}</w:t>
@@ -11330,7 +11328,7 @@
         </mc:Choice>
         <mc:Fallback>
           <w:pict>
-            <v:line w14:anchorId="50D17CB5" id="Straight Connector 1" o:spid="_x0000_s1026" style="position:absolute;z-index:251658243;visibility:visible;mso-wrap-style:square;mso-width-percent:0;mso-height-percent:0;mso-wrap-distance-left:9pt;mso-wrap-distance-top:-8e-5mm;mso-wrap-distance-right:9pt;mso-wrap-distance-bottom:-8e-5mm;mso-position-horizontal:absolute;mso-position-horizontal-relative:text;mso-position-vertical:absolute;mso-position-vertical-relative:text;mso-width-percent:0;mso-height-percent:0;mso-width-relative:page;mso-height-relative:page" from="-.05pt,.1pt" to="485.95pt,.1pt" o:gfxdata="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">
+            <v:line w14:anchorId="71A0F34A" id="Straight Connector 1" o:spid="_x0000_s1026" style="position:absolute;z-index:251658243;visibility:visible;mso-wrap-style:square;mso-width-percent:0;mso-height-percent:0;mso-wrap-distance-left:9pt;mso-wrap-distance-top:-8e-5mm;mso-wrap-distance-right:9pt;mso-wrap-distance-bottom:-8e-5mm;mso-position-horizontal:absolute;mso-position-horizontal-relative:text;mso-position-vertical:absolute;mso-position-vertical-relative:text;mso-width-percent:0;mso-height-percent:0;mso-width-relative:page;mso-height-relative:page" from="-.05pt,.1pt" to="485.95pt,.1pt" o:gfxdata="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">
               <o:lock v:ext="edit" shapetype="f"/>
             </v:line>
           </w:pict>
@@ -11505,7 +11503,7 @@
         </mc:Choice>
         <mc:Fallback>
           <w:pict>
-            <v:line w14:anchorId="4895A3FC" id="Straight Connector 1159367546" o:spid="_x0000_s1026" style="position:absolute;z-index:251658246;visibility:visible;mso-wrap-style:square;mso-width-percent:0;mso-height-percent:0;mso-wrap-distance-left:9pt;mso-wrap-distance-top:-8e-5mm;mso-wrap-distance-right:9pt;mso-wrap-distance-bottom:-8e-5mm;mso-position-horizontal:absolute;mso-position-horizontal-relative:text;mso-position-vertical:absolute;mso-position-vertical-relative:text;mso-width-percent:0;mso-height-percent:0;mso-width-relative:page;mso-height-relative:page" from=".25pt,3.8pt" to="816.6pt,6.55pt" o:gfxdata="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" o:allowincell="f">
+            <v:line w14:anchorId="7AC786FC" id="Straight Connector 1159367546" o:spid="_x0000_s1026" style="position:absolute;z-index:251658246;visibility:visible;mso-wrap-style:square;mso-width-percent:0;mso-height-percent:0;mso-wrap-distance-left:9pt;mso-wrap-distance-top:-8e-5mm;mso-wrap-distance-right:9pt;mso-wrap-distance-bottom:-8e-5mm;mso-position-horizontal:absolute;mso-position-horizontal-relative:text;mso-position-vertical:absolute;mso-position-vertical-relative:text;mso-width-percent:0;mso-height-percent:0;mso-width-relative:page;mso-height-relative:page" from=".25pt,3.8pt" to="816.6pt,6.55pt" o:gfxdata="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" o:allowincell="f">
               <o:lock v:ext="edit" shapetype="f"/>
             </v:line>
           </w:pict>
@@ -11680,7 +11678,7 @@
         </mc:Choice>
         <mc:Fallback>
           <w:pict>
-            <v:line w14:anchorId="03ABCBF9" id="Straight Connector 408406482" o:spid="_x0000_s1026" style="position:absolute;z-index:251658241;visibility:visible;mso-wrap-style:square;mso-width-percent:0;mso-height-percent:0;mso-wrap-distance-left:9pt;mso-wrap-distance-top:-8e-5mm;mso-wrap-distance-right:9pt;mso-wrap-distance-bottom:-8e-5mm;mso-position-horizontal:absolute;mso-position-horizontal-relative:text;mso-position-vertical:absolute;mso-position-vertical-relative:text;mso-width-percent:0;mso-height-percent:0;mso-width-relative:page;mso-height-relative:page" from=".1pt,3.75pt" to="465.9pt,3.75pt" o:gfxdata="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" o:allowincell="f">
+            <v:line w14:anchorId="5D940991" id="Straight Connector 408406482" o:spid="_x0000_s1026" style="position:absolute;z-index:251658241;visibility:visible;mso-wrap-style:square;mso-width-percent:0;mso-height-percent:0;mso-wrap-distance-left:9pt;mso-wrap-distance-top:-8e-5mm;mso-wrap-distance-right:9pt;mso-wrap-distance-bottom:-8e-5mm;mso-position-horizontal:absolute;mso-position-horizontal-relative:text;mso-position-vertical:absolute;mso-position-vertical-relative:text;mso-width-percent:0;mso-height-percent:0;mso-width-relative:page;mso-height-relative:page" from=".1pt,3.75pt" to="465.9pt,3.75pt" o:gfxdata="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" o:allowincell="f">
               <o:lock v:ext="edit" shapetype="f"/>
             </v:line>
           </w:pict>
@@ -12004,7 +12002,7 @@
         </mc:Choice>
         <mc:Fallback>
           <w:pict>
-            <v:line w14:anchorId="757401F0" id="Straight Connector 3" o:spid="_x0000_s1026" style="position:absolute;z-index:251658240;visibility:visible;mso-wrap-style:square;mso-width-percent:0;mso-height-percent:0;mso-wrap-distance-left:9pt;mso-wrap-distance-top:-8e-5mm;mso-wrap-distance-right:9pt;mso-wrap-distance-bottom:-8e-5mm;mso-position-horizontal:absolute;mso-position-horizontal-relative:text;mso-position-vertical:absolute;mso-position-vertical-relative:text;mso-width-percent:0;mso-height-percent:0;mso-width-relative:page;mso-height-relative:page" from="2.15pt,5.1pt" to="818.5pt,7.85pt" o:gfxdata="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" o:allowincell="f">
+            <v:line w14:anchorId="2943801A" id="Straight Connector 3" o:spid="_x0000_s1026" style="position:absolute;z-index:251658240;visibility:visible;mso-wrap-style:square;mso-width-percent:0;mso-height-percent:0;mso-wrap-distance-left:9pt;mso-wrap-distance-top:-8e-5mm;mso-wrap-distance-right:9pt;mso-wrap-distance-bottom:-8e-5mm;mso-position-horizontal:absolute;mso-position-horizontal-relative:text;mso-position-vertical:absolute;mso-position-vertical-relative:text;mso-width-percent:0;mso-height-percent:0;mso-width-relative:page;mso-height-relative:page" from="2.15pt,5.1pt" to="818.5pt,7.85pt" o:gfxdata="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" o:allowincell="f">
               <o:lock v:ext="edit" shapetype="f"/>
             </v:line>
           </w:pict>
@@ -12216,7 +12214,7 @@
         </mc:Choice>
         <mc:Fallback>
           <w:pict>
-            <v:line w14:anchorId="2BC3683B" id="Straight Connector 992184601" o:spid="_x0000_s1026" style="position:absolute;z-index:251658242;visibility:visible;mso-wrap-style:square;mso-width-percent:0;mso-height-percent:0;mso-wrap-distance-left:9pt;mso-wrap-distance-top:-8e-5mm;mso-wrap-distance-right:9pt;mso-wrap-distance-bottom:-8e-5mm;mso-position-horizontal:absolute;mso-position-horizontal-relative:text;mso-position-vertical:absolute;mso-position-vertical-relative:text;mso-width-percent:0;mso-height-percent:0;mso-width-relative:page;mso-height-relative:page" from="4.75pt,5.4pt" to="444.6pt,5.4pt" o:gfxdata="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" o:allowincell="f">
+            <v:line w14:anchorId="35C791E0" id="Straight Connector 992184601" o:spid="_x0000_s1026" style="position:absolute;z-index:251658242;visibility:visible;mso-wrap-style:square;mso-width-percent:0;mso-height-percent:0;mso-wrap-distance-left:9pt;mso-wrap-distance-top:-8e-5mm;mso-wrap-distance-right:9pt;mso-wrap-distance-bottom:-8e-5mm;mso-position-horizontal:absolute;mso-position-horizontal-relative:text;mso-position-vertical:absolute;mso-position-vertical-relative:text;mso-width-percent:0;mso-height-percent:0;mso-width-relative:page;mso-height-relative:page" from="4.75pt,5.4pt" to="444.6pt,5.4pt" o:gfxdata="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" o:allowincell="f">
               <o:lock v:ext="edit" shapetype="f"/>
             </v:line>
           </w:pict>
@@ -19533,6 +19531,15 @@
 </file>
 
 <file path=customXml/item1.xml><?xml version="1.0" encoding="utf-8"?>
+<?mso-contentType ?>
+<FormTemplates xmlns="http://schemas.microsoft.com/sharepoint/v3/contenttype/forms">
+  <Display>DocumentLibraryForm</Display>
+  <Edit>DocumentLibraryForm</Edit>
+  <New>DocumentLibraryForm</New>
+</FormTemplates>
+</file>
+
+<file path=customXml/item2.xml><?xml version="1.0" encoding="utf-8"?>
 <p:properties xmlns:p="http://schemas.microsoft.com/office/2006/metadata/properties" xmlns:xsi="http://www.w3.org/2001/XMLSchema-instance" xmlns:pc="http://schemas.microsoft.com/office/infopath/2007/PartnerControls">
   <documentManagement>
     <lcf76f155ced4ddcb4097134ff3c332f xmlns="23a56af2-e0ef-4c74-897b-82f4433f7264">
@@ -19543,16 +19550,11 @@
 </p:properties>
 </file>
 
-<file path=customXml/item2.xml><?xml version="1.0" encoding="utf-8"?>
-<?mso-contentType ?>
-<FormTemplates xmlns="http://schemas.microsoft.com/sharepoint/v3/contenttype/forms">
-  <Display>DocumentLibraryForm</Display>
-  <Edit>DocumentLibraryForm</Edit>
-  <New>DocumentLibraryForm</New>
-</FormTemplates>
+<file path=customXml/item3.xml><?xml version="1.0" encoding="utf-8"?>
+<b:Sources xmlns:b="http://schemas.openxmlformats.org/officeDocument/2006/bibliography" xmlns="http://schemas.openxmlformats.org/officeDocument/2006/bibliography" SelectedStyle="\APA.XSL" StyleName="APA"/>
 </file>
 
-<file path=customXml/item3.xml><?xml version="1.0" encoding="utf-8"?>
+<file path=customXml/item4.xml><?xml version="1.0" encoding="utf-8"?>
 <ct:contentTypeSchema xmlns:ct="http://schemas.microsoft.com/office/2006/metadata/contentType" xmlns:ma="http://schemas.microsoft.com/office/2006/metadata/properties/metaAttributes" ct:_="" ma:_="" ma:contentTypeName="Document" ma:contentTypeID="0x0101004C23B53344DF4E4FA81789992A559BB4" ma:contentTypeVersion="11" ma:contentTypeDescription="Create a new document." ma:contentTypeScope="" ma:versionID="8b676a0b7bd70bb2c66c73fe345068e7">
   <xsd:schema xmlns:xsd="http://www.w3.org/2001/XMLSchema" xmlns:xs="http://www.w3.org/2001/XMLSchema" xmlns:p="http://schemas.microsoft.com/office/2006/metadata/properties" xmlns:ns2="23a56af2-e0ef-4c74-897b-82f4433f7264" xmlns:ns3="732f019d-44d9-4350-92f0-b5a245b5ee72" targetNamespace="http://schemas.microsoft.com/office/2006/metadata/properties" ma:root="true" ma:fieldsID="8af524e5481aab5be5d4f4383df9c79d" ns2:_="" ns3:_="">
     <xsd:import namespace="23a56af2-e0ef-4c74-897b-82f4433f7264"/>
@@ -19747,11 +19749,15 @@
 </ct:contentTypeSchema>
 </file>
 
-<file path=customXml/item4.xml><?xml version="1.0" encoding="utf-8"?>
-<b:Sources xmlns:b="http://schemas.openxmlformats.org/officeDocument/2006/bibliography" xmlns="http://schemas.openxmlformats.org/officeDocument/2006/bibliography" SelectedStyle="\APA.XSL" StyleName="APA"/>
+<file path=customXml/itemProps1.xml><?xml version="1.0" encoding="utf-8"?>
+<ds:datastoreItem xmlns:ds="http://schemas.openxmlformats.org/officeDocument/2006/customXml" ds:itemID="{EE213332-6D22-49EF-AB5F-D31223A8FC0A}">
+  <ds:schemaRefs>
+    <ds:schemaRef ds:uri="http://schemas.microsoft.com/sharepoint/v3/contenttype/forms"/>
+  </ds:schemaRefs>
+</ds:datastoreItem>
 </file>
 
-<file path=customXml/itemProps1.xml><?xml version="1.0" encoding="utf-8"?>
+<file path=customXml/itemProps2.xml><?xml version="1.0" encoding="utf-8"?>
 <ds:datastoreItem xmlns:ds="http://schemas.openxmlformats.org/officeDocument/2006/customXml" ds:itemID="{A8F71099-3DE3-4EA2-921C-C6E52A7B2A4F}">
   <ds:schemaRefs>
     <ds:schemaRef ds:uri="http://schemas.microsoft.com/office/2006/metadata/properties"/>
@@ -19762,15 +19768,15 @@
 </ds:datastoreItem>
 </file>
 
-<file path=customXml/itemProps2.xml><?xml version="1.0" encoding="utf-8"?>
-<ds:datastoreItem xmlns:ds="http://schemas.openxmlformats.org/officeDocument/2006/customXml" ds:itemID="{EE213332-6D22-49EF-AB5F-D31223A8FC0A}">
+<file path=customXml/itemProps3.xml><?xml version="1.0" encoding="utf-8"?>
+<ds:datastoreItem xmlns:ds="http://schemas.openxmlformats.org/officeDocument/2006/customXml" ds:itemID="{4F3AF8FC-B8A4-42C8-A49A-E31CECDE2871}">
   <ds:schemaRefs>
-    <ds:schemaRef ds:uri="http://schemas.microsoft.com/sharepoint/v3/contenttype/forms"/>
+    <ds:schemaRef ds:uri="http://schemas.openxmlformats.org/officeDocument/2006/bibliography"/>
   </ds:schemaRefs>
 </ds:datastoreItem>
 </file>
 
-<file path=customXml/itemProps3.xml><?xml version="1.0" encoding="utf-8"?>
+<file path=customXml/itemProps4.xml><?xml version="1.0" encoding="utf-8"?>
 <ds:datastoreItem xmlns:ds="http://schemas.openxmlformats.org/officeDocument/2006/customXml" ds:itemID="{1E135CD5-C7BF-4C13-BC2A-B32FABF158F1}">
   <ds:schemaRefs>
     <ds:schemaRef ds:uri="http://schemas.microsoft.com/office/2006/metadata/contentType"/>
@@ -19787,12 +19793,4 @@
     <ds:schemaRef ds:uri="http://schemas.microsoft.com/internal/obd"/>
   </ds:schemaRefs>
 </ds:datastoreItem>
-</file>
-
-<file path=customXml/itemProps4.xml><?xml version="1.0" encoding="utf-8"?>
-<ds:datastoreItem xmlns:ds="http://schemas.openxmlformats.org/officeDocument/2006/customXml" ds:itemID="{4F3AF8FC-B8A4-42C8-A49A-E31CECDE2871}">
-  <ds:schemaRefs>
-    <ds:schemaRef ds:uri="http://schemas.openxmlformats.org/officeDocument/2006/bibliography"/>
-  </ds:schemaRefs>
-</ds:datastoreItem>
 </file>
--- a/Template Program Kerja Audit.docx
+++ b/Template Program Kerja Audit.docx
@@ -6079,9 +6079,9 @@
         <w:tblLook w:val="0000" w:firstRow="0" w:lastRow="0" w:firstColumn="0" w:lastColumn="0" w:noHBand="0" w:noVBand="0"/>
       </w:tblPr>
       <w:tblGrid>
-        <w:gridCol w:w="1560"/>
-        <w:gridCol w:w="1275"/>
-        <w:gridCol w:w="6804"/>
+        <w:gridCol w:w="3544"/>
+        <w:gridCol w:w="2410"/>
+        <w:gridCol w:w="3685"/>
       </w:tblGrid>
       <w:tr>
         <w:trPr>
@@ -6090,7 +6090,7 @@
         </w:trPr>
         <w:tc>
           <w:tcPr>
-            <w:tcW w:w="1560" w:type="dxa"/>
+            <w:tcW w:w="3544" w:type="dxa"/>
             <w:shd w:val="clear" w:color="auto" w:fill="F2F2F2"/>
             <w:vAlign w:val="center"/>
           </w:tcPr>
@@ -6118,7 +6118,7 @@
         </w:tc>
         <w:tc>
           <w:tcPr>
-            <w:tcW w:w="1275" w:type="dxa"/>
+            <w:tcW w:w="2410" w:type="dxa"/>
             <w:shd w:val="clear" w:color="auto" w:fill="F2F2F2"/>
             <w:vAlign w:val="center"/>
           </w:tcPr>
@@ -6143,7 +6143,7 @@
         </w:tc>
         <w:tc>
           <w:tcPr>
-            <w:tcW w:w="6804" w:type="dxa"/>
+            <w:tcW w:w="3685" w:type="dxa"/>
             <w:shd w:val="clear" w:color="auto" w:fill="F2F2F2"/>
             <w:vAlign w:val="center"/>
           </w:tcPr>
@@ -6169,11 +6169,11 @@
       </w:tr>
       <w:tr>
         <w:trPr>
-          <w:trHeight w:val="198"/>
+          <w:trHeight w:val="536"/>
         </w:trPr>
         <w:tc>
           <w:tcPr>
-            <w:tcW w:w="1560" w:type="dxa"/>
+            <w:tcW w:w="3544" w:type="dxa"/>
           </w:tcPr>
           <w:p>
             <w:pPr>
@@ -6192,11 +6192,21 @@
                 <w:lang w:val="en-ID"/>
               </w:rPr>
             </w:pPr>
+            <w:r>
+              <w:rPr>
+                <w:rFonts w:ascii="Tahoma" w:hAnsi="Tahoma" w:cs="Tahoma"/>
+                <w:color w:val="000000"/>
+                <w:sz w:val="22"/>
+                <w:szCs w:val="22"/>
+                <w:highlight w:val="yellow"/>
+              </w:rPr>
+              <w:t>${RA_RISIKO}</w:t>
+            </w:r>
           </w:p>
         </w:tc>
         <w:tc>
           <w:tcPr>
-            <w:tcW w:w="1275" w:type="dxa"/>
+            <w:tcW w:w="2410" w:type="dxa"/>
           </w:tcPr>
           <w:p>
             <w:pPr>
@@ -6210,132 +6220,33 @@
                 <w:highlight w:val="yellow"/>
               </w:rPr>
             </w:pPr>
+            <w:r>
+              <w:rPr>
+                <w:rFonts w:ascii="Tahoma" w:eastAsia="Arial Unicode MS" w:hAnsi="Tahoma" w:cs="Tahoma"/>
+                <w:sz w:val="22"/>
+                <w:szCs w:val="22"/>
+                <w:highlight w:val="yellow"/>
+              </w:rPr>
+              <w:t>${RA_LEVEL}</w:t>
+            </w:r>
           </w:p>
         </w:tc>
         <w:tc>
           <w:tcPr>
-            <w:tcW w:w="6804" w:type="dxa"/>
+            <w:tcW w:w="3685" w:type="dxa"/>
           </w:tcPr>
           <w:p>
             <w:pPr>
-              <w:pStyle w:val="ListParagraph"/>
-              <w:ind w:left="318"/>
               <w:rPr>
                 <w:rFonts w:ascii="Tahoma" w:hAnsi="Tahoma" w:cs="Tahoma"/>
               </w:rPr>
             </w:pPr>
-          </w:p>
-        </w:tc>
-      </w:tr>
-      <w:tr>
-        <w:trPr>
-          <w:trHeight w:val="1015"/>
-        </w:trPr>
-        <w:tc>
-          <w:tcPr>
-            <w:tcW w:w="1560" w:type="dxa"/>
-          </w:tcPr>
-          <w:p>
-            <w:pPr>
-              <w:widowControl/>
-              <w:autoSpaceDE w:val="0"/>
-              <w:autoSpaceDN w:val="0"/>
-              <w:spacing w:line="276" w:lineRule="auto"/>
-              <w:jc w:val="left"/>
-              <w:textAlignment w:val="auto"/>
-              <w:rPr>
-                <w:rFonts w:ascii="Tahoma" w:hAnsi="Tahoma" w:cs="Tahoma"/>
-                <w:color w:val="000000"/>
-                <w:sz w:val="22"/>
-                <w:szCs w:val="22"/>
-                <w:highlight w:val="yellow"/>
-                <w:lang w:val="en-ID"/>
-              </w:rPr>
-            </w:pPr>
-          </w:p>
-        </w:tc>
-        <w:tc>
-          <w:tcPr>
-            <w:tcW w:w="1275" w:type="dxa"/>
-          </w:tcPr>
-          <w:p>
-            <w:pPr>
-              <w:spacing w:line="276" w:lineRule="auto"/>
-              <w:jc w:val="center"/>
-              <w:rPr>
-                <w:rFonts w:ascii="Tahoma" w:eastAsia="Arial Unicode MS" w:hAnsi="Tahoma" w:cs="Tahoma"/>
-                <w:bCs/>
-                <w:sz w:val="22"/>
-                <w:szCs w:val="22"/>
-                <w:highlight w:val="yellow"/>
-              </w:rPr>
-            </w:pPr>
-          </w:p>
-        </w:tc>
-        <w:tc>
-          <w:tcPr>
-            <w:tcW w:w="6804" w:type="dxa"/>
-          </w:tcPr>
-          <w:p>
-            <w:pPr>
-              <w:rPr>
-                <w:rFonts w:ascii="Tahoma" w:hAnsi="Tahoma" w:cs="Tahoma"/>
-              </w:rPr>
-            </w:pPr>
-          </w:p>
-        </w:tc>
-      </w:tr>
-      <w:tr>
-        <w:trPr>
-          <w:trHeight w:val="1015"/>
-        </w:trPr>
-        <w:tc>
-          <w:tcPr>
-            <w:tcW w:w="1560" w:type="dxa"/>
-          </w:tcPr>
-          <w:p>
-            <w:pPr>
-              <w:widowControl/>
-              <w:autoSpaceDE w:val="0"/>
-              <w:autoSpaceDN w:val="0"/>
-              <w:spacing w:line="276" w:lineRule="auto"/>
-              <w:jc w:val="left"/>
-              <w:textAlignment w:val="auto"/>
-              <w:rPr>
-                <w:rFonts w:ascii="Tahoma" w:hAnsi="Tahoma" w:cs="Tahoma"/>
-                <w:color w:val="000000"/>
-                <w:lang w:val="en-ID"/>
-              </w:rPr>
-            </w:pPr>
-          </w:p>
-        </w:tc>
-        <w:tc>
-          <w:tcPr>
-            <w:tcW w:w="1275" w:type="dxa"/>
-          </w:tcPr>
-          <w:p>
-            <w:pPr>
-              <w:spacing w:line="276" w:lineRule="auto"/>
-              <w:jc w:val="center"/>
-              <w:rPr>
-                <w:rFonts w:ascii="Tahoma" w:eastAsia="Arial Unicode MS" w:hAnsi="Tahoma" w:cs="Tahoma"/>
-                <w:sz w:val="22"/>
-                <w:szCs w:val="22"/>
-                <w:highlight w:val="yellow"/>
-              </w:rPr>
-            </w:pPr>
-          </w:p>
-        </w:tc>
-        <w:tc>
-          <w:tcPr>
-            <w:tcW w:w="6804" w:type="dxa"/>
-          </w:tcPr>
-          <w:p>
-            <w:pPr>
-              <w:rPr>
-                <w:rFonts w:ascii="Tahoma" w:hAnsi="Tahoma" w:cs="Tahoma"/>
-              </w:rPr>
-            </w:pPr>
+            <w:r>
+              <w:rPr>
+                <w:rFonts w:ascii="Tahoma" w:hAnsi="Tahoma" w:cs="Tahoma"/>
+              </w:rPr>
+              <w:t>${RA_KONTROL}</w:t>
+            </w:r>
           </w:p>
         </w:tc>
       </w:tr>
@@ -7299,7 +7210,6 @@
         <w:rPr>
           <w:rFonts w:ascii="Tahoma" w:eastAsia="Times New Roman" w:hAnsi="Tahoma" w:cs="Tahoma"/>
         </w:rPr>
-        <w:lastRenderedPageBreak/>
         <w:t>Melakukan</w:t>
       </w:r>
       <w:proofErr w:type="spellEnd"/>
@@ -10192,17 +10102,7 @@
                 <w:szCs w:val="20"/>
                 <w:lang w:val="id-ID"/>
               </w:rPr>
-              <w:t xml:space="preserve">Melakukan pengujian desain kontrol </w:t>
-            </w:r>
-            <w:r>
-              <w:rPr>
-                <w:rFonts w:ascii="Tahoma" w:hAnsi="Tahoma" w:cs="Tahoma"/>
-                <w:sz w:val="20"/>
-                <w:szCs w:val="20"/>
-                <w:lang w:val="id-ID"/>
-              </w:rPr>
-              <w:lastRenderedPageBreak/>
-              <w:t>(ToD):</w:t>
+              <w:t>Melakukan pengujian desain kontrol (ToD):</w:t>
             </w:r>
           </w:p>
           <w:p>
@@ -10306,6 +10206,7 @@
                 <w:szCs w:val="20"/>
                 <w:lang w:val="id-ID"/>
               </w:rPr>
+              <w:lastRenderedPageBreak/>
               <w:t xml:space="preserve">Jika ada </w:t>
             </w:r>
             <w:r>
@@ -11328,7 +11229,7 @@
         </mc:Choice>
         <mc:Fallback>
           <w:pict>
-            <v:line w14:anchorId="71A0F34A" id="Straight Connector 1" o:spid="_x0000_s1026" style="position:absolute;z-index:251658243;visibility:visible;mso-wrap-style:square;mso-width-percent:0;mso-height-percent:0;mso-wrap-distance-left:9pt;mso-wrap-distance-top:-8e-5mm;mso-wrap-distance-right:9pt;mso-wrap-distance-bottom:-8e-5mm;mso-position-horizontal:absolute;mso-position-horizontal-relative:text;mso-position-vertical:absolute;mso-position-vertical-relative:text;mso-width-percent:0;mso-height-percent:0;mso-width-relative:page;mso-height-relative:page" from="-.05pt,.1pt" to="485.95pt,.1pt" o:gfxdata="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">
+            <v:line w14:anchorId="4374727C" id="Straight Connector 1" o:spid="_x0000_s1026" style="position:absolute;z-index:251658243;visibility:visible;mso-wrap-style:square;mso-width-percent:0;mso-height-percent:0;mso-wrap-distance-left:9pt;mso-wrap-distance-top:-8e-5mm;mso-wrap-distance-right:9pt;mso-wrap-distance-bottom:-8e-5mm;mso-position-horizontal:absolute;mso-position-horizontal-relative:text;mso-position-vertical:absolute;mso-position-vertical-relative:text;mso-width-percent:0;mso-height-percent:0;mso-width-relative:page;mso-height-relative:page" from="-.05pt,.1pt" to="485.95pt,.1pt" o:gfxdata="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">
               <o:lock v:ext="edit" shapetype="f"/>
             </v:line>
           </w:pict>
@@ -11503,7 +11404,7 @@
         </mc:Choice>
         <mc:Fallback>
           <w:pict>
-            <v:line w14:anchorId="7AC786FC" id="Straight Connector 1159367546" o:spid="_x0000_s1026" style="position:absolute;z-index:251658246;visibility:visible;mso-wrap-style:square;mso-width-percent:0;mso-height-percent:0;mso-wrap-distance-left:9pt;mso-wrap-distance-top:-8e-5mm;mso-wrap-distance-right:9pt;mso-wrap-distance-bottom:-8e-5mm;mso-position-horizontal:absolute;mso-position-horizontal-relative:text;mso-position-vertical:absolute;mso-position-vertical-relative:text;mso-width-percent:0;mso-height-percent:0;mso-width-relative:page;mso-height-relative:page" from=".25pt,3.8pt" to="816.6pt,6.55pt" o:gfxdata="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" o:allowincell="f">
+            <v:line w14:anchorId="3B356D98" id="Straight Connector 1159367546" o:spid="_x0000_s1026" style="position:absolute;z-index:251658246;visibility:visible;mso-wrap-style:square;mso-width-percent:0;mso-height-percent:0;mso-wrap-distance-left:9pt;mso-wrap-distance-top:-8e-5mm;mso-wrap-distance-right:9pt;mso-wrap-distance-bottom:-8e-5mm;mso-position-horizontal:absolute;mso-position-horizontal-relative:text;mso-position-vertical:absolute;mso-position-vertical-relative:text;mso-width-percent:0;mso-height-percent:0;mso-width-relative:page;mso-height-relative:page" from=".25pt,3.8pt" to="816.6pt,6.55pt" o:gfxdata="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" o:allowincell="f">
               <o:lock v:ext="edit" shapetype="f"/>
             </v:line>
           </w:pict>
@@ -11678,7 +11579,7 @@
         </mc:Choice>
         <mc:Fallback>
           <w:pict>
-            <v:line w14:anchorId="5D940991" id="Straight Connector 408406482" o:spid="_x0000_s1026" style="position:absolute;z-index:251658241;visibility:visible;mso-wrap-style:square;mso-width-percent:0;mso-height-percent:0;mso-wrap-distance-left:9pt;mso-wrap-distance-top:-8e-5mm;mso-wrap-distance-right:9pt;mso-wrap-distance-bottom:-8e-5mm;mso-position-horizontal:absolute;mso-position-horizontal-relative:text;mso-position-vertical:absolute;mso-position-vertical-relative:text;mso-width-percent:0;mso-height-percent:0;mso-width-relative:page;mso-height-relative:page" from=".1pt,3.75pt" to="465.9pt,3.75pt" o:gfxdata="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" o:allowincell="f">
+            <v:line w14:anchorId="288F8527" id="Straight Connector 408406482" o:spid="_x0000_s1026" style="position:absolute;z-index:251658241;visibility:visible;mso-wrap-style:square;mso-width-percent:0;mso-height-percent:0;mso-wrap-distance-left:9pt;mso-wrap-distance-top:-8e-5mm;mso-wrap-distance-right:9pt;mso-wrap-distance-bottom:-8e-5mm;mso-position-horizontal:absolute;mso-position-horizontal-relative:text;mso-position-vertical:absolute;mso-position-vertical-relative:text;mso-width-percent:0;mso-height-percent:0;mso-width-relative:page;mso-height-relative:page" from=".1pt,3.75pt" to="465.9pt,3.75pt" o:gfxdata="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" o:allowincell="f">
               <o:lock v:ext="edit" shapetype="f"/>
             </v:line>
           </w:pict>
@@ -12002,7 +11903,7 @@
         </mc:Choice>
         <mc:Fallback>
           <w:pict>
-            <v:line w14:anchorId="2943801A" id="Straight Connector 3" o:spid="_x0000_s1026" style="position:absolute;z-index:251658240;visibility:visible;mso-wrap-style:square;mso-width-percent:0;mso-height-percent:0;mso-wrap-distance-left:9pt;mso-wrap-distance-top:-8e-5mm;mso-wrap-distance-right:9pt;mso-wrap-distance-bottom:-8e-5mm;mso-position-horizontal:absolute;mso-position-horizontal-relative:text;mso-position-vertical:absolute;mso-position-vertical-relative:text;mso-width-percent:0;mso-height-percent:0;mso-width-relative:page;mso-height-relative:page" from="2.15pt,5.1pt" to="818.5pt,7.85pt" o:gfxdata="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" o:allowincell="f">
+            <v:line w14:anchorId="28E1ACE6" id="Straight Connector 3" o:spid="_x0000_s1026" style="position:absolute;z-index:251658240;visibility:visible;mso-wrap-style:square;mso-width-percent:0;mso-height-percent:0;mso-wrap-distance-left:9pt;mso-wrap-distance-top:-8e-5mm;mso-wrap-distance-right:9pt;mso-wrap-distance-bottom:-8e-5mm;mso-position-horizontal:absolute;mso-position-horizontal-relative:text;mso-position-vertical:absolute;mso-position-vertical-relative:text;mso-width-percent:0;mso-height-percent:0;mso-width-relative:page;mso-height-relative:page" from="2.15pt,5.1pt" to="818.5pt,7.85pt" o:gfxdata="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" o:allowincell="f">
               <o:lock v:ext="edit" shapetype="f"/>
             </v:line>
           </w:pict>
@@ -12214,7 +12115,7 @@
         </mc:Choice>
         <mc:Fallback>
           <w:pict>
-            <v:line w14:anchorId="35C791E0" id="Straight Connector 992184601" o:spid="_x0000_s1026" style="position:absolute;z-index:251658242;visibility:visible;mso-wrap-style:square;mso-width-percent:0;mso-height-percent:0;mso-wrap-distance-left:9pt;mso-wrap-distance-top:-8e-5mm;mso-wrap-distance-right:9pt;mso-wrap-distance-bottom:-8e-5mm;mso-position-horizontal:absolute;mso-position-horizontal-relative:text;mso-position-vertical:absolute;mso-position-vertical-relative:text;mso-width-percent:0;mso-height-percent:0;mso-width-relative:page;mso-height-relative:page" from="4.75pt,5.4pt" to="444.6pt,5.4pt" o:gfxdata="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" o:allowincell="f">
+            <v:line w14:anchorId="3AB45B2B" id="Straight Connector 992184601" o:spid="_x0000_s1026" style="position:absolute;z-index:251658242;visibility:visible;mso-wrap-style:square;mso-width-percent:0;mso-height-percent:0;mso-wrap-distance-left:9pt;mso-wrap-distance-top:-8e-5mm;mso-wrap-distance-right:9pt;mso-wrap-distance-bottom:-8e-5mm;mso-position-horizontal:absolute;mso-position-horizontal-relative:text;mso-position-vertical:absolute;mso-position-vertical-relative:text;mso-width-percent:0;mso-height-percent:0;mso-width-relative:page;mso-height-relative:page" from="4.75pt,5.4pt" to="444.6pt,5.4pt" o:gfxdata="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" o:allowincell="f">
               <o:lock v:ext="edit" shapetype="f"/>
             </v:line>
           </w:pict>
@@ -15512,7 +15413,6 @@
   <w:style w:type="character" w:default="1" w:styleId="DefaultParagraphFont">
     <w:name w:val="Default Paragraph Font"/>
     <w:uiPriority w:val="1"/>
-    <w:semiHidden/>
     <w:unhideWhenUsed/>
   </w:style>
   <w:style w:type="table" w:default="1" w:styleId="TableNormal">
